--- a/downloads/teacher/bridge-week-12.docx
+++ b/downloads/teacher/bridge-week-12.docx
@@ -2062,6 +2062,396 @@
         <w:t>For Python readiness before the Responsible Plant Classifier, retain a trace of the values, the predicted outputs and the changed-case explanation. Use actual Python 3 results to check the prediction after reasoning first.</w:t>
       </w:r>
     </w:p>
+    <w:p>
+      <w:pPr>
+        <w:pStyle w:val="Heading1"/>
+      </w:pPr>
+      <w:r>
+        <w:t>07. Prepare, teach and assess</w:t>
+      </w:r>
+    </w:p>
+    <w:p>
+      <w:r>
+        <w:t>Teaching target: Design revealing tests for a function</w:t>
+      </w:r>
+    </w:p>
+    <w:p>
+      <w:r>
+        <w:t>Prepare the labelled worked-case picture, the matching workbook, fictional input cards and a place for individual responses. Check a local Python 3 environment before class; have a paper-trace version ready.</w:t>
+      </w:r>
+    </w:p>
+    <w:tbl>
+      <w:tblPr>
+        <w:tblStyle w:val="LightShading-Accent1"/>
+        <w:tblW w:type="auto" w:w="0"/>
+        <w:tblLook w:firstColumn="1" w:firstRow="1" w:lastColumn="0" w:lastRow="0" w:noHBand="0" w:noVBand="1" w:val="04A0"/>
+      </w:tblPr>
+      <w:tblGrid>
+        <w:gridCol w:w="3408"/>
+        <w:gridCol w:w="3408"/>
+        <w:gridCol w:w="3408"/>
+      </w:tblGrid>
+      <w:tr>
+        <w:trPr>
+          <w:tblHeader/>
+        </w:trPr>
+        <w:tc>
+          <w:tcPr>
+            <w:tcW w:type="dxa" w:w="3408"/>
+          </w:tcPr>
+          <w:p>
+            <w:r>
+              <w:t>Session</w:t>
+            </w:r>
+          </w:p>
+        </w:tc>
+        <w:tc>
+          <w:tcPr>
+            <w:tcW w:type="dxa" w:w="3408"/>
+          </w:tcPr>
+          <w:p>
+            <w:r>
+              <w:t>Plan</w:t>
+            </w:r>
+          </w:p>
+        </w:tc>
+        <w:tc>
+          <w:tcPr>
+            <w:tcW w:type="dxa" w:w="3408"/>
+          </w:tcPr>
+          <w:p>
+            <w:r>
+              <w:t>Resources</w:t>
+            </w:r>
+          </w:p>
+        </w:tc>
+      </w:tr>
+      <w:tr>
+        <w:tc>
+          <w:tcPr>
+            <w:tcW w:type="dxa" w:w="3408"/>
+          </w:tcPr>
+          <w:p>
+            <w:r>
+              <w:t>Session 1 · Understand · 45 min</w:t>
+            </w:r>
+          </w:p>
+        </w:tc>
+        <w:tc>
+          <w:tcPr>
+            <w:tcW w:type="dxa" w:w="3408"/>
+          </w:tcPr>
+          <w:p>
+            <w:r>
+              <w:t>0–7: recall and prerequisite; 7–15: inspect the concrete case and predict; 15–30: teacher models the worked trace; 30–40: learners explain a step using the text and visual; 40–45: check the core idea.</w:t>
+            </w:r>
+          </w:p>
+        </w:tc>
+        <w:tc>
+          <w:tcPr>
+            <w:tcW w:type="dxa" w:w="3408"/>
+          </w:tcPr>
+          <w:p>
+            <w:r>
+              <w:t>Sections 1–6; record the brief recall in the workbook.</w:t>
+            </w:r>
+          </w:p>
+        </w:tc>
+      </w:tr>
+      <w:tr>
+        <w:tc>
+          <w:tcPr>
+            <w:tcW w:type="dxa" w:w="3408"/>
+          </w:tcPr>
+          <w:p>
+            <w:r>
+              <w:t>Session 2 · Practise · 45 min</w:t>
+            </w:r>
+          </w:p>
+        </w:tc>
+        <w:tc>
+          <w:tcPr>
+            <w:tcW w:type="dxa" w:w="3408"/>
+          </w:tcPr>
+          <w:p>
+            <w:r>
+              <w:t>0–5: retrieve the procedure; 5–15: W2 completion practice; 15–23: explain and check with a partner; 23–30: each learner answers the misconception check; 30–40: targeted reteaching or a harder variation; 40–45: prepare the investigation.</w:t>
+            </w:r>
+          </w:p>
+        </w:tc>
+        <w:tc>
+          <w:tcPr>
+            <w:tcW w:type="dxa" w:w="3408"/>
+          </w:tcPr>
+          <w:p>
+            <w:r>
+              <w:t>Sections 7–10; use the matching workbook W2 and misconception check.</w:t>
+            </w:r>
+          </w:p>
+        </w:tc>
+      </w:tr>
+      <w:tr>
+        <w:tc>
+          <w:tcPr>
+            <w:tcW w:type="dxa" w:w="3408"/>
+          </w:tcPr>
+          <w:p>
+            <w:r>
+              <w:t>Session 3 · Investigate and transfer · 45 min</w:t>
+            </w:r>
+          </w:p>
+        </w:tc>
+        <w:tc>
+          <w:tcPr>
+            <w:tcW w:type="dxa" w:w="3408"/>
+          </w:tcPr>
+          <w:p>
+            <w:r>
+              <w:t>0–5: retrieve the decision rule; 5–20: investigate or trace; 20–30: start the independent case; 30–38: connect the project; 38–43: act on feedback; 43–45: plan the return check.</w:t>
+            </w:r>
+          </w:p>
+        </w:tc>
+        <w:tc>
+          <w:tcPr>
+            <w:tcW w:type="dxa" w:w="3408"/>
+          </w:tcPr>
+          <w:p>
+            <w:r>
+              <w:t>Sections 9 and 11–14. Give extra time to finish the full task set; use Section 15 when the week includes a coding lab.</w:t>
+            </w:r>
+          </w:p>
+        </w:tc>
+      </w:tr>
+    </w:tbl>
+    <w:p>
+      <w:r>
+        <w:t>Before class, solve the supported practice: A faulty function always returns 4. Which of your three cases pass and fail?</w:t>
+      </w:r>
+    </w:p>
+    <w:p>
+      <w:r>
+        <w:t>Reasoned practice answer: Only (6, 2) passes. The full and unused cases fail.</w:t>
+      </w:r>
+    </w:p>
+    <w:p>
+      <w:r>
+        <w:t>Check every learner before discussion: Use the worked case for Testing and debugging functions. Proposed explanation: “A successful run proves the conclusion”. Decide whether this explanation is supported. Point to the step or supplied fact that decides; explain your repair if needed.</w:t>
+      </w:r>
+    </w:p>
+    <w:p>
+      <w:r>
+        <w:t>Misconception repair: Passing this small suite supports these particular cases. It neither proves every allowed input correct nor checks invalid input handling. A test outside the contract needs a separately specified expected behavior.</w:t>
+      </w:r>
+    </w:p>
+    <w:p>
+      <w:r>
+        <w:t>Support: read the exact case aloud, enlarge the labelled picture, supply input cards and model only the first deciding step. Accept a spoken explanation or drawing; retain the reasoning goal.</w:t>
+      </w:r>
+    </w:p>
+    <w:p>
+      <w:r>
+        <w:t>Extension: Remove the test at 3 and keep only 2 and 4. Require a prediction and a reason before comparing. Expected result: The buggy &lt;= function passes those remaining tests. Reason: Both procedures agree away from the equality boundary.</w:t>
+      </w:r>
+    </w:p>
+    <w:p>
+      <w:r>
+        <w:t>Independent assessment: withhold the reserved answer until the learner has attempted the new case. Record support separately from correctness.</w:t>
+      </w:r>
+    </w:p>
+    <w:tbl>
+      <w:tblPr>
+        <w:tblStyle w:val="LightShading-Accent1"/>
+        <w:tblW w:type="auto" w:w="0"/>
+        <w:tblLook w:firstColumn="1" w:firstRow="1" w:lastColumn="0" w:lastRow="0" w:noHBand="0" w:noVBand="1" w:val="04A0"/>
+      </w:tblPr>
+      <w:tblGrid>
+        <w:gridCol w:w="2556"/>
+        <w:gridCol w:w="2556"/>
+        <w:gridCol w:w="2556"/>
+        <w:gridCol w:w="2556"/>
+      </w:tblGrid>
+      <w:tr>
+        <w:trPr>
+          <w:tblHeader/>
+        </w:trPr>
+        <w:tc>
+          <w:tcPr>
+            <w:tcW w:type="dxa" w:w="2556"/>
+          </w:tcPr>
+          <w:p>
+            <w:r>
+              <w:t>Criterion</w:t>
+            </w:r>
+          </w:p>
+        </w:tc>
+        <w:tc>
+          <w:tcPr>
+            <w:tcW w:type="dxa" w:w="2556"/>
+          </w:tcPr>
+          <w:p>
+            <w:r>
+              <w:t>Not yet</w:t>
+            </w:r>
+          </w:p>
+        </w:tc>
+        <w:tc>
+          <w:tcPr>
+            <w:tcW w:type="dxa" w:w="2556"/>
+          </w:tcPr>
+          <w:p>
+            <w:r>
+              <w:t>With support</w:t>
+            </w:r>
+          </w:p>
+        </w:tc>
+        <w:tc>
+          <w:tcPr>
+            <w:tcW w:type="dxa" w:w="2556"/>
+          </w:tcPr>
+          <w:p>
+            <w:r>
+              <w:t>Independent</w:t>
+            </w:r>
+          </w:p>
+        </w:tc>
+      </w:tr>
+      <w:tr>
+        <w:tc>
+          <w:tcPr>
+            <w:tcW w:type="dxa" w:w="2556"/>
+          </w:tcPr>
+          <w:p>
+            <w:r>
+              <w:t>Explanation</w:t>
+            </w:r>
+          </w:p>
+        </w:tc>
+        <w:tc>
+          <w:tcPr>
+            <w:tcW w:type="dxa" w:w="2556"/>
+          </w:tcPr>
+          <w:p>
+            <w:r>
+              <w:t>Names an answer without a deciding fact</w:t>
+            </w:r>
+          </w:p>
+        </w:tc>
+        <w:tc>
+          <w:tcPr>
+            <w:tcW w:type="dxa" w:w="2556"/>
+          </w:tcPr>
+          <w:p>
+            <w:r>
+              <w:t>Uses a hint to link fact and decision</w:t>
+            </w:r>
+          </w:p>
+        </w:tc>
+        <w:tc>
+          <w:tcPr>
+            <w:tcW w:type="dxa" w:w="2556"/>
+          </w:tcPr>
+          <w:p>
+            <w:r>
+              <w:t>Explains the deciding fact in own words</w:t>
+            </w:r>
+          </w:p>
+        </w:tc>
+      </w:tr>
+      <w:tr>
+        <w:tc>
+          <w:tcPr>
+            <w:tcW w:type="dxa" w:w="2556"/>
+          </w:tcPr>
+          <w:p>
+            <w:r>
+              <w:t>Trace or test</w:t>
+            </w:r>
+          </w:p>
+        </w:tc>
+        <w:tc>
+          <w:tcPr>
+            <w:tcW w:type="dxa" w:w="2556"/>
+          </w:tcPr>
+          <w:p>
+            <w:r>
+              <w:t>Cannot connect input and result</w:t>
+            </w:r>
+          </w:p>
+        </w:tc>
+        <w:tc>
+          <w:tcPr>
+            <w:tcW w:type="dxa" w:w="2556"/>
+          </w:tcPr>
+          <w:p>
+            <w:r>
+              <w:t>Completes steps with prompts</w:t>
+            </w:r>
+          </w:p>
+        </w:tc>
+        <w:tc>
+          <w:tcPr>
+            <w:tcW w:type="dxa" w:w="2556"/>
+          </w:tcPr>
+          <w:p>
+            <w:r>
+              <w:t>Traces or tests a changed case accurately</w:t>
+            </w:r>
+          </w:p>
+        </w:tc>
+      </w:tr>
+      <w:tr>
+        <w:tc>
+          <w:tcPr>
+            <w:tcW w:type="dxa" w:w="2556"/>
+          </w:tcPr>
+          <w:p>
+            <w:r>
+              <w:t>Limits and revision</w:t>
+            </w:r>
+          </w:p>
+        </w:tc>
+        <w:tc>
+          <w:tcPr>
+            <w:tcW w:type="dxa" w:w="2556"/>
+          </w:tcPr>
+          <w:p>
+            <w:r>
+              <w:t>Claims more than evidence supports</w:t>
+            </w:r>
+          </w:p>
+        </w:tc>
+        <w:tc>
+          <w:tcPr>
+            <w:tcW w:type="dxa" w:w="2556"/>
+          </w:tcPr>
+          <w:p>
+            <w:r>
+              <w:t>Names a limit after a prompt</w:t>
+            </w:r>
+          </w:p>
+        </w:tc>
+        <w:tc>
+          <w:tcPr>
+            <w:tcW w:type="dxa" w:w="2556"/>
+          </w:tcPr>
+          <w:p>
+            <w:r>
+              <w:t>States a defensible limit and useful next test</w:t>
+            </w:r>
+          </w:p>
+        </w:tc>
+      </w:tr>
+    </w:tbl>
+    <w:p>
+      <w:r>
+        <w:t>Project checkpoint: Python readiness portfolio. Keep runnable code, predictions, actual outputs, one repaired error and an explanation of a function on changed inputs.</w:t>
+      </w:r>
+    </w:p>
+    <w:p>
+      <w:r>
+        <w:t>Use the weekly teacher answer for topic-specific reasoning. A saved progress tick is an activity record; judge mastery from the learner’s explanation and evidence.</w:t>
+      </w:r>
+    </w:p>
     <w:sectPr>
       <w:pgSz w:w="12240" w:h="15840"/>
       <w:pgMar w:top="936" w:right="1008" w:bottom="936" w:left="1008" w:header="720" w:footer="720" w:gutter="0"/>

--- a/downloads/teacher/bridge-week-12.docx
+++ b/downloads/teacher/bridge-week-12.docx
@@ -2452,6 +2452,39 @@
         <w:t>Use the weekly teacher answer for topic-specific reasoning. A saved progress tick is an activity record; judge mastery from the learner’s explanation and evidence.</w:t>
       </w:r>
     </w:p>
+    <w:p>
+      <w:pPr>
+        <w:pStyle w:val="Heading1"/>
+      </w:pPr>
+      <w:r>
+        <w:t>08. Use feedback, labs and repair paths</w:t>
+      </w:r>
+    </w:p>
+    <w:p>
+      <w:r>
+        <w:t>Use the two formative questions as supported practice, not as independent mastery scores. Discuss the deciding evidence rather than accepting a guessed selection.</w:t>
+      </w:r>
+    </w:p>
+    <w:p>
+      <w:r>
+        <w:t>The feedback comes from the reviewed public worked case. Do not reveal the separately reserved independent teacher answer until the learner has attempted that case.</w:t>
+      </w:r>
+    </w:p>
+    <w:p>
+      <w:r>
+        <w:t>Ask students to predict before running code. Preserve errors and actual outputs; collect a changed test and an explanation. The branch-boundary and indexing lessons deliberately include failure cases.</w:t>
+      </w:r>
+    </w:p>
+    <w:p>
+      <w:r>
+        <w:t>Use the earlier worked-explanation links to address a specific missing building block, then return to the current question. Adapt this suggestion after observing the learner; it is not an automatic diagnosis.</w:t>
+      </w:r>
+    </w:p>
+    <w:p>
+      <w:r>
+        <w:t>Collect the completed-work portfolio as evidence. Record support separately from correctness, and assess explanation, trace/test and limitations. Progress ticks and quiz selections alone do not establish mastery.</w:t>
+      </w:r>
+    </w:p>
     <w:sectPr>
       <w:pgSz w:w="12240" w:h="15840"/>
       <w:pgMar w:top="936" w:right="1008" w:bottom="936" w:left="1008" w:header="720" w:footer="720" w:gutter="0"/>

--- a/downloads/teacher/bridge-week-12.docx
+++ b/downloads/teacher/bridge-week-12.docx
@@ -29,15 +29,26 @@
       </w:r>
     </w:p>
     <w:p>
-      <w:pPr>
-        <w:pStyle w:val="Heading3"/>
-      </w:pPr>
-      <w:r>
-        <w:t>Teach the learning cycle</w:t>
+      <w:r>
+        <w:t>Prepare Testing and debugging functions: check the target, prerequisites, resources and adaptable teaching schedule.</w:t>
       </w:r>
     </w:p>
     <w:p>
-      <w:r>
+      <w:pPr>
+        <w:pStyle w:val="Heading3"/>
+      </w:pPr>
+      <w:r>
+        <w:t>Teach the learning cycle</w:t>
+      </w:r>
+    </w:p>
+    <w:p>
+      <w:pPr>
+        <w:spacing w:line="336" w:lineRule="auto" w:after="180"/>
+      </w:pPr>
+      <w:r>
+        <w:rPr>
+          <w:b w:val="0"/>
+        </w:rPr>
         <w:t>Primary target: Design revealing tests for a function</w:t>
       </w:r>
     </w:p>
@@ -185,21 +196,48 @@
       </w:tr>
     </w:tbl>
     <w:p>
-      <w:r>
-        <w:t>This is a starting allocation of 135 minutes, not a validated duration. Preserve all named topics. Schedule extra time for connected examples, the full investigation, independent cases and project building. Repeated copies of a case share one recorded attempt; they are not new evidence.</w:t>
+      <w:pPr>
+        <w:spacing w:line="336" w:lineRule="auto" w:after="180"/>
+      </w:pPr>
+      <w:r>
+        <w:rPr>
+          <w:b w:val="0"/>
+        </w:rPr>
+        <w:t>This is a starting allocation of 135 minutes, not a validated duration. Preserve all named topics. Schedule extra time for connected examples, the full investigation, independent cases and project building.</w:t>
       </w:r>
     </w:p>
     <w:p>
-      <w:r>
-        <w:t>Case exposure check: this source example appears in ai-2/6, python-bridge/12. Reuse a familiar case for recall or modelling; verify that the case used to assess transfer has not already received feedback.</w:t>
+      <w:pPr>
+        <w:spacing w:line="336" w:lineRule="auto" w:after="180"/>
+      </w:pPr>
+      <w:r>
+        <w:rPr>
+          <w:b w:val="0"/>
+        </w:rPr>
+        <w:t xml:space="preserve">Repeated copies of a case share one recorded attempt; they are not new </w:t>
+      </w:r>
+      <w:r>
+        <w:rPr>
+          <w:b/>
+        </w:rPr>
+        <w:t>evidence</w:t>
+      </w:r>
+      <w:r>
+        <w:rPr>
+          <w:b w:val="0"/>
+        </w:rPr>
+        <w:t>.</w:t>
       </w:r>
     </w:p>
     <w:p>
       <w:pPr>
-        <w:pStyle w:val="Heading3"/>
-      </w:pPr>
-      <w:r>
-        <w:t>Retrieval answer guidance</w:t>
+        <w:spacing w:line="336" w:lineRule="auto" w:after="180"/>
+      </w:pPr>
+      <w:r>
+        <w:rPr>
+          <w:b w:val="0"/>
+        </w:rPr>
+        <w:t>Case exposure check: this source example appears in ai-2/6, python-bridge/12. Reuse a familiar case for recall or modelling; verify that the case used to assess transfer has not already received feedback.</w:t>
       </w:r>
     </w:p>
     <w:p>
@@ -207,168 +245,443 @@
         <w:pStyle w:val="Heading3"/>
       </w:pPr>
       <w:r>
-        <w:t>Reading structured data</w:t>
+        <w:t>Retrieval answer guidance</w:t>
       </w:r>
     </w:p>
     <w:p>
-      <w:r>
-        <w:t>Without opening the old lesson, explain one key idea from Reading structured data. Give an example and a mistake that the idea helps you avoid.</w:t>
+      <w:pPr>
+        <w:pStyle w:val="Heading3"/>
+      </w:pPr>
+      <w:r>
+        <w:t>Reading structured data</w:t>
       </w:r>
     </w:p>
     <w:p>
-      <w:r>
-        <w:t>Look for: Process a list of records consistently</w:t>
+      <w:pPr>
+        <w:spacing w:line="336" w:lineRule="auto" w:after="180"/>
+      </w:pPr>
+      <w:r>
+        <w:rPr>
+          <w:b w:val="0"/>
+        </w:rPr>
+        <w:t>Without opening the old lesson, explain one key idea from Reading structured data. Give an example and a mistake that the idea helps you avoid.</w:t>
       </w:r>
     </w:p>
     <w:p>
-      <w:r>
-        <w:t>Reference example, not the only acceptable wording: There are 2 records. The second has 0 spare spaces.</w:t>
+      <w:pPr>
+        <w:spacing w:line="336" w:lineRule="auto" w:after="180"/>
+      </w:pPr>
+      <w:r>
+        <w:rPr>
+          <w:b w:val="0"/>
+        </w:rPr>
+        <w:t xml:space="preserve">Look for: </w:t>
+      </w:r>
+      <w:r>
+        <w:rPr>
+          <w:b/>
+        </w:rPr>
+        <w:t>Process</w:t>
+      </w:r>
+      <w:r>
+        <w:rPr>
+          <w:b w:val="0"/>
+        </w:rPr>
+        <w:t xml:space="preserve"> a list of records consistently</w:t>
       </w:r>
     </w:p>
     <w:p>
       <w:pPr>
-        <w:pStyle w:val="Heading3"/>
-      </w:pPr>
-      <w:r>
-        <w:t>Return values and local state</w:t>
+        <w:spacing w:line="336" w:lineRule="auto" w:after="180"/>
+      </w:pPr>
+      <w:r>
+        <w:rPr>
+          <w:b w:val="0"/>
+        </w:rPr>
+        <w:t>Reference example, not the only acceptable wording: There are 2 records. The second has 0 spare spaces.</w:t>
       </w:r>
     </w:p>
     <w:p>
-      <w:r>
-        <w:t>Without opening the old lesson, explain one key idea from Return values and local state. Give an example and a mistake that the idea helps you avoid.</w:t>
+      <w:pPr>
+        <w:pStyle w:val="Heading3"/>
+      </w:pPr>
+      <w:r>
+        <w:t>Return values and local state</w:t>
       </w:r>
     </w:p>
     <w:p>
-      <w:r>
-        <w:t>Look for: Use a returned value in a later calculation</w:t>
+      <w:pPr>
+        <w:spacing w:line="336" w:lineRule="auto" w:after="180"/>
+      </w:pPr>
+      <w:r>
+        <w:rPr>
+          <w:b w:val="0"/>
+        </w:rPr>
+        <w:t>Without opening the old lesson, explain one key idea from Return values and local state. Give an example and a mistake that the idea helps you avoid.</w:t>
       </w:r>
     </w:p>
     <w:p>
-      <w:r>
-        <w:t>Reference example, not the only acceptable wording: result is 9 and doubled is 18. Nothing is displayed by these assignments or the returning function. print(doubled) would display 18.</w:t>
+      <w:pPr>
+        <w:spacing w:line="336" w:lineRule="auto" w:after="180"/>
+      </w:pPr>
+      <w:r>
+        <w:rPr>
+          <w:b w:val="0"/>
+        </w:rPr>
+        <w:t>Look for: Use a returned value in a later calculation</w:t>
       </w:r>
     </w:p>
     <w:p>
       <w:pPr>
-        <w:pStyle w:val="Heading3"/>
-      </w:pPr>
-      <w:r>
-        <w:t>Loops and trace tables</w:t>
+        <w:spacing w:line="336" w:lineRule="auto" w:after="180"/>
+      </w:pPr>
+      <w:r>
+        <w:rPr>
+          <w:b w:val="0"/>
+        </w:rPr>
+        <w:t>Reference example, not the only acceptable wording: result is 9 and doubled is 18. Nothing is displayed by these assignments or the returning function. print(doubled) would display 18.</w:t>
       </w:r>
     </w:p>
     <w:p>
-      <w:r>
-        <w:t>Without opening the old lesson, explain one key idea from Loops and trace tables. Give an example and a mistake that the idea helps you avoid.</w:t>
+      <w:pPr>
+        <w:pStyle w:val="Heading3"/>
+      </w:pPr>
+      <w:r>
+        <w:t>Loops and trace tables</w:t>
       </w:r>
     </w:p>
     <w:p>
-      <w:r>
-        <w:t>Look for: Trace variable values before and after each loop iteration</w:t>
+      <w:pPr>
+        <w:spacing w:line="336" w:lineRule="auto" w:after="180"/>
+      </w:pPr>
+      <w:r>
+        <w:rPr>
+          <w:b w:val="0"/>
+        </w:rPr>
+        <w:t>Without opening the old lesson, explain one key idea from Loops and trace tables. Give an example and a mistake that the idea helps you avoid.</w:t>
       </w:r>
     </w:p>
     <w:p>
-      <w:r>
-        <w:t>Reference example, not the only acceptable wording: 2, 3 and 4; the stop value is excluded. The body runs three times.</w:t>
+      <w:pPr>
+        <w:spacing w:line="336" w:lineRule="auto" w:after="180"/>
+      </w:pPr>
+      <w:r>
+        <w:rPr>
+          <w:b w:val="0"/>
+        </w:rPr>
+        <w:t>Look for: Trace variable values before and after each loop iteration</w:t>
       </w:r>
     </w:p>
     <w:p>
-      <w:r>
-        <w:t>Teach Week 12 as a two-session investigation using fictional data. A function can pass one example by coincidence. Start with a written rule, calculate expected results independently, and include ordinary, zero and boundary cases. We will test a subtraction function under the contract 0 &lt;= used &lt;= capacity. Assess the three stated outcomes through the independent task, not by copying the worked result.</w:t>
+      <w:pPr>
+        <w:spacing w:line="336" w:lineRule="auto" w:after="180"/>
+      </w:pPr>
+      <w:r>
+        <w:rPr>
+          <w:b w:val="0"/>
+        </w:rPr>
+        <w:t>Reference example, not the only acceptable wording: 2, 3 and 4; the stop value is excluded. The body runs three times.</w:t>
       </w:r>
     </w:p>
     <w:p>
       <w:pPr>
-        <w:pStyle w:val="Heading3"/>
-      </w:pPr>
-      <w:r>
-        <w:t>Outcomes</w:t>
+        <w:spacing w:line="336" w:lineRule="auto" w:after="180"/>
+      </w:pPr>
+      <w:r>
+        <w:rPr>
+          <w:b w:val="0"/>
+        </w:rPr>
+        <w:t>Teach Week 12 as a two-session investigation using fictional data. A function can pass one example by coincidence.</w:t>
       </w:r>
     </w:p>
     <w:p>
-      <w:r>
-        <w:t>Design revealing tests for a function</w:t>
+      <w:pPr>
+        <w:spacing w:line="336" w:lineRule="auto" w:after="180"/>
+      </w:pPr>
+      <w:r>
+        <w:rPr>
+          <w:b w:val="0"/>
+        </w:rPr>
+        <w:t xml:space="preserve">Start with a </w:t>
+      </w:r>
+      <w:r>
+        <w:rPr>
+          <w:b/>
+        </w:rPr>
+        <w:t>written rule</w:t>
+      </w:r>
+      <w:r>
+        <w:rPr>
+          <w:b w:val="0"/>
+        </w:rPr>
+        <w:t xml:space="preserve">, calculate expected results independently, and include ordinary, zero and </w:t>
+      </w:r>
+      <w:r>
+        <w:rPr>
+          <w:b/>
+        </w:rPr>
+        <w:t>boundary</w:t>
+      </w:r>
+      <w:r>
+        <w:rPr>
+          <w:b w:val="0"/>
+        </w:rPr>
+        <w:t xml:space="preserve"> cases. We will test a subtraction function under the contract 0 &lt;= used &lt;= capacity.</w:t>
       </w:r>
     </w:p>
     <w:p>
-      <w:r>
-        <w:t>Compare expected and actual results</w:t>
+      <w:pPr>
+        <w:spacing w:line="336" w:lineRule="auto" w:after="180"/>
+      </w:pPr>
+      <w:r>
+        <w:rPr>
+          <w:b w:val="0"/>
+        </w:rPr>
+        <w:t>Assess the three stated outcomes through the independent task, not by copying the worked result.</w:t>
       </w:r>
     </w:p>
     <w:p>
-      <w:r>
-        <w:t>Repair a defect and rerun earlier cases</w:t>
+      <w:pPr>
+        <w:pStyle w:val="Heading3"/>
+      </w:pPr>
+      <w:r>
+        <w:t>Outcomes</w:t>
       </w:r>
     </w:p>
     <w:p>
       <w:pPr>
-        <w:pStyle w:val="Heading3"/>
-      </w:pPr>
-      <w:r>
-        <w:t>Preparation</w:t>
+        <w:spacing w:line="336" w:lineRule="auto" w:after="180"/>
+      </w:pPr>
+      <w:r>
+        <w:rPr>
+          <w:b w:val="0"/>
+        </w:rPr>
+        <w:t>Design revealing tests for a function</w:t>
       </w:r>
     </w:p>
     <w:p>
-      <w:r>
-        <w:t>Python 3 editor with a fresh local practice file</w:t>
+      <w:pPr>
+        <w:spacing w:line="336" w:lineRule="auto" w:after="180"/>
+      </w:pPr>
+      <w:r>
+        <w:rPr>
+          <w:b w:val="0"/>
+        </w:rPr>
+        <w:t>Compare expected and actual results</w:t>
       </w:r>
     </w:p>
     <w:p>
-      <w:r>
-        <w:t>Paper trace table and the student workbook</w:t>
+      <w:pPr>
+        <w:spacing w:line="336" w:lineRule="auto" w:after="180"/>
+      </w:pPr>
+      <w:r>
+        <w:rPr>
+          <w:b w:val="0"/>
+        </w:rPr>
+        <w:t>Repair a defect and rerun earlier cases</w:t>
       </w:r>
     </w:p>
     <w:p>
-      <w:r>
-        <w:t>Fictional input records from this lesson; no real student identifiers</w:t>
+      <w:pPr>
+        <w:pStyle w:val="Heading3"/>
+      </w:pPr>
+      <w:r>
+        <w:t>Preparation</w:t>
       </w:r>
     </w:p>
     <w:p>
       <w:pPr>
-        <w:pStyle w:val="Heading3"/>
-      </w:pPr>
-      <w:r>
-        <w:t>Prerequisite answer</w:t>
+        <w:spacing w:line="336" w:lineRule="auto" w:after="180"/>
+      </w:pPr>
+      <w:r>
+        <w:rPr>
+          <w:b w:val="0"/>
+        </w:rPr>
+        <w:t>Python 3 editor with a fresh local practice file</w:t>
       </w:r>
     </w:p>
     <w:p>
-      <w:r>
-        <w:t>7.</w:t>
+      <w:pPr>
+        <w:spacing w:line="336" w:lineRule="auto" w:after="180"/>
+      </w:pPr>
+      <w:r>
+        <w:rPr>
+          <w:b w:val="0"/>
+        </w:rPr>
+        <w:t>Paper trace table and the student workbook</w:t>
       </w:r>
     </w:p>
     <w:p>
       <w:pPr>
-        <w:pStyle w:val="Heading3"/>
-      </w:pPr>
-      <w:r>
-        <w:t>End goal for the pictorial case</w:t>
+        <w:spacing w:line="336" w:lineRule="auto" w:after="180"/>
+      </w:pPr>
+      <w:r>
+        <w:rPr>
+          <w:b w:val="0"/>
+        </w:rPr>
+        <w:t xml:space="preserve">Fictional </w:t>
+      </w:r>
+      <w:r>
+        <w:rPr>
+          <w:b/>
+        </w:rPr>
+        <w:t>input</w:t>
+      </w:r>
+      <w:r>
+        <w:rPr>
+          <w:b w:val="0"/>
+        </w:rPr>
+        <w:t xml:space="preserve"> records from this lesson; no real student identifiers</w:t>
       </w:r>
     </w:p>
     <w:p>
-      <w:r>
-        <w:t>Trace testing and debugging functions and explain the changed program before running it.</w:t>
+      <w:pPr>
+        <w:pStyle w:val="Heading3"/>
+      </w:pPr>
+      <w:r>
+        <w:t>Prerequisite answer</w:t>
       </w:r>
     </w:p>
     <w:p>
-      <w:r>
-        <w:t>This added worked case illustrates the week’s main idea. Retain all original and connected topics; schedule its practice within the teaching cycle.</w:t>
+      <w:pPr>
+        <w:spacing w:line="336" w:lineRule="auto" w:after="180"/>
+      </w:pPr>
+      <w:r>
+        <w:rPr>
+          <w:b w:val="0"/>
+        </w:rPr>
+        <w:t>7.</w:t>
       </w:r>
     </w:p>
     <w:p>
       <w:pPr>
-        <w:pStyle w:val="Heading1"/>
-      </w:pPr>
-      <w:r>
-        <w:t>02. Explain and model the mechanism</w:t>
+        <w:pStyle w:val="Heading3"/>
+      </w:pPr>
+      <w:r>
+        <w:t>End goal for the pictorial case</w:t>
       </w:r>
     </w:p>
     <w:p>
-      <w:r>
-        <w:t>A function can pass one example by coincidence. Start with a written rule, calculate expected results independently, and include ordinary, zero and boundary cases. We will test a subtraction function under the contract 0 &lt;= used &lt;= capacity.</w:t>
+      <w:pPr>
+        <w:spacing w:line="336" w:lineRule="auto" w:after="180"/>
+      </w:pPr>
+      <w:r>
+        <w:rPr>
+          <w:b w:val="0"/>
+        </w:rPr>
+        <w:t>Trace testing and debugging functions and explain the changed program before running it.</w:t>
       </w:r>
     </w:p>
     <w:p>
-      <w:r>
-        <w:t>Each parenthesized group is a tuple, an ordered group of values. The loop unpacks each group into three names. Equality compares the actual result to the independently calculated expected result. The worked script prints True three times. An assert actual == expected could instead stop at the first mismatch with AssertionError.</w:t>
+      <w:pPr>
+        <w:spacing w:line="336" w:lineRule="auto" w:after="180"/>
+      </w:pPr>
+      <w:r>
+        <w:rPr>
+          <w:b w:val="0"/>
+        </w:rPr>
+        <w:t>This added worked case illustrates the week’s main idea. Retain all original and connected topics; schedule its practice within the teaching cycle.</w:t>
+      </w:r>
+    </w:p>
+    <w:p>
+      <w:pPr>
+        <w:pStyle w:val="Heading1"/>
+      </w:pPr>
+      <w:r>
+        <w:t>02. Explain and model the mechanism</w:t>
+      </w:r>
+    </w:p>
+    <w:p>
+      <w:r>
+        <w:t>Model Testing and debugging functions using the supplied case, labelled mechanism and reasoning. Make the scope of each conclusion explicit.</w:t>
+      </w:r>
+    </w:p>
+    <w:p>
+      <w:pPr>
+        <w:spacing w:line="336" w:lineRule="auto" w:after="180"/>
+      </w:pPr>
+      <w:r>
+        <w:rPr>
+          <w:b w:val="0"/>
+        </w:rPr>
+        <w:t xml:space="preserve">A function can pass one example by coincidence. Start with a </w:t>
+      </w:r>
+      <w:r>
+        <w:rPr>
+          <w:b/>
+        </w:rPr>
+        <w:t>written rule</w:t>
+      </w:r>
+      <w:r>
+        <w:rPr>
+          <w:b w:val="0"/>
+        </w:rPr>
+        <w:t xml:space="preserve">, calculate expected results independently, and include ordinary, zero and </w:t>
+      </w:r>
+      <w:r>
+        <w:rPr>
+          <w:b/>
+        </w:rPr>
+        <w:t>boundary</w:t>
+      </w:r>
+      <w:r>
+        <w:rPr>
+          <w:b w:val="0"/>
+        </w:rPr>
+        <w:t xml:space="preserve"> cases.</w:t>
+      </w:r>
+    </w:p>
+    <w:p>
+      <w:pPr>
+        <w:spacing w:line="336" w:lineRule="auto" w:after="180"/>
+      </w:pPr>
+      <w:r>
+        <w:rPr>
+          <w:b w:val="0"/>
+        </w:rPr>
+        <w:t>We will test a subtraction function under the contract 0 &lt;= used &lt;= capacity.</w:t>
+      </w:r>
+    </w:p>
+    <w:p>
+      <w:pPr>
+        <w:pStyle w:val="Heading3"/>
+      </w:pPr>
+      <w:r>
+        <w:t>Explain Testing and debugging functions · 1</w:t>
+      </w:r>
+    </w:p>
+    <w:p>
+      <w:pPr>
+        <w:spacing w:line="336" w:lineRule="auto" w:after="180"/>
+      </w:pPr>
+      <w:r>
+        <w:rPr>
+          <w:b w:val="0"/>
+        </w:rPr>
+        <w:t>Each parenthesized group is a tuple, an ordered group of values. The loop unpacks each group into three names. Equality compares the actual result to the independently calculated expected result.</w:t>
+      </w:r>
+    </w:p>
+    <w:p>
+      <w:pPr>
+        <w:spacing w:line="336" w:lineRule="auto" w:after="180"/>
+      </w:pPr>
+      <w:r>
+        <w:rPr>
+          <w:b w:val="0"/>
+        </w:rPr>
+        <w:t xml:space="preserve">The worked script prints True three times. An assert actual == expected could instead stop at the first mismatch with </w:t>
+      </w:r>
+      <w:r>
+        <w:rPr>
+          <w:b/>
+        </w:rPr>
+        <w:t>Assertion</w:t>
+      </w:r>
+      <w:r>
+        <w:rPr>
+          <w:b w:val="0"/>
+        </w:rPr>
+        <w:t>Error.</w:t>
       </w:r>
     </w:p>
     <w:tbl>
@@ -652,8 +965,26 @@
       </w:r>
     </w:p>
     <w:p>
-      <w:r>
-        <w:t>It passes (8, 3) but fails (8, 8), returning 5 instead of 0. Exit: No. Negative counts are outside our nonnegative-input contract and were not tested; rejection behavior must first be defined.</w:t>
+      <w:pPr>
+        <w:spacing w:line="336" w:lineRule="auto" w:after="180"/>
+      </w:pPr>
+      <w:r>
+        <w:rPr>
+          <w:b w:val="0"/>
+        </w:rPr>
+        <w:t>It passes (8, 3) but fails (8, 8), returning 5 instead of 0. Exit: No. Negative counts are outside our nonnegative-</w:t>
+      </w:r>
+      <w:r>
+        <w:rPr>
+          <w:b/>
+        </w:rPr>
+        <w:t>input</w:t>
+      </w:r>
+      <w:r>
+        <w:rPr>
+          <w:b w:val="0"/>
+        </w:rPr>
+        <w:t xml:space="preserve"> contract and were not tested; rejection behavior must first be defined.</w:t>
       </w:r>
     </w:p>
     <w:p>
@@ -665,8 +996,37 @@
       </w:r>
     </w:p>
     <w:p>
-      <w:r>
-        <w:t>Use the complete worked example below before asking learners to complete W2. Reveal a small part, invite a prediction, then explain the deciding step. These teacher notes contain solutions; do not reveal the independent case answer during modelling.</w:t>
+      <w:pPr>
+        <w:spacing w:line="336" w:lineRule="auto" w:after="180"/>
+      </w:pPr>
+      <w:r>
+        <w:rPr>
+          <w:b w:val="0"/>
+        </w:rPr>
+        <w:t xml:space="preserve">Use the complete worked example below before asking learners to complete W2. Reveal a small part, invite a </w:t>
+      </w:r>
+      <w:r>
+        <w:rPr>
+          <w:b/>
+        </w:rPr>
+        <w:t>prediction</w:t>
+      </w:r>
+      <w:r>
+        <w:rPr>
+          <w:b w:val="0"/>
+        </w:rPr>
+        <w:t>, then explain the deciding step.</w:t>
+      </w:r>
+    </w:p>
+    <w:p>
+      <w:pPr>
+        <w:spacing w:line="336" w:lineRule="auto" w:after="180"/>
+      </w:pPr>
+      <w:r>
+        <w:rPr>
+          <w:b w:val="0"/>
+        </w:rPr>
+        <w:t>These teacher notes contain solutions; do not reveal the independent case answer during modelling.</w:t>
       </w:r>
     </w:p>
     <w:p>
@@ -810,7 +1170,13 @@
       </w:tr>
     </w:tbl>
     <w:p>
-      <w:r>
+      <w:pPr>
+        <w:spacing w:line="336" w:lineRule="auto" w:after="180"/>
+      </w:pPr>
+      <w:r>
+        <w:rPr>
+          <w:b w:val="0"/>
+        </w:rPr>
         <w:t>Use the diagram and verbal explanation together. Ask learners to match a sentence to a specific visual step; do not assign learners fixed visual or auditory learning styles.</w:t>
       </w:r>
     </w:p>
@@ -823,8 +1189,26 @@
       </w:r>
     </w:p>
     <w:p>
-      <w:r>
-        <w:t>Use a test that catches the boundary bug. A function should classify an integer as tiny exactly when it is less than three.</w:t>
+      <w:pPr>
+        <w:spacing w:line="336" w:lineRule="auto" w:after="180"/>
+      </w:pPr>
+      <w:r>
+        <w:rPr>
+          <w:b w:val="0"/>
+        </w:rPr>
+        <w:t xml:space="preserve">Use a test that catches the </w:t>
+      </w:r>
+      <w:r>
+        <w:rPr>
+          <w:b/>
+        </w:rPr>
+        <w:t>boundary</w:t>
+      </w:r>
+      <w:r>
+        <w:rPr>
+          <w:b w:val="0"/>
+        </w:rPr>
+        <w:t xml:space="preserve"> bug. A function should classify an integer as tiny exactly when it is less than three.</w:t>
       </w:r>
     </w:p>
     <w:p>
@@ -836,8 +1220,35 @@
       </w:r>
     </w:p>
     <w:p>
-      <w:r>
-        <w:t>Python 3 intended function: return x&lt;3. Test cases: (2,True),(3,False),(4,False). Candidate bug: return x&lt;=3.</w:t>
+      <w:pPr>
+        <w:pStyle w:val="Heading3"/>
+      </w:pPr>
+      <w:r>
+        <w:t>Supplied facts</w:t>
+      </w:r>
+    </w:p>
+    <w:p>
+      <w:pPr>
+        <w:spacing w:line="336" w:lineRule="auto" w:after="180"/>
+        <w:shd w:fill="F1F6FC"/>
+      </w:pPr>
+      <w:r>
+        <w:rPr>
+          <w:b w:val="0"/>
+        </w:rPr>
+        <w:t xml:space="preserve">Python 3 intended function: return x&lt;3. </w:t>
+      </w:r>
+      <w:r>
+        <w:rPr>
+          <w:b/>
+        </w:rPr>
+        <w:t>Test case</w:t>
+      </w:r>
+      <w:r>
+        <w:rPr>
+          <w:b w:val="0"/>
+        </w:rPr>
+        <w:t>s: (2,True),(3,False),(4,False). Candidate bug: return x&lt;=3.</w:t>
       </w:r>
     </w:p>
     <w:p>
@@ -1000,21 +1411,43 @@
       </w:r>
     </w:p>
     <w:p>
-      <w:r>
-        <w:t>A revealing test distinguishes a correct implementation from a plausible mistake. Checking only values far from the boundary would miss this inclusive-versus-strict bug.</w:t>
+      <w:pPr>
+        <w:pStyle w:val="Heading3"/>
+      </w:pPr>
+      <w:r>
+        <w:t>Why the result follows</w:t>
       </w:r>
     </w:p>
     <w:p>
       <w:pPr>
-        <w:pStyle w:val="Heading3"/>
-      </w:pPr>
-      <w:r>
-        <w:t>What this example does not establish</w:t>
+        <w:spacing w:line="336" w:lineRule="auto" w:after="180"/>
+        <w:shd w:fill="F1F6FC"/>
+      </w:pPr>
+      <w:r>
+        <w:rPr>
+          <w:b w:val="0"/>
+        </w:rPr>
+        <w:t xml:space="preserve">A revealing test distinguishes a correct implementation from a plausible mistake. Checking only values far from the </w:t>
+      </w:r>
+      <w:r>
+        <w:rPr>
+          <w:b/>
+        </w:rPr>
+        <w:t>boundary</w:t>
+      </w:r>
+      <w:r>
+        <w:rPr>
+          <w:b w:val="0"/>
+        </w:rPr>
+        <w:t xml:space="preserve"> would miss this inclusive-versus-strict bug.</w:t>
       </w:r>
     </w:p>
     <w:p>
-      <w:r>
-        <w:t>Passing these cases does not prove correctness for every type or input; the contract and coverage determine what was actually checked.</w:t>
+      <w:pPr>
+        <w:pStyle w:val="Heading3"/>
+      </w:pPr>
+      <w:r>
+        <w:t>What this example does not establish</w:t>
       </w:r>
     </w:p>
     <w:p>
@@ -1022,43 +1455,192 @@
         <w:pStyle w:val="Heading3"/>
       </w:pPr>
       <w:r>
-        <w:t>Change one thing in the pictured case</w:t>
+        <w:t>Keep the stated limit</w:t>
       </w:r>
     </w:p>
     <w:p>
-      <w:r>
-        <w:t>Change: Remove the test at 3 and keep only 2 and 4.</w:t>
+      <w:pPr>
+        <w:spacing w:line="336" w:lineRule="auto" w:after="180"/>
+        <w:shd w:fill="FFF5E6"/>
+      </w:pPr>
+      <w:r>
+        <w:rPr>
+          <w:b w:val="0"/>
+        </w:rPr>
+        <w:t xml:space="preserve">Passing these cases does not prove correctness for every type or </w:t>
+      </w:r>
+      <w:r>
+        <w:rPr>
+          <w:b/>
+        </w:rPr>
+        <w:t>input</w:t>
+      </w:r>
+      <w:r>
+        <w:rPr>
+          <w:b w:val="0"/>
+        </w:rPr>
+        <w:t>; the contract and coverage determine what was actually checked.</w:t>
       </w:r>
     </w:p>
     <w:p>
-      <w:r>
-        <w:t>Prediction: The buggy &lt;= function passes those remaining tests.</w:t>
+      <w:pPr>
+        <w:pStyle w:val="Heading3"/>
+      </w:pPr>
+      <w:r>
+        <w:t>Change one thing in the pictured case</w:t>
       </w:r>
     </w:p>
     <w:p>
-      <w:r>
-        <w:t>Reason: Both procedures agree away from the equality boundary.</w:t>
+      <w:pPr>
+        <w:pStyle w:val="Heading3"/>
+      </w:pPr>
+      <w:r>
+        <w:t>Change one thing</w:t>
       </w:r>
     </w:p>
     <w:p>
       <w:pPr>
-        <w:pStyle w:val="Heading3"/>
-      </w:pPr>
-      <w:r>
-        <w:t>Ask while showing the picture</w:t>
+        <w:spacing w:line="336" w:lineRule="auto" w:after="180"/>
+        <w:shd w:fill="F5F1FB"/>
+      </w:pPr>
+      <w:r>
+        <w:rPr>
+          <w:b w:val="0"/>
+        </w:rPr>
+        <w:t>Change: Remove the test at 3 and keep only 2 and 4.</w:t>
       </w:r>
     </w:p>
     <w:p>
-      <w:r>
-        <w:t>Cover the result. Ask learners to name the inputs and predict the next step. Uncover one step, connect the icon to the actual procedure, and explain its evidence. Then change the supplied condition and compare. The picture is a representation; it does not document execution of a real AI model.</w:t>
+      <w:pPr>
+        <w:pStyle w:val="Heading3"/>
+      </w:pPr>
+      <w:r>
+        <w:t>Predicted result</w:t>
       </w:r>
     </w:p>
     <w:p>
       <w:pPr>
+        <w:spacing w:line="336" w:lineRule="auto" w:after="180"/>
+        <w:shd w:fill="F1F6FC"/>
+      </w:pPr>
+      <w:r>
+        <w:rPr>
+          <w:b/>
+        </w:rPr>
+        <w:t>Prediction</w:t>
+      </w:r>
+      <w:r>
+        <w:rPr>
+          <w:b w:val="0"/>
+        </w:rPr>
+        <w:t>: The buggy &lt;= function passes those remaining tests.</w:t>
+      </w:r>
+    </w:p>
+    <w:p>
+      <w:pPr>
+        <w:pStyle w:val="Heading3"/>
+      </w:pPr>
+      <w:r>
+        <w:t>Why the result follows</w:t>
+      </w:r>
+    </w:p>
+    <w:p>
+      <w:pPr>
+        <w:spacing w:line="336" w:lineRule="auto" w:after="180"/>
+        <w:shd w:fill="F1F6FC"/>
+      </w:pPr>
+      <w:r>
+        <w:rPr>
+          <w:b w:val="0"/>
+        </w:rPr>
+        <w:t xml:space="preserve">Reason: Both procedures agree away from the equality </w:t>
+      </w:r>
+      <w:r>
+        <w:rPr>
+          <w:b/>
+        </w:rPr>
+        <w:t>boundary</w:t>
+      </w:r>
+      <w:r>
+        <w:rPr>
+          <w:b w:val="0"/>
+        </w:rPr>
+        <w:t>.</w:t>
+      </w:r>
+    </w:p>
+    <w:p>
+      <w:pPr>
+        <w:pStyle w:val="Heading3"/>
+      </w:pPr>
+      <w:r>
+        <w:t>Ask while showing the picture</w:t>
+      </w:r>
+    </w:p>
+    <w:p>
+      <w:pPr>
+        <w:pStyle w:val="Heading3"/>
+      </w:pPr>
+      <w:r>
+        <w:t>Ask while showing the picture · 2</w:t>
+      </w:r>
+    </w:p>
+    <w:p>
+      <w:pPr>
+        <w:spacing w:line="336" w:lineRule="auto" w:after="180"/>
+      </w:pPr>
+      <w:r>
+        <w:rPr>
+          <w:b w:val="0"/>
+        </w:rPr>
+        <w:t xml:space="preserve">Cover the result. Ask learners to name the </w:t>
+      </w:r>
+      <w:r>
+        <w:rPr>
+          <w:b/>
+        </w:rPr>
+        <w:t>input</w:t>
+      </w:r>
+      <w:r>
+        <w:rPr>
+          <w:b w:val="0"/>
+        </w:rPr>
+        <w:t xml:space="preserve">s and predict the next step. Uncover one step, connect the icon to the actual procedure, and explain its </w:t>
+      </w:r>
+      <w:r>
+        <w:rPr>
+          <w:b/>
+        </w:rPr>
+        <w:t>evidence</w:t>
+      </w:r>
+      <w:r>
+        <w:rPr>
+          <w:b w:val="0"/>
+        </w:rPr>
+        <w:t>. Then change the supplied condition and compare.</w:t>
+      </w:r>
+    </w:p>
+    <w:p>
+      <w:pPr>
+        <w:spacing w:line="336" w:lineRule="auto" w:after="180"/>
+      </w:pPr>
+      <w:r>
+        <w:rPr>
+          <w:b w:val="0"/>
+        </w:rPr>
+        <w:t>The picture is a representation; it does not document execution of a real AI model.</w:t>
+      </w:r>
+    </w:p>
+    <w:p>
+      <w:pPr>
         <w:pStyle w:val="Heading1"/>
       </w:pPr>
       <w:r>
         <w:t>03. Demonstrate and guide practice</w:t>
+      </w:r>
+    </w:p>
+    <w:p>
+      <w:r>
+        <w:t>Demonstrate Testing and debugging functions, reduce support deliberately and check individual reasoning before discussing answers.</w:t>
       </w:r>
     </w:p>
     <w:tbl>
@@ -1274,13 +1856,49 @@
       </w:tr>
     </w:tbl>
     <w:p>
-      <w:r>
-        <w:t>Use the worked example in Sections 3 and 6. Collect a prediction before revealing its result; ask the learner to point to each intermediate fact.</w:t>
+      <w:pPr>
+        <w:spacing w:line="336" w:lineRule="auto" w:after="180"/>
+      </w:pPr>
+      <w:r>
+        <w:rPr>
+          <w:b w:val="0"/>
+        </w:rPr>
+        <w:t xml:space="preserve">Use the worked example in Sections 3 and 6. Collect a </w:t>
+      </w:r>
+      <w:r>
+        <w:rPr>
+          <w:b/>
+        </w:rPr>
+        <w:t>prediction</w:t>
+      </w:r>
+      <w:r>
+        <w:rPr>
+          <w:b w:val="0"/>
+        </w:rPr>
+        <w:t xml:space="preserve"> before revealing its result; ask the learner to point to each intermediate fact.</w:t>
       </w:r>
     </w:p>
     <w:p>
-      <w:r>
-        <w:t>Provide a blank inputs expected actual table. Extension: use assert for the same cases and explain why only the first failure is reported.</w:t>
+      <w:pPr>
+        <w:spacing w:line="336" w:lineRule="auto" w:after="180"/>
+      </w:pPr>
+      <w:r>
+        <w:rPr>
+          <w:b w:val="0"/>
+        </w:rPr>
+        <w:t xml:space="preserve">Provide a blank </w:t>
+      </w:r>
+      <w:r>
+        <w:rPr>
+          <w:b/>
+        </w:rPr>
+        <w:t>input</w:t>
+      </w:r>
+      <w:r>
+        <w:rPr>
+          <w:b w:val="0"/>
+        </w:rPr>
+        <w:t>s expected actual table. Extension: use assert for the same cases and explain why only the first failure is reported.</w:t>
       </w:r>
     </w:p>
     <w:p>
@@ -1292,54 +1910,107 @@
       </w:r>
     </w:p>
     <w:p>
-      <w:r>
-        <w:t>Completion task: A faulty function always returns 4. Which of your three cases pass and fail?</w:t>
+      <w:pPr>
+        <w:pStyle w:val="Heading3"/>
+      </w:pPr>
+      <w:r>
+        <w:t>Completion practice</w:t>
       </w:r>
     </w:p>
     <w:p>
-      <w:r>
-        <w:t>Teacher check: Only (6, 2) passes. The full and unused cases fail.</w:t>
+      <w:pPr>
+        <w:spacing w:line="336" w:lineRule="auto" w:after="180"/>
+        <w:shd w:fill="F5F1FB"/>
+      </w:pPr>
+      <w:r>
+        <w:rPr>
+          <w:b w:val="0"/>
+        </w:rPr>
+        <w:t>Completion task: A faulty function always returns 4. Which of your three cases pass and fail?</w:t>
       </w:r>
     </w:p>
     <w:p>
-      <w:r>
-        <w:t>Start by identifying the given inputs together. Leave the intermediate steps blank. If needed, model one step, then withdraw that help on the next step. Move to a full trace only when the partial trace is understood. For partners, alternate explainer and checker; collect a response from every learner before discussion.</w:t>
+      <w:pPr>
+        <w:pStyle w:val="Heading3"/>
+      </w:pPr>
+      <w:r>
+        <w:t>Reasoning to listen for</w:t>
       </w:r>
     </w:p>
     <w:p>
       <w:pPr>
-        <w:pStyle w:val="Heading3"/>
-      </w:pPr>
-      <w:r>
-        <w:t>Individual reasoning check</w:t>
+        <w:spacing w:line="336" w:lineRule="auto" w:after="180"/>
+        <w:shd w:fill="F1F6FC"/>
+      </w:pPr>
+      <w:r>
+        <w:rPr>
+          <w:b w:val="0"/>
+        </w:rPr>
+        <w:t>Teacher check: Only (6, 2) passes. The full and unused cases fail.</w:t>
       </w:r>
     </w:p>
     <w:p>
-      <w:r>
-        <w:t>Use the worked case for Testing and debugging functions. Proposed explanation: “A successful run proves the conclusion”. Decide whether this explanation is supported. Point to the step or supplied fact that decides; explain your repair if needed.</w:t>
+      <w:pPr>
+        <w:spacing w:line="336" w:lineRule="auto" w:after="180"/>
+      </w:pPr>
+      <w:r>
+        <w:rPr>
+          <w:b w:val="0"/>
+        </w:rPr>
+        <w:t xml:space="preserve">Start by identifying the given </w:t>
+      </w:r>
+      <w:r>
+        <w:rPr>
+          <w:b/>
+        </w:rPr>
+        <w:t>input</w:t>
+      </w:r>
+      <w:r>
+        <w:rPr>
+          <w:b w:val="0"/>
+        </w:rPr>
+        <w:t>s together. Leave the intermediate steps blank. If needed, model one step, then withdraw that help on the next step. Move to a full trace only when the partial trace is understood.</w:t>
       </w:r>
     </w:p>
     <w:p>
-      <w:r>
-        <w:t>Expected correction: Passing this small suite supports these particular cases. It neither proves every allowed input correct nor checks invalid input handling. A test outside the contract needs a separately specified expected behavior.</w:t>
+      <w:pPr>
+        <w:spacing w:line="336" w:lineRule="auto" w:after="180"/>
+      </w:pPr>
+      <w:r>
+        <w:rPr>
+          <w:b w:val="0"/>
+        </w:rPr>
+        <w:t>For partners, alternate explainer and checker; collect a response from every learner before discussion.</w:t>
       </w:r>
     </w:p>
     <w:p>
-      <w:r>
-        <w:t>Collect explanations, not only yes/no votes. If a misunderstanding is common, re-model the relevant step for the class. If it affects a few learners, give a short targeted group explanation while others solve a more demanding variation.</w:t>
+      <w:pPr>
+        <w:pStyle w:val="Heading3"/>
+      </w:pPr>
+      <w:r>
+        <w:t>Individual reasoning check</w:t>
       </w:r>
     </w:p>
     <w:p>
       <w:pPr>
-        <w:pStyle w:val="Heading3"/>
-      </w:pPr>
-      <w:r>
-        <w:t>Pictorial practice question</w:t>
+        <w:spacing w:line="336" w:lineRule="auto" w:after="180"/>
+      </w:pPr>
+      <w:r>
+        <w:rPr>
+          <w:b w:val="0"/>
+        </w:rPr>
+        <w:t>Use the worked case for Testing and debugging functions. Proposed explanation: “A successful run proves the conclusion”. Decide whether this explanation is supported.</w:t>
       </w:r>
     </w:p>
     <w:p>
-      <w:r>
-        <w:t>Predict the three correct outputs. Which test first catches &lt;=, and why do tests at only two and four miss the bug?</w:t>
+      <w:pPr>
+        <w:spacing w:line="336" w:lineRule="auto" w:after="180"/>
+      </w:pPr>
+      <w:r>
+        <w:rPr>
+          <w:b w:val="0"/>
+        </w:rPr>
+        <w:t>Point to the step or supplied fact that decides; explain your repair if needed.</w:t>
       </w:r>
     </w:p>
     <w:p>
@@ -1347,50 +2018,373 @@
         <w:pStyle w:val="Heading3"/>
       </w:pPr>
       <w:r>
-        <w:t>Reasoned teacher answer</w:t>
+        <w:t>Expected repair</w:t>
       </w:r>
     </w:p>
     <w:p>
-      <w:r>
-        <w:t>Expected outputs are True, False, False. The equality input 3 is the first failure for &lt;=. At 2 and 4 the strict and inclusive comparisons agree.</w:t>
+      <w:pPr>
+        <w:spacing w:line="336" w:lineRule="auto" w:after="180"/>
+        <w:shd w:fill="F1F6FC"/>
+      </w:pPr>
+      <w:r>
+        <w:rPr>
+          <w:b w:val="0"/>
+        </w:rPr>
+        <w:t xml:space="preserve">Expected correction: Passing this small suite supports these particular cases. It neither proves every allowed </w:t>
+      </w:r>
+      <w:r>
+        <w:rPr>
+          <w:b/>
+        </w:rPr>
+        <w:t>input</w:t>
+      </w:r>
+      <w:r>
+        <w:rPr>
+          <w:b w:val="0"/>
+        </w:rPr>
+        <w:t xml:space="preserve"> correct nor checks invalid </w:t>
+      </w:r>
+      <w:r>
+        <w:rPr>
+          <w:b/>
+        </w:rPr>
+        <w:t>input</w:t>
+      </w:r>
+      <w:r>
+        <w:rPr>
+          <w:b w:val="0"/>
+        </w:rPr>
+        <w:t xml:space="preserve"> handling.</w:t>
       </w:r>
     </w:p>
     <w:p>
-      <w:r>
-        <w:t>Changed-case reasoning: The buggy &lt;= function passes those remaining tests. Both procedures agree away from the equality boundary.</w:t>
+      <w:pPr>
+        <w:spacing w:line="336" w:lineRule="auto" w:after="180"/>
+        <w:shd w:fill="F1F6FC"/>
+      </w:pPr>
+      <w:r>
+        <w:rPr>
+          <w:b w:val="0"/>
+        </w:rPr>
+        <w:t>A test outside the contract needs a separately specified expected behavior.</w:t>
       </w:r>
     </w:p>
     <w:p>
-      <w:r>
-        <w:t>Collect each learner’s explanation before discussion. Use the first missing connection between input, deciding step and result to choose support. This question is worked-case practice, not fresh mastery evidence.</w:t>
+      <w:pPr>
+        <w:spacing w:line="336" w:lineRule="auto" w:after="180"/>
+      </w:pPr>
+      <w:r>
+        <w:rPr>
+          <w:b w:val="0"/>
+        </w:rPr>
+        <w:t>Collect explanations, not only yes/no votes. If a misunderstanding is common, re-model the relevant step for the class.</w:t>
       </w:r>
     </w:p>
     <w:p>
       <w:pPr>
-        <w:pStyle w:val="Heading1"/>
-      </w:pPr>
-      <w:r>
-        <w:t>04. Run the investigation and diagnose misconceptions</w:t>
+        <w:spacing w:line="336" w:lineRule="auto" w:after="180"/>
+      </w:pPr>
+      <w:r>
+        <w:rPr>
+          <w:b w:val="0"/>
+        </w:rPr>
+        <w:t>If it affects a few learners, give a short targeted group explanation while others solve a more demanding variation.</w:t>
       </w:r>
     </w:p>
     <w:p>
-      <w:r>
-        <w:t>A successful run proves the conclusion: Passing this small suite supports these particular cases. It neither proves every allowed input correct nor checks invalid input handling. A test outside the contract needs a separately specified expected behavior.</w:t>
+      <w:pPr>
+        <w:pStyle w:val="Heading3"/>
+      </w:pPr>
+      <w:r>
+        <w:t>Pictorial practice question</w:t>
       </w:r>
     </w:p>
     <w:p>
-      <w:r>
-        <w:t>Matching the example is enough: Require the new W4 case, explicit predictions and an explanation. Fresh retry: bundles * 3 + singles with (3, 1), (0, 1), (3, 0) expects 10, 1, 9. A constant return 10 passes only the first.</w:t>
+      <w:pPr>
+        <w:spacing w:line="336" w:lineRule="auto" w:after="180"/>
+        <w:shd w:fill="F5F1FB"/>
+      </w:pPr>
+      <w:r>
+        <w:rPr>
+          <w:b w:val="0"/>
+        </w:rPr>
+        <w:t xml:space="preserve">Predict the three correct </w:t>
+      </w:r>
+      <w:r>
+        <w:rPr>
+          <w:b/>
+        </w:rPr>
+        <w:t>output</w:t>
+      </w:r>
+      <w:r>
+        <w:rPr>
+          <w:b w:val="0"/>
+        </w:rPr>
+        <w:t>s. Which test first catches &lt;=, and why do tests at only two and four miss the bug?</w:t>
       </w:r>
     </w:p>
     <w:p>
-      <w:r>
-        <w:t>A convenient shortcut preserves meaning: A faulty return capacity + used gives 11, 16 and 8. The unused case passes even though the rule is wrong. Repair the operator to subtraction and rerun all three cases. Never change an expected result merely to match faulty output.</w:t>
+      <w:pPr>
+        <w:pStyle w:val="Heading3"/>
+      </w:pPr>
+      <w:r>
+        <w:t>Reasoned teacher answer</w:t>
       </w:r>
     </w:p>
     <w:p>
-      <w:r>
-        <w:t>Use Section 9 for the evidence ledger. Add a boundary or missing-input case and record the expected response before checking. More successful repeats of one case do not establish wider coverage.</w:t>
+      <w:pPr>
+        <w:spacing w:line="336" w:lineRule="auto" w:after="180"/>
+      </w:pPr>
+      <w:r>
+        <w:rPr>
+          <w:b w:val="0"/>
+        </w:rPr>
+        <w:t xml:space="preserve">Expected </w:t>
+      </w:r>
+      <w:r>
+        <w:rPr>
+          <w:b/>
+        </w:rPr>
+        <w:t>output</w:t>
+      </w:r>
+      <w:r>
+        <w:rPr>
+          <w:b w:val="0"/>
+        </w:rPr>
+        <w:t xml:space="preserve">s are True, False, False. The equality </w:t>
+      </w:r>
+      <w:r>
+        <w:rPr>
+          <w:b/>
+        </w:rPr>
+        <w:t>input</w:t>
+      </w:r>
+      <w:r>
+        <w:rPr>
+          <w:b w:val="0"/>
+        </w:rPr>
+        <w:t xml:space="preserve"> 3 is the first failure for &lt;=. At 2 and 4 the strict and inclusive comparisons agree.</w:t>
+      </w:r>
+    </w:p>
+    <w:p>
+      <w:pPr>
+        <w:spacing w:line="336" w:lineRule="auto" w:after="180"/>
+      </w:pPr>
+      <w:r>
+        <w:rPr>
+          <w:b w:val="0"/>
+        </w:rPr>
+        <w:t xml:space="preserve">Changed-case reasoning: The buggy &lt;= function passes those remaining tests. Both procedures agree away from the equality </w:t>
+      </w:r>
+      <w:r>
+        <w:rPr>
+          <w:b/>
+        </w:rPr>
+        <w:t>boundary</w:t>
+      </w:r>
+      <w:r>
+        <w:rPr>
+          <w:b w:val="0"/>
+        </w:rPr>
+        <w:t>.</w:t>
+      </w:r>
+    </w:p>
+    <w:p>
+      <w:pPr>
+        <w:spacing w:line="336" w:lineRule="auto" w:after="180"/>
+      </w:pPr>
+      <w:r>
+        <w:rPr>
+          <w:b w:val="0"/>
+        </w:rPr>
+        <w:t xml:space="preserve">Collect each learner’s explanation before discussion. Use the first missing connection between </w:t>
+      </w:r>
+      <w:r>
+        <w:rPr>
+          <w:b/>
+        </w:rPr>
+        <w:t>input</w:t>
+      </w:r>
+      <w:r>
+        <w:rPr>
+          <w:b w:val="0"/>
+        </w:rPr>
+        <w:t xml:space="preserve">, deciding step and result to choose support. This question is worked-case practice, not fresh mastery </w:t>
+      </w:r>
+      <w:r>
+        <w:rPr>
+          <w:b/>
+        </w:rPr>
+        <w:t>evidence</w:t>
+      </w:r>
+      <w:r>
+        <w:rPr>
+          <w:b w:val="0"/>
+        </w:rPr>
+        <w:t>.</w:t>
+      </w:r>
+    </w:p>
+    <w:p>
+      <w:pPr>
+        <w:pStyle w:val="Heading1"/>
+      </w:pPr>
+      <w:r>
+        <w:t>04. Run the investigation and diagnose misconceptions</w:t>
+      </w:r>
+    </w:p>
+    <w:p>
+      <w:r>
+        <w:t>Run the Testing and debugging functions investigation and use the first unsupported step to choose a teaching response.</w:t>
+      </w:r>
+    </w:p>
+    <w:p>
+      <w:pPr>
+        <w:spacing w:line="336" w:lineRule="auto" w:after="180"/>
+      </w:pPr>
+      <w:r>
+        <w:rPr>
+          <w:b w:val="0"/>
+        </w:rPr>
+        <w:t xml:space="preserve">A successful run proves the conclusion: Passing this small suite supports these particular cases. It neither proves every allowed </w:t>
+      </w:r>
+      <w:r>
+        <w:rPr>
+          <w:b/>
+        </w:rPr>
+        <w:t>input</w:t>
+      </w:r>
+      <w:r>
+        <w:rPr>
+          <w:b w:val="0"/>
+        </w:rPr>
+        <w:t xml:space="preserve"> correct nor checks invalid </w:t>
+      </w:r>
+      <w:r>
+        <w:rPr>
+          <w:b/>
+        </w:rPr>
+        <w:t>input</w:t>
+      </w:r>
+      <w:r>
+        <w:rPr>
+          <w:b w:val="0"/>
+        </w:rPr>
+        <w:t xml:space="preserve"> handling.</w:t>
+      </w:r>
+    </w:p>
+    <w:p>
+      <w:pPr>
+        <w:spacing w:line="336" w:lineRule="auto" w:after="180"/>
+      </w:pPr>
+      <w:r>
+        <w:rPr>
+          <w:b w:val="0"/>
+        </w:rPr>
+        <w:t>A test outside the contract needs a separately specified expected behavior.</w:t>
+      </w:r>
+    </w:p>
+    <w:p>
+      <w:pPr>
+        <w:spacing w:line="336" w:lineRule="auto" w:after="180"/>
+      </w:pPr>
+      <w:r>
+        <w:rPr>
+          <w:b w:val="0"/>
+        </w:rPr>
+        <w:t xml:space="preserve">Matching the example is enough: Require the new W4 case, explicit </w:t>
+      </w:r>
+      <w:r>
+        <w:rPr>
+          <w:b/>
+        </w:rPr>
+        <w:t>prediction</w:t>
+      </w:r>
+      <w:r>
+        <w:rPr>
+          <w:b w:val="0"/>
+        </w:rPr>
+        <w:t>s and an explanation. Fresh retry: bundles * 3 + singles with (3, 1), (0, 1), (3, 0) expects 10, 1, 9. A constant return 10 passes only the first.</w:t>
+      </w:r>
+    </w:p>
+    <w:p>
+      <w:pPr>
+        <w:spacing w:line="336" w:lineRule="auto" w:after="180"/>
+      </w:pPr>
+      <w:r>
+        <w:rPr>
+          <w:b w:val="0"/>
+        </w:rPr>
+        <w:t>A convenient shortcut preserves meaning: A faulty return capacity + used gives 11, 16 and 8. The unused case passes even though the rule is wrong. Repair the operator to subtraction and rerun all three cases.</w:t>
+      </w:r>
+    </w:p>
+    <w:p>
+      <w:pPr>
+        <w:spacing w:line="336" w:lineRule="auto" w:after="180"/>
+      </w:pPr>
+      <w:r>
+        <w:rPr>
+          <w:b w:val="0"/>
+        </w:rPr>
+        <w:t xml:space="preserve">Never change an expected result merely to match faulty </w:t>
+      </w:r>
+      <w:r>
+        <w:rPr>
+          <w:b/>
+        </w:rPr>
+        <w:t>output</w:t>
+      </w:r>
+      <w:r>
+        <w:rPr>
+          <w:b w:val="0"/>
+        </w:rPr>
+        <w:t>.</w:t>
+      </w:r>
+    </w:p>
+    <w:p>
+      <w:pPr>
+        <w:spacing w:line="336" w:lineRule="auto" w:after="180"/>
+      </w:pPr>
+      <w:r>
+        <w:rPr>
+          <w:b w:val="0"/>
+        </w:rPr>
+        <w:t xml:space="preserve">Use Section 9 for the </w:t>
+      </w:r>
+      <w:r>
+        <w:rPr>
+          <w:b/>
+        </w:rPr>
+        <w:t>evidence</w:t>
+      </w:r>
+      <w:r>
+        <w:rPr>
+          <w:b w:val="0"/>
+        </w:rPr>
+        <w:t xml:space="preserve"> ledger. Add a </w:t>
+      </w:r>
+      <w:r>
+        <w:rPr>
+          <w:b/>
+        </w:rPr>
+        <w:t>boundary</w:t>
+      </w:r>
+      <w:r>
+        <w:rPr>
+          <w:b w:val="0"/>
+        </w:rPr>
+        <w:t xml:space="preserve"> or missing-</w:t>
+      </w:r>
+      <w:r>
+        <w:rPr>
+          <w:b/>
+        </w:rPr>
+        <w:t>input</w:t>
+      </w:r>
+      <w:r>
+        <w:rPr>
+          <w:b w:val="0"/>
+        </w:rPr>
+        <w:t xml:space="preserve"> case and record the expected response before checking. More successful repeats of one case do not establish wider coverage.</w:t>
       </w:r>
     </w:p>
     <w:p>
@@ -1548,29 +2542,50 @@
       </w:tr>
     </w:tbl>
     <w:p>
-      <w:r>
-        <w:t>Offer an oral explanation, drawing, enlarged visual or fewer examples when that removes a reading/writing barrier. Keep the same reasoning goal. Stretch secure learners by changing a boundary or assumption and asking them to defend the effect, not simply by assigning more of the same questions.</w:t>
+      <w:pPr>
+        <w:spacing w:line="336" w:lineRule="auto" w:after="180"/>
+      </w:pPr>
+      <w:r>
+        <w:rPr>
+          <w:b w:val="0"/>
+        </w:rPr>
+        <w:t>Offer an oral explanation, drawing, enlarged visual or fewer examples when that removes a reading/writing barrier. Keep the same reasoning goal.</w:t>
       </w:r>
     </w:p>
     <w:p>
       <w:pPr>
-        <w:pStyle w:val="Heading1"/>
-      </w:pPr>
-      <w:r>
-        <w:t>05. Assess and explain the answers</w:t>
+        <w:spacing w:line="336" w:lineRule="auto" w:after="180"/>
+      </w:pPr>
+      <w:r>
+        <w:rPr>
+          <w:b w:val="0"/>
+        </w:rPr>
+        <w:t xml:space="preserve">Stretch secure learners by changing a </w:t>
+      </w:r>
+      <w:r>
+        <w:rPr>
+          <w:b/>
+        </w:rPr>
+        <w:t>boundary</w:t>
+      </w:r>
+      <w:r>
+        <w:rPr>
+          <w:b w:val="0"/>
+        </w:rPr>
+        <w:t xml:space="preserve"> or assumption and asking them to defend the effect, not simply by assigning more of the same questions.</w:t>
       </w:r>
     </w:p>
     <w:p>
       <w:pPr>
-        <w:pStyle w:val="Heading3"/>
-      </w:pPr>
-      <w:r>
-        <w:t>Guided and exit questions</w:t>
+        <w:pStyle w:val="Heading1"/>
+      </w:pPr>
+      <w:r>
+        <w:t>05. Assess and explain the answers</w:t>
       </w:r>
     </w:p>
     <w:p>
       <w:r>
-        <w:t>It passes (8, 3) but fails (8, 8), returning 5 instead of 0. Exit: No. Negative counts are outside our nonnegative-input contract and were not tested; rejection behavior must first be defined.</w:t>
+        <w:t>Use the Testing and debugging functions questions, teacher keys and criteria after the relevant attempts. Previously discussed cases are practice; protect the separately selected independent task.</w:t>
       </w:r>
     </w:p>
     <w:p>
@@ -1578,17 +2593,38 @@
         <w:pStyle w:val="Heading3"/>
       </w:pPr>
       <w:r>
-        <w:t>W1 Write expectations</w:t>
+        <w:t>Guided and exit questions</w:t>
       </w:r>
     </w:p>
     <w:p>
-      <w:r>
-        <w:t>Give expected results for remaining(6, 2), remaining(6, 6) and remaining(6, 0).</w:t>
+      <w:pPr>
+        <w:spacing w:line="336" w:lineRule="auto" w:after="180"/>
+      </w:pPr>
+      <w:r>
+        <w:rPr>
+          <w:b w:val="0"/>
+        </w:rPr>
+        <w:t>It passes (8, 3) but fails (8, 8), returning 5 instead of 0. Exit: No. Negative counts are outside our nonnegative-</w:t>
+      </w:r>
+      <w:r>
+        <w:rPr>
+          <w:b/>
+        </w:rPr>
+        <w:t>input</w:t>
+      </w:r>
+      <w:r>
+        <w:rPr>
+          <w:b w:val="0"/>
+        </w:rPr>
+        <w:t xml:space="preserve"> contract and were not tested; rejection behavior must first be defined.</w:t>
       </w:r>
     </w:p>
     <w:p>
-      <w:r>
-        <w:t>4, 0 and 6.</w:t>
+      <w:pPr>
+        <w:pStyle w:val="Heading3"/>
+      </w:pPr>
+      <w:r>
+        <w:t>W1 Write expectations</w:t>
       </w:r>
     </w:p>
     <w:p>
@@ -1596,53 +2632,87 @@
         <w:pStyle w:val="Heading3"/>
       </w:pPr>
       <w:r>
-        <w:t>W2 Find a revealing case</w:t>
+        <w:t>Workbook question · W1</w:t>
       </w:r>
     </w:p>
     <w:p>
-      <w:r>
-        <w:t>A faulty function always returns 4. Which of your three cases pass and fail?</w:t>
+      <w:pPr>
+        <w:spacing w:line="336" w:lineRule="auto" w:after="180"/>
+        <w:shd w:fill="F5F1FB"/>
+      </w:pPr>
+      <w:r>
+        <w:rPr>
+          <w:b w:val="0"/>
+        </w:rPr>
+        <w:t>Give expected results for remaining(6, 2), remaining(6, 6) and remaining(6, 0).</w:t>
       </w:r>
     </w:p>
     <w:p>
-      <w:r>
-        <w:t>Only (6, 2) passes. The full and unused cases fail.</w:t>
+      <w:pPr>
+        <w:pStyle w:val="Heading3"/>
+      </w:pPr>
+      <w:r>
+        <w:t>Teacher reasoning · W1</w:t>
       </w:r>
     </w:p>
     <w:p>
       <w:pPr>
-        <w:pStyle w:val="Heading3"/>
-      </w:pPr>
-      <w:r>
-        <w:t>W3 Repair and retest</w:t>
+        <w:spacing w:line="336" w:lineRule="auto" w:after="180"/>
+        <w:shd w:fill="F1F6FC"/>
+      </w:pPr>
+      <w:r>
+        <w:rPr>
+          <w:b w:val="0"/>
+        </w:rPr>
+        <w:t>4, 0 and 6.</w:t>
       </w:r>
     </w:p>
     <w:p>
-      <w:r>
-        <w:t>A faulty function adds capacity and used. For (6, 2), state actual and expected. Repair it and name a regression case.</w:t>
+      <w:pPr>
+        <w:pStyle w:val="Heading3"/>
+      </w:pPr>
+      <w:r>
+        <w:t>W2 Find a revealing case</w:t>
       </w:r>
     </w:p>
     <w:p>
-      <w:r>
-        <w:t>Actual 8, expected 4. Subtract used; rerun a prior case such as (6, 0), expecting 6.</w:t>
+      <w:pPr>
+        <w:pStyle w:val="Heading3"/>
+      </w:pPr>
+      <w:r>
+        <w:t>Workbook question · W2</w:t>
       </w:r>
     </w:p>
     <w:p>
       <w:pPr>
-        <w:pStyle w:val="Heading3"/>
-      </w:pPr>
-      <w:r>
-        <w:t>W4 Test a new function independently</w:t>
+        <w:spacing w:line="336" w:lineRule="auto" w:after="180"/>
+        <w:shd w:fill="F5F1FB"/>
+      </w:pPr>
+      <w:r>
+        <w:rPr>
+          <w:b w:val="0"/>
+        </w:rPr>
+        <w:t>A faulty function always returns 4. Which of your three cases pass and fail?</w:t>
       </w:r>
     </w:p>
     <w:p>
-      <w:r>
-        <w:t>Define stock(packs, loose) to return packs * 4 + loose. Create expected tests for (2, 3), (0, 3), (2, 0), then show which detects a faulty packs + loose body.</w:t>
+      <w:pPr>
+        <w:pStyle w:val="Heading3"/>
+      </w:pPr>
+      <w:r>
+        <w:t>Teacher reasoning · W2</w:t>
       </w:r>
     </w:p>
     <w:p>
-      <w:r>
-        <w:t>Expected 11, 3, 8. Faulty results 5, 3, 2; first and third reveal it. Use independent expectations in the test loop.</w:t>
+      <w:pPr>
+        <w:spacing w:line="336" w:lineRule="auto" w:after="180"/>
+        <w:shd w:fill="F1F6FC"/>
+      </w:pPr>
+      <w:r>
+        <w:rPr>
+          <w:b w:val="0"/>
+        </w:rPr>
+        <w:t>Only (6, 2) passes. The full and unused cases fail.</w:t>
       </w:r>
     </w:p>
     <w:p>
@@ -1650,17 +2720,39 @@
         <w:pStyle w:val="Heading3"/>
       </w:pPr>
       <w:r>
-        <w:t>W5 Limit the conclusion</w:t>
+        <w:t>W3 Repair and retest</w:t>
       </w:r>
     </w:p>
     <w:p>
-      <w:r>
-        <w:t>All three stock tests pass. Does that prove correct handling of negative counts?</w:t>
+      <w:pPr>
+        <w:pStyle w:val="Heading3"/>
+      </w:pPr>
+      <w:r>
+        <w:t>Workbook question · W3</w:t>
       </w:r>
     </w:p>
     <w:p>
-      <w:r>
-        <w:t>No. Negative counts are outside our nonnegative-input contract and were not tested; rejection behavior must first be defined.</w:t>
+      <w:pPr>
+        <w:spacing w:line="336" w:lineRule="auto" w:after="180"/>
+        <w:shd w:fill="F5F1FB"/>
+      </w:pPr>
+      <w:r>
+        <w:rPr>
+          <w:b w:val="0"/>
+        </w:rPr>
+        <w:t xml:space="preserve">A faulty function adds capacity and used. For (6, 2), state actual and expected. Repair it and name a </w:t>
+      </w:r>
+      <w:r>
+        <w:rPr>
+          <w:b/>
+        </w:rPr>
+        <w:t>regression</w:t>
+      </w:r>
+      <w:r>
+        <w:rPr>
+          <w:b w:val="0"/>
+        </w:rPr>
+        <w:t xml:space="preserve"> case.</w:t>
       </w:r>
     </w:p>
     <w:p>
@@ -1668,12 +2760,19 @@
         <w:pStyle w:val="Heading3"/>
       </w:pPr>
       <w:r>
-        <w:t>Independent assessment and fresh retry</w:t>
+        <w:t>Teacher reasoning · W3</w:t>
       </w:r>
     </w:p>
     <w:p>
-      <w:r>
-        <w:t>Independent W4 evidence: Expected 11, 3, 8. Faulty results 5, 3, 2; first and third reveal it. Use independent expectations in the test loop. Record whether the learner needed no help, a hint or explanation. Fresh retry: bundles * 3 + singles with (3, 1), (0, 1), (3, 0) expects 10, 1, 9. A constant return 10 passes only the first.</w:t>
+      <w:pPr>
+        <w:spacing w:line="336" w:lineRule="auto" w:after="180"/>
+        <w:shd w:fill="F1F6FC"/>
+      </w:pPr>
+      <w:r>
+        <w:rPr>
+          <w:b w:val="0"/>
+        </w:rPr>
+        <w:t>Actual 8, expected 4. Subtract used; rerun a prior case such as (6, 0), expecting 6.</w:t>
       </w:r>
     </w:p>
     <w:p>
@@ -1681,12 +2780,235 @@
         <w:pStyle w:val="Heading3"/>
       </w:pPr>
       <w:r>
-        <w:t>Assess independent transfer</w:t>
+        <w:t>W4 Test a new function independently</w:t>
       </w:r>
     </w:p>
     <w:p>
-      <w:r>
-        <w:t>Selected case: Predict the output. If the function mistakenly uses x&lt;=10, identify the first failing assertion and whether the final print happens. State the repair and which earlier tests must be rerun. Do these cases prove all input types are handled?</w:t>
+      <w:pPr>
+        <w:pStyle w:val="Heading3"/>
+      </w:pPr>
+      <w:r>
+        <w:t>Workbook question · W4</w:t>
+      </w:r>
+    </w:p>
+    <w:p>
+      <w:pPr>
+        <w:spacing w:line="336" w:lineRule="auto" w:after="180"/>
+        <w:shd w:fill="F5F1FB"/>
+      </w:pPr>
+      <w:r>
+        <w:rPr>
+          <w:b w:val="0"/>
+        </w:rPr>
+        <w:t>Define stock(packs, loose) to return packs * 4 + loose. Create expected tests for (2, 3), (0, 3), (2, 0), then show which detects a faulty packs + loose body.</w:t>
+      </w:r>
+    </w:p>
+    <w:p>
+      <w:pPr>
+        <w:pStyle w:val="Heading3"/>
+      </w:pPr>
+      <w:r>
+        <w:t>Teacher reasoning · W4</w:t>
+      </w:r>
+    </w:p>
+    <w:p>
+      <w:pPr>
+        <w:spacing w:line="336" w:lineRule="auto" w:after="180"/>
+        <w:shd w:fill="F1F6FC"/>
+      </w:pPr>
+      <w:r>
+        <w:rPr>
+          <w:b w:val="0"/>
+        </w:rPr>
+        <w:t>Expected 11, 3, 8. Faulty results 5, 3, 2; first and third reveal it. Use independent expectations in the test loop.</w:t>
+      </w:r>
+    </w:p>
+    <w:p>
+      <w:pPr>
+        <w:pStyle w:val="Heading3"/>
+      </w:pPr>
+      <w:r>
+        <w:t>W5 Limit the conclusion</w:t>
+      </w:r>
+    </w:p>
+    <w:p>
+      <w:pPr>
+        <w:pStyle w:val="Heading3"/>
+      </w:pPr>
+      <w:r>
+        <w:t>Workbook question · W5</w:t>
+      </w:r>
+    </w:p>
+    <w:p>
+      <w:pPr>
+        <w:spacing w:line="336" w:lineRule="auto" w:after="180"/>
+        <w:shd w:fill="F5F1FB"/>
+      </w:pPr>
+      <w:r>
+        <w:rPr>
+          <w:b w:val="0"/>
+        </w:rPr>
+        <w:t>All three stock tests pass. Does that prove correct handling of negative counts?</w:t>
+      </w:r>
+    </w:p>
+    <w:p>
+      <w:pPr>
+        <w:pStyle w:val="Heading3"/>
+      </w:pPr>
+      <w:r>
+        <w:t>Teacher reasoning · W5</w:t>
+      </w:r>
+    </w:p>
+    <w:p>
+      <w:pPr>
+        <w:spacing w:line="336" w:lineRule="auto" w:after="180"/>
+        <w:shd w:fill="F1F6FC"/>
+      </w:pPr>
+      <w:r>
+        <w:rPr>
+          <w:b w:val="0"/>
+        </w:rPr>
+        <w:t>No. Negative counts are outside our nonnegative-</w:t>
+      </w:r>
+      <w:r>
+        <w:rPr>
+          <w:b/>
+        </w:rPr>
+        <w:t>input</w:t>
+      </w:r>
+      <w:r>
+        <w:rPr>
+          <w:b w:val="0"/>
+        </w:rPr>
+        <w:t xml:space="preserve"> contract and were not tested; rejection behavior must first be defined.</w:t>
+      </w:r>
+    </w:p>
+    <w:p>
+      <w:pPr>
+        <w:pStyle w:val="Heading3"/>
+      </w:pPr>
+      <w:r>
+        <w:t>Independent assessment and fresh retry</w:t>
+      </w:r>
+    </w:p>
+    <w:p>
+      <w:pPr>
+        <w:pStyle w:val="Heading3"/>
+      </w:pPr>
+      <w:r>
+        <w:t>Teacher key · Independent assessment and fresh retry</w:t>
+      </w:r>
+    </w:p>
+    <w:p>
+      <w:pPr>
+        <w:spacing w:line="336" w:lineRule="auto" w:after="180"/>
+        <w:shd w:fill="F1F6FC"/>
+      </w:pPr>
+      <w:r>
+        <w:rPr>
+          <w:b w:val="0"/>
+        </w:rPr>
+        <w:t xml:space="preserve">Independent W4 </w:t>
+      </w:r>
+      <w:r>
+        <w:rPr>
+          <w:b/>
+        </w:rPr>
+        <w:t>evidence</w:t>
+      </w:r>
+      <w:r>
+        <w:rPr>
+          <w:b w:val="0"/>
+        </w:rPr>
+        <w:t>: Expected 11, 3, 8. Faulty results 5, 3, 2; first and third reveal it. Use independent expectations in the test loop. Record whether the learner needed no help, a hint or explanation.</w:t>
+      </w:r>
+    </w:p>
+    <w:p>
+      <w:pPr>
+        <w:spacing w:line="336" w:lineRule="auto" w:after="180"/>
+        <w:shd w:fill="F1F6FC"/>
+      </w:pPr>
+      <w:r>
+        <w:rPr>
+          <w:b w:val="0"/>
+        </w:rPr>
+        <w:t>Fresh retry: bundles * 3 + singles with (3, 1), (0, 1), (3, 0) expects 10, 1, 9. A constant return 10 passes only the first.</w:t>
+      </w:r>
+    </w:p>
+    <w:p>
+      <w:pPr>
+        <w:pStyle w:val="Heading3"/>
+      </w:pPr>
+      <w:r>
+        <w:t>Assess independent transfer</w:t>
+      </w:r>
+    </w:p>
+    <w:p>
+      <w:pPr>
+        <w:pStyle w:val="Heading3"/>
+      </w:pPr>
+      <w:r>
+        <w:t>Independent question · withhold the key</w:t>
+      </w:r>
+    </w:p>
+    <w:p>
+      <w:pPr>
+        <w:spacing w:line="336" w:lineRule="auto" w:after="180"/>
+        <w:shd w:fill="F5F1FB"/>
+      </w:pPr>
+      <w:r>
+        <w:rPr>
+          <w:b w:val="0"/>
+        </w:rPr>
+        <w:t xml:space="preserve">Selected case: Predict the </w:t>
+      </w:r>
+      <w:r>
+        <w:rPr>
+          <w:b/>
+        </w:rPr>
+        <w:t>output</w:t>
+      </w:r>
+      <w:r>
+        <w:rPr>
+          <w:b w:val="0"/>
+        </w:rPr>
+        <w:t xml:space="preserve">. If the function mistakenly uses x&lt;=10, identify the first failing </w:t>
+      </w:r>
+      <w:r>
+        <w:rPr>
+          <w:b/>
+        </w:rPr>
+        <w:t>assertion</w:t>
+      </w:r>
+      <w:r>
+        <w:rPr>
+          <w:b w:val="0"/>
+        </w:rPr>
+        <w:t xml:space="preserve"> and whether the final print happens. State the repair and which earlier tests must be rerun.</w:t>
+      </w:r>
+    </w:p>
+    <w:p>
+      <w:pPr>
+        <w:spacing w:line="336" w:lineRule="auto" w:after="180"/>
+        <w:shd w:fill="F5F1FB"/>
+      </w:pPr>
+      <w:r>
+        <w:rPr>
+          <w:b w:val="0"/>
+        </w:rPr>
+        <w:t xml:space="preserve">Do these cases prove all </w:t>
+      </w:r>
+      <w:r>
+        <w:rPr>
+          <w:b/>
+        </w:rPr>
+        <w:t>input</w:t>
+      </w:r>
+      <w:r>
+        <w:rPr>
+          <w:b w:val="0"/>
+        </w:rPr>
+        <w:t xml:space="preserve"> types are handled?</w:t>
       </w:r>
     </w:p>
     <w:p>
@@ -1718,8 +3040,71 @@
       </w:r>
     </w:p>
     <w:p>
-      <w:r>
-        <w:t>The supplied function prints three checks passed. With &lt;=10, the assertion for10 fails first and the final print does not run. Repair the comparison to&lt;10 and rerun all three cases to check the fix and preserve neighbouring results. These numerical boundary tests do not establish every value or input type is safe.</w:t>
+      <w:pPr>
+        <w:pStyle w:val="Heading3"/>
+      </w:pPr>
+      <w:r>
+        <w:t>Teacher key · Selected case answer</w:t>
+      </w:r>
+    </w:p>
+    <w:p>
+      <w:pPr>
+        <w:spacing w:line="336" w:lineRule="auto" w:after="180"/>
+        <w:shd w:fill="F1F6FC"/>
+      </w:pPr>
+      <w:r>
+        <w:rPr>
+          <w:b w:val="0"/>
+        </w:rPr>
+        <w:t xml:space="preserve">The supplied function prints three checks passed. With &lt;=10, the </w:t>
+      </w:r>
+      <w:r>
+        <w:rPr>
+          <w:b/>
+        </w:rPr>
+        <w:t>assertion</w:t>
+      </w:r>
+      <w:r>
+        <w:rPr>
+          <w:b w:val="0"/>
+        </w:rPr>
+        <w:t xml:space="preserve"> for10 fails first and the final print does not run.</w:t>
+      </w:r>
+    </w:p>
+    <w:p>
+      <w:pPr>
+        <w:spacing w:line="336" w:lineRule="auto" w:after="180"/>
+        <w:shd w:fill="F1F6FC"/>
+      </w:pPr>
+      <w:r>
+        <w:rPr>
+          <w:b w:val="0"/>
+        </w:rPr>
+        <w:t xml:space="preserve">Repair the comparison to&lt;10 and rerun all three cases to check the fix and preserve neighbouring results. These numerical </w:t>
+      </w:r>
+      <w:r>
+        <w:rPr>
+          <w:b/>
+        </w:rPr>
+        <w:t>boundary</w:t>
+      </w:r>
+      <w:r>
+        <w:rPr>
+          <w:b w:val="0"/>
+        </w:rPr>
+        <w:t xml:space="preserve"> tests do not establish every value or </w:t>
+      </w:r>
+      <w:r>
+        <w:rPr>
+          <w:b/>
+        </w:rPr>
+        <w:t>input</w:t>
+      </w:r>
+      <w:r>
+        <w:rPr>
+          <w:b w:val="0"/>
+        </w:rPr>
+        <w:t xml:space="preserve"> type is safe.</w:t>
       </w:r>
     </w:p>
     <w:tbl>
@@ -1825,67 +3210,246 @@
       </w:tr>
     </w:tbl>
     <w:p>
-      <w:r>
-        <w:t>Record each dimension as not yet, with support, or independent. Accept a valid alternative procedure with a defensible trace. Do not penalise an honestly recorded model failure if the learner correctly explains its evidence and limits.</w:t>
+      <w:pPr>
+        <w:pStyle w:val="Heading3"/>
+      </w:pPr>
+      <w:r>
+        <w:t>Teacher key · Selected case answer</w:t>
       </w:r>
     </w:p>
     <w:p>
       <w:pPr>
-        <w:pStyle w:val="Heading3"/>
-      </w:pPr>
-      <w:r>
-        <w:t>Feedback that the learner uses</w:t>
+        <w:spacing w:line="336" w:lineRule="auto" w:after="180"/>
+        <w:shd w:fill="F1F6FC"/>
+      </w:pPr>
+      <w:r>
+        <w:rPr>
+          <w:b w:val="0"/>
+        </w:rPr>
+        <w:t>Record each dimension as not yet, with support, or independent. Accept a valid alternative procedure with a defensible trace.</w:t>
       </w:r>
     </w:p>
     <w:p>
-      <w:r>
-        <w:t>Name the earliest unsupported step and give one action to repair it. Have the learner make that repair now and explain why. Then assess the relevant skill on a fresh, fully specified case. Confirm it was not previously practised with feedback; solve and check the new case before assigning it. A follow-up design prompt is a starting brief, not automatically an equivalent test.</w:t>
+      <w:pPr>
+        <w:spacing w:line="336" w:lineRule="auto" w:after="180"/>
+        <w:shd w:fill="F1F6FC"/>
+      </w:pPr>
+      <w:r>
+        <w:rPr>
+          <w:b w:val="0"/>
+        </w:rPr>
+        <w:t xml:space="preserve">Do not penalise an honestly recorded model failure if the learner correctly explains its </w:t>
+      </w:r>
+      <w:r>
+        <w:rPr>
+          <w:b/>
+        </w:rPr>
+        <w:t>evidence</w:t>
+      </w:r>
+      <w:r>
+        <w:rPr>
+          <w:b w:val="0"/>
+        </w:rPr>
+        <w:t xml:space="preserve"> and limits.</w:t>
       </w:r>
     </w:p>
     <w:p>
       <w:pPr>
-        <w:pStyle w:val="Heading1"/>
-      </w:pPr>
-      <w:r>
-        <w:t>06. Connect the project, support and next lesson</w:t>
+        <w:pStyle w:val="Heading3"/>
+      </w:pPr>
+      <w:r>
+        <w:t>Feedback that the learner uses</w:t>
       </w:r>
     </w:p>
     <w:p>
-      <w:r>
-        <w:t>Add a labelled testing and debugging functions evidence sheet to Python readiness portfolio. Show how you can design revealing tests for a function. Use the supplied fictional case and keep its inputs, intermediate steps, calculation or prediction, and limitation. Connect this record to last week’s record; a matching answer without a trace is insufficient.</w:t>
+      <w:pPr>
+        <w:spacing w:line="336" w:lineRule="auto" w:after="180"/>
+      </w:pPr>
+      <w:r>
+        <w:rPr>
+          <w:b w:val="0"/>
+        </w:rPr>
+        <w:t>Name the earliest unsupported step and give one action to repair it. Have the learner make that repair now and explain why. Then assess the relevant skill on a fresh, fully specified case.</w:t>
       </w:r>
     </w:p>
     <w:p>
-      <w:r>
-        <w:t>Provide a blank inputs expected actual table. Extension: use assert for the same cases and explain why only the first failure is reported.</w:t>
+      <w:pPr>
+        <w:spacing w:line="336" w:lineRule="auto" w:after="180"/>
+      </w:pPr>
+      <w:r>
+        <w:rPr>
+          <w:b w:val="0"/>
+        </w:rPr>
+        <w:t>Confirm it was not previously practised with feedback; solve and check the new case before assigning it. A follow-up design prompt is a starting brief, not automatically an equivalent test.</w:t>
       </w:r>
     </w:p>
     <w:p>
-      <w:r>
-        <w:t>Next week: Rows columns and schemas. Reuse this week's explicit contracts and evidence.</w:t>
+      <w:pPr>
+        <w:pStyle w:val="Heading1"/>
+      </w:pPr>
+      <w:r>
+        <w:t>06. Connect the project, support and next lesson</w:t>
       </w:r>
     </w:p>
     <w:p>
       <w:r>
-        <w:t>Retain the project ledger and assess a changed case after support. Check the relevant prerequisite before carrying this component forward.</w:t>
+        <w:t>Connect Testing and debugging functions to Python readiness portfolio, adapt support and plan a later changed-case check.</w:t>
       </w:r>
     </w:p>
     <w:p>
       <w:pPr>
-        <w:pStyle w:val="Heading3"/>
-      </w:pPr>
-      <w:r>
-        <w:t>Plan the delayed return</w:t>
+        <w:spacing w:line="336" w:lineRule="auto" w:after="180"/>
+      </w:pPr>
+      <w:r>
+        <w:rPr>
+          <w:b w:val="0"/>
+        </w:rPr>
+        <w:t xml:space="preserve">Add a labelled testing and debugging functions </w:t>
+      </w:r>
+      <w:r>
+        <w:rPr>
+          <w:b/>
+        </w:rPr>
+        <w:t>evidence</w:t>
+      </w:r>
+      <w:r>
+        <w:rPr>
+          <w:b w:val="0"/>
+        </w:rPr>
+        <w:t xml:space="preserve"> sheet to Python readiness portfolio. Show how you can design revealing tests for a function.</w:t>
       </w:r>
     </w:p>
     <w:p>
-      <w:r>
-        <w:t>Suggested return points in this level: plan a review after the level ends. Use actual classroom dates, adjusting for holidays and gaps. One, three and six teaching weeks are scheduling choices, not a claimed optimal spacing.</w:t>
+      <w:pPr>
+        <w:spacing w:line="336" w:lineRule="auto" w:after="180"/>
+      </w:pPr>
+      <w:r>
+        <w:rPr>
+          <w:b w:val="0"/>
+        </w:rPr>
+        <w:t xml:space="preserve">Use the supplied fictional case and keep its </w:t>
+      </w:r>
+      <w:r>
+        <w:rPr>
+          <w:b/>
+        </w:rPr>
+        <w:t>input</w:t>
+      </w:r>
+      <w:r>
+        <w:rPr>
+          <w:b w:val="0"/>
+        </w:rPr>
+        <w:t xml:space="preserve">s, intermediate steps, calculation or </w:t>
+      </w:r>
+      <w:r>
+        <w:rPr>
+          <w:b/>
+        </w:rPr>
+        <w:t>prediction</w:t>
+      </w:r>
+      <w:r>
+        <w:rPr>
+          <w:b w:val="0"/>
+        </w:rPr>
+        <w:t>, and limitation. Connect this record to last week’s record; a matching answer without a trace is insufficient.</w:t>
       </w:r>
     </w:p>
     <w:p>
-      <w:r>
-        <w:t>At a delayed check, ask for the idea from memory and a changed application. Compare with the earlier independent response and record support used. For a new level, revisit the previous capstone before checking the new prerequisites.</w:t>
+      <w:pPr>
+        <w:spacing w:line="336" w:lineRule="auto" w:after="180"/>
+      </w:pPr>
+      <w:r>
+        <w:rPr>
+          <w:b w:val="0"/>
+        </w:rPr>
+        <w:t xml:space="preserve">Provide a blank </w:t>
+      </w:r>
+      <w:r>
+        <w:rPr>
+          <w:b/>
+        </w:rPr>
+        <w:t>input</w:t>
+      </w:r>
+      <w:r>
+        <w:rPr>
+          <w:b w:val="0"/>
+        </w:rPr>
+        <w:t>s expected actual table. Extension: use assert for the same cases and explain why only the first failure is reported.</w:t>
+      </w:r>
+    </w:p>
+    <w:p>
+      <w:pPr>
+        <w:spacing w:line="336" w:lineRule="auto" w:after="180"/>
+      </w:pPr>
+      <w:r>
+        <w:rPr>
+          <w:b w:val="0"/>
+        </w:rPr>
+        <w:t xml:space="preserve">Next week: Rows columns and schemas. Reuse this week's explicit contracts and </w:t>
+      </w:r>
+      <w:r>
+        <w:rPr>
+          <w:b/>
+        </w:rPr>
+        <w:t>evidence</w:t>
+      </w:r>
+      <w:r>
+        <w:rPr>
+          <w:b w:val="0"/>
+        </w:rPr>
+        <w:t>.</w:t>
+      </w:r>
+    </w:p>
+    <w:p>
+      <w:pPr>
+        <w:spacing w:line="336" w:lineRule="auto" w:after="180"/>
+      </w:pPr>
+      <w:r>
+        <w:rPr>
+          <w:b w:val="0"/>
+        </w:rPr>
+        <w:t>Retain the project ledger and assess a changed case after support. Check the relevant prerequisite before carrying this component forward.</w:t>
+      </w:r>
+    </w:p>
+    <w:p>
+      <w:pPr>
+        <w:pStyle w:val="Heading3"/>
+      </w:pPr>
+      <w:r>
+        <w:t>Plan the delayed return</w:t>
+      </w:r>
+    </w:p>
+    <w:p>
+      <w:pPr>
+        <w:spacing w:line="336" w:lineRule="auto" w:after="180"/>
+      </w:pPr>
+      <w:r>
+        <w:rPr>
+          <w:b w:val="0"/>
+        </w:rPr>
+        <w:t>Suggested return points in this level: plan a review after the level ends. Use actual classroom dates, adjusting for holidays and gaps. One, three and six teaching weeks are scheduling choices, not a claimed optimal spacing.</w:t>
+      </w:r>
+    </w:p>
+    <w:p>
+      <w:pPr>
+        <w:spacing w:line="336" w:lineRule="auto" w:after="180"/>
+      </w:pPr>
+      <w:r>
+        <w:rPr>
+          <w:b w:val="0"/>
+        </w:rPr>
+        <w:t>At a delayed check, ask for the idea from memory and a changed application. Compare with the earlier independent response and record support used.</w:t>
+      </w:r>
+    </w:p>
+    <w:p>
+      <w:pPr>
+        <w:spacing w:line="336" w:lineRule="auto" w:after="180"/>
+      </w:pPr>
+      <w:r>
+        <w:rPr>
+          <w:b w:val="0"/>
+        </w:rPr>
+        <w:t>For a new level, revisit the previous capstone before checking the new prerequisites.</w:t>
       </w:r>
     </w:p>
     <w:tbl>
@@ -2045,8 +3609,26 @@
       </w:tr>
     </w:tbl>
     <w:p>
-      <w:r>
-        <w:t>Use the evidence to choose reteaching or the next step. A completed page, confidence rating or attractive project does not by itself demonstrate understanding.</w:t>
+      <w:pPr>
+        <w:spacing w:line="336" w:lineRule="auto" w:after="180"/>
+      </w:pPr>
+      <w:r>
+        <w:rPr>
+          <w:b w:val="0"/>
+        </w:rPr>
+        <w:t xml:space="preserve">Use the </w:t>
+      </w:r>
+      <w:r>
+        <w:rPr>
+          <w:b/>
+        </w:rPr>
+        <w:t>evidence</w:t>
+      </w:r>
+      <w:r>
+        <w:rPr>
+          <w:b w:val="0"/>
+        </w:rPr>
+        <w:t xml:space="preserve"> to choose reteaching or the next step. A completed page, confidence rating or attractive project does not by itself demonstrate understanding.</w:t>
       </w:r>
     </w:p>
     <w:p>
@@ -2058,8 +3640,38 @@
       </w:r>
     </w:p>
     <w:p>
-      <w:r>
-        <w:t>For Python readiness before the Responsible Plant Classifier, retain a trace of the values, the predicted outputs and the changed-case explanation. Use actual Python 3 results to check the prediction after reasoning first.</w:t>
+      <w:pPr>
+        <w:spacing w:line="336" w:lineRule="auto" w:after="180"/>
+      </w:pPr>
+      <w:r>
+        <w:rPr>
+          <w:b w:val="0"/>
+        </w:rPr>
+        <w:t xml:space="preserve">For Python readiness before the Responsible Plant Classifier, retain a trace of the values, the predicted </w:t>
+      </w:r>
+      <w:r>
+        <w:rPr>
+          <w:b/>
+        </w:rPr>
+        <w:t>output</w:t>
+      </w:r>
+      <w:r>
+        <w:rPr>
+          <w:b w:val="0"/>
+        </w:rPr>
+        <w:t xml:space="preserve">s and the changed-case explanation. Use actual Python 3 results to check the </w:t>
+      </w:r>
+      <w:r>
+        <w:rPr>
+          <w:b/>
+        </w:rPr>
+        <w:t>prediction</w:t>
+      </w:r>
+      <w:r>
+        <w:rPr>
+          <w:b w:val="0"/>
+        </w:rPr>
+        <w:t xml:space="preserve"> after reasoning first.</w:t>
       </w:r>
     </w:p>
     <w:p>
@@ -2072,12 +3684,50 @@
     </w:p>
     <w:p>
       <w:r>
-        <w:t>Teaching target: Design revealing tests for a function</w:t>
+        <w:t>Use this preparation summary alongside the detailed Testing and debugging functions lesson; it is a checklist rather than a replacement for the full sequence.</w:t>
       </w:r>
     </w:p>
     <w:p>
-      <w:r>
-        <w:t>Prepare the labelled worked-case picture, the matching workbook, fictional input cards and a place for individual responses. Check a local Python 3 environment before class; have a paper-trace version ready.</w:t>
+      <w:pPr>
+        <w:pStyle w:val="Heading3"/>
+      </w:pPr>
+      <w:r>
+        <w:t>Teaching target</w:t>
+      </w:r>
+    </w:p>
+    <w:p>
+      <w:pPr>
+        <w:spacing w:line="336" w:lineRule="auto" w:after="180"/>
+        <w:shd w:fill="EDF7F3"/>
+      </w:pPr>
+      <w:r>
+        <w:rPr>
+          <w:b w:val="0"/>
+        </w:rPr>
+        <w:t>Teaching target: Design revealing tests for a function</w:t>
+      </w:r>
+    </w:p>
+    <w:p>
+      <w:pPr>
+        <w:spacing w:line="336" w:lineRule="auto" w:after="180"/>
+      </w:pPr>
+      <w:r>
+        <w:rPr>
+          <w:b w:val="0"/>
+        </w:rPr>
+        <w:t xml:space="preserve">Prepare the labelled worked-case picture, the matching workbook, fictional </w:t>
+      </w:r>
+      <w:r>
+        <w:rPr>
+          <w:b/>
+        </w:rPr>
+        <w:t>input</w:t>
+      </w:r>
+      <w:r>
+        <w:rPr>
+          <w:b w:val="0"/>
+        </w:rPr>
+        <w:t xml:space="preserve"> cards and a place for individual responses. Check a local Python 3 environment before class; have a paper-trace version ready.</w:t>
       </w:r>
     </w:p>
     <w:tbl>
@@ -2224,37 +3874,220 @@
       </w:tr>
     </w:tbl>
     <w:p>
-      <w:r>
+      <w:pPr>
+        <w:spacing w:line="336" w:lineRule="auto" w:after="180"/>
+        <w:shd w:fill="F5F1FB"/>
+      </w:pPr>
+      <w:r>
+        <w:rPr>
+          <w:b w:val="0"/>
+        </w:rPr>
         <w:t>Before class, solve the supported practice: A faulty function always returns 4. Which of your three cases pass and fail?</w:t>
       </w:r>
     </w:p>
     <w:p>
-      <w:r>
-        <w:t>Reasoned practice answer: Only (6, 2) passes. The full and unused cases fail.</w:t>
+      <w:pPr>
+        <w:pStyle w:val="Heading3"/>
+      </w:pPr>
+      <w:r>
+        <w:t>Supported practice answer</w:t>
       </w:r>
     </w:p>
     <w:p>
-      <w:r>
-        <w:t>Check every learner before discussion: Use the worked case for Testing and debugging functions. Proposed explanation: “A successful run proves the conclusion”. Decide whether this explanation is supported. Point to the step or supplied fact that decides; explain your repair if needed.</w:t>
+      <w:pPr>
+        <w:spacing w:line="336" w:lineRule="auto" w:after="180"/>
+        <w:shd w:fill="F1F6FC"/>
+      </w:pPr>
+      <w:r>
+        <w:rPr>
+          <w:b w:val="0"/>
+        </w:rPr>
+        <w:t>Reasoned practice answer: Only (6, 2) passes. The full and unused cases fail.</w:t>
       </w:r>
     </w:p>
     <w:p>
-      <w:r>
-        <w:t>Misconception repair: Passing this small suite supports these particular cases. It neither proves every allowed input correct nor checks invalid input handling. A test outside the contract needs a separately specified expected behavior.</w:t>
+      <w:pPr>
+        <w:spacing w:line="336" w:lineRule="auto" w:after="180"/>
+      </w:pPr>
+      <w:r>
+        <w:rPr>
+          <w:b w:val="0"/>
+        </w:rPr>
+        <w:t>Check every learner before discussion: Use the worked case for Testing and debugging functions. Proposed explanation: “A successful run proves the conclusion”. Decide whether this explanation is supported.</w:t>
       </w:r>
     </w:p>
     <w:p>
-      <w:r>
-        <w:t>Support: read the exact case aloud, enlarge the labelled picture, supply input cards and model only the first deciding step. Accept a spoken explanation or drawing; retain the reasoning goal.</w:t>
+      <w:pPr>
+        <w:spacing w:line="336" w:lineRule="auto" w:after="180"/>
+      </w:pPr>
+      <w:r>
+        <w:rPr>
+          <w:b w:val="0"/>
+        </w:rPr>
+        <w:t>Point to the step or supplied fact that decides; explain your repair if needed.</w:t>
       </w:r>
     </w:p>
     <w:p>
-      <w:r>
-        <w:t>Extension: Remove the test at 3 and keep only 2 and 4. Require a prediction and a reason before comparing. Expected result: The buggy &lt;= function passes those remaining tests. Reason: Both procedures agree away from the equality boundary.</w:t>
+      <w:pPr>
+        <w:pStyle w:val="Heading3"/>
+      </w:pPr>
+      <w:r>
+        <w:t>Repair the misconception</w:t>
       </w:r>
     </w:p>
     <w:p>
-      <w:r>
+      <w:pPr>
+        <w:spacing w:line="336" w:lineRule="auto" w:after="180"/>
+        <w:shd w:fill="FFF5E6"/>
+      </w:pPr>
+      <w:r>
+        <w:rPr>
+          <w:b w:val="0"/>
+        </w:rPr>
+        <w:t xml:space="preserve">Misconception repair: Passing this small suite supports these particular cases. It neither proves every allowed </w:t>
+      </w:r>
+      <w:r>
+        <w:rPr>
+          <w:b/>
+        </w:rPr>
+        <w:t>input</w:t>
+      </w:r>
+      <w:r>
+        <w:rPr>
+          <w:b w:val="0"/>
+        </w:rPr>
+        <w:t xml:space="preserve"> correct nor checks invalid </w:t>
+      </w:r>
+      <w:r>
+        <w:rPr>
+          <w:b/>
+        </w:rPr>
+        <w:t>input</w:t>
+      </w:r>
+      <w:r>
+        <w:rPr>
+          <w:b w:val="0"/>
+        </w:rPr>
+        <w:t xml:space="preserve"> handling.</w:t>
+      </w:r>
+    </w:p>
+    <w:p>
+      <w:pPr>
+        <w:spacing w:line="336" w:lineRule="auto" w:after="180"/>
+        <w:shd w:fill="FFF5E6"/>
+      </w:pPr>
+      <w:r>
+        <w:rPr>
+          <w:b w:val="0"/>
+        </w:rPr>
+        <w:t>A test outside the contract needs a separately specified expected behavior.</w:t>
+      </w:r>
+    </w:p>
+    <w:p>
+      <w:pPr>
+        <w:pStyle w:val="Heading3"/>
+      </w:pPr>
+      <w:r>
+        <w:t>Support without giving away the answer</w:t>
+      </w:r>
+    </w:p>
+    <w:p>
+      <w:pPr>
+        <w:spacing w:line="336" w:lineRule="auto" w:after="180"/>
+        <w:shd w:fill="F1F6F8"/>
+      </w:pPr>
+      <w:r>
+        <w:rPr>
+          <w:b w:val="0"/>
+        </w:rPr>
+        <w:t xml:space="preserve">Support: read the exact case aloud, enlarge the labelled picture, supply </w:t>
+      </w:r>
+      <w:r>
+        <w:rPr>
+          <w:b/>
+        </w:rPr>
+        <w:t>input</w:t>
+      </w:r>
+      <w:r>
+        <w:rPr>
+          <w:b w:val="0"/>
+        </w:rPr>
+        <w:t xml:space="preserve"> cards and model only the first deciding step. Accept a spoken explanation or drawing; retain the reasoning goal.</w:t>
+      </w:r>
+    </w:p>
+    <w:p>
+      <w:pPr>
+        <w:pStyle w:val="Heading3"/>
+      </w:pPr>
+      <w:r>
+        <w:t>Extend the reasoning</w:t>
+      </w:r>
+    </w:p>
+    <w:p>
+      <w:pPr>
+        <w:spacing w:line="336" w:lineRule="auto" w:after="180"/>
+        <w:shd w:fill="F5F1FB"/>
+      </w:pPr>
+      <w:r>
+        <w:rPr>
+          <w:b w:val="0"/>
+        </w:rPr>
+        <w:t xml:space="preserve">Extension: Remove the test at 3 and keep only 2 and 4. Require a </w:t>
+      </w:r>
+      <w:r>
+        <w:rPr>
+          <w:b/>
+        </w:rPr>
+        <w:t>prediction</w:t>
+      </w:r>
+      <w:r>
+        <w:rPr>
+          <w:b w:val="0"/>
+        </w:rPr>
+        <w:t xml:space="preserve"> and a reason before comparing. Expected result: The buggy &lt;= function passes those remaining tests.</w:t>
+      </w:r>
+    </w:p>
+    <w:p>
+      <w:pPr>
+        <w:spacing w:line="336" w:lineRule="auto" w:after="180"/>
+        <w:shd w:fill="F5F1FB"/>
+      </w:pPr>
+      <w:r>
+        <w:rPr>
+          <w:b w:val="0"/>
+        </w:rPr>
+        <w:t xml:space="preserve">Reason: Both procedures agree away from the equality </w:t>
+      </w:r>
+      <w:r>
+        <w:rPr>
+          <w:b/>
+        </w:rPr>
+        <w:t>boundary</w:t>
+      </w:r>
+      <w:r>
+        <w:rPr>
+          <w:b w:val="0"/>
+        </w:rPr>
+        <w:t>.</w:t>
+      </w:r>
+    </w:p>
+    <w:p>
+      <w:pPr>
+        <w:pStyle w:val="Heading3"/>
+      </w:pPr>
+      <w:r>
+        <w:t>Protect the independent attempt</w:t>
+      </w:r>
+    </w:p>
+    <w:p>
+      <w:pPr>
+        <w:spacing w:line="336" w:lineRule="auto" w:after="180"/>
+        <w:shd w:fill="FFF5E6"/>
+      </w:pPr>
+      <w:r>
+        <w:rPr>
+          <w:b w:val="0"/>
+        </w:rPr>
         <w:t>Independent assessment: withhold the reserved answer until the learner has attempted the new case. Record support separately from correctness.</w:t>
       </w:r>
     </w:p>
@@ -2443,46 +4276,1076 @@
       </w:tr>
     </w:tbl>
     <w:p>
-      <w:r>
-        <w:t>Project checkpoint: Python readiness portfolio. Keep runnable code, predictions, actual outputs, one repaired error and an explanation of a function on changed inputs.</w:t>
+      <w:pPr>
+        <w:pStyle w:val="Heading3"/>
+      </w:pPr>
+      <w:r>
+        <w:t>Project checkpoint</w:t>
       </w:r>
     </w:p>
     <w:p>
-      <w:r>
-        <w:t>Use the weekly teacher answer for topic-specific reasoning. A saved progress tick is an activity record; judge mastery from the learner’s explanation and evidence.</w:t>
+      <w:pPr>
+        <w:spacing w:line="336" w:lineRule="auto" w:after="180"/>
+        <w:shd w:fill="EDF7F3"/>
+      </w:pPr>
+      <w:r>
+        <w:rPr>
+          <w:b w:val="0"/>
+        </w:rPr>
+        <w:t xml:space="preserve">Project checkpoint: Python readiness portfolio. Keep runnable code, </w:t>
+      </w:r>
+      <w:r>
+        <w:rPr>
+          <w:b/>
+        </w:rPr>
+        <w:t>prediction</w:t>
+      </w:r>
+      <w:r>
+        <w:rPr>
+          <w:b w:val="0"/>
+        </w:rPr>
+        <w:t xml:space="preserve">s, actual </w:t>
+      </w:r>
+      <w:r>
+        <w:rPr>
+          <w:b/>
+        </w:rPr>
+        <w:t>output</w:t>
+      </w:r>
+      <w:r>
+        <w:rPr>
+          <w:b w:val="0"/>
+        </w:rPr>
+        <w:t xml:space="preserve">s, one repaired error and an explanation of a function on changed </w:t>
+      </w:r>
+      <w:r>
+        <w:rPr>
+          <w:b/>
+        </w:rPr>
+        <w:t>input</w:t>
+      </w:r>
+      <w:r>
+        <w:rPr>
+          <w:b w:val="0"/>
+        </w:rPr>
+        <w:t>s.</w:t>
       </w:r>
     </w:p>
     <w:p>
       <w:pPr>
-        <w:pStyle w:val="Heading1"/>
-      </w:pPr>
-      <w:r>
-        <w:t>08. Use feedback, labs and repair paths</w:t>
+        <w:spacing w:line="336" w:lineRule="auto" w:after="180"/>
+      </w:pPr>
+      <w:r>
+        <w:rPr>
+          <w:b w:val="0"/>
+        </w:rPr>
+        <w:t xml:space="preserve">Use the weekly teacher answer for topic-specific reasoning. A saved progress tick is an activity record; judge mastery from the learner’s explanation and </w:t>
+      </w:r>
+      <w:r>
+        <w:rPr>
+          <w:b/>
+        </w:rPr>
+        <w:t>evidence</w:t>
+      </w:r>
+      <w:r>
+        <w:rPr>
+          <w:b w:val="0"/>
+        </w:rPr>
+        <w:t>.</w:t>
       </w:r>
     </w:p>
     <w:p>
-      <w:r>
-        <w:t>Use the two formative questions as supported practice, not as independent mastery scores. Discuss the deciding evidence rather than accepting a guessed selection.</w:t>
+      <w:pPr>
+        <w:pStyle w:val="Heading1"/>
+      </w:pPr>
+      <w:r>
+        <w:t>08. Use feedback, labs and repair paths</w:t>
       </w:r>
     </w:p>
     <w:p>
       <w:r>
-        <w:t>The feedback comes from the reviewed public worked case. Do not reveal the separately reserved independent teacher answer until the learner has attempted that case.</w:t>
+        <w:t>Use feedback, earlier review and portfolios purposefully. Apply the coding routine only when this lesson has an executable lab.</w:t>
       </w:r>
     </w:p>
     <w:p>
-      <w:r>
-        <w:t>Ask students to predict before running code. Preserve errors and actual outputs; collect a changed test and an explanation. The branch-boundary and indexing lessons deliberately include failure cases.</w:t>
+      <w:pPr>
+        <w:spacing w:line="336" w:lineRule="auto" w:after="180"/>
+      </w:pPr>
+      <w:r>
+        <w:rPr>
+          <w:b w:val="0"/>
+        </w:rPr>
+        <w:t xml:space="preserve">Use the two formative questions as supported practice, not as independent mastery scores. Discuss the deciding </w:t>
+      </w:r>
+      <w:r>
+        <w:rPr>
+          <w:b/>
+        </w:rPr>
+        <w:t>evidence</w:t>
+      </w:r>
+      <w:r>
+        <w:rPr>
+          <w:b w:val="0"/>
+        </w:rPr>
+        <w:t xml:space="preserve"> rather than accepting a guessed selection.</w:t>
       </w:r>
     </w:p>
     <w:p>
-      <w:r>
-        <w:t>Use the earlier worked-explanation links to address a specific missing building block, then return to the current question. Adapt this suggestion after observing the learner; it is not an automatic diagnosis.</w:t>
+      <w:pPr>
+        <w:spacing w:line="336" w:lineRule="auto" w:after="180"/>
+      </w:pPr>
+      <w:r>
+        <w:rPr>
+          <w:b w:val="0"/>
+        </w:rPr>
+        <w:t>The feedback comes from the reviewed public worked case. Do not reveal the separately reserved independent teacher answer until the learner has attempted that case.</w:t>
       </w:r>
     </w:p>
     <w:p>
-      <w:r>
-        <w:t>Collect the completed-work portfolio as evidence. Record support separately from correctness, and assess explanation, trace/test and limitations. Progress ticks and quiz selections alone do not establish mastery.</w:t>
+      <w:pPr>
+        <w:spacing w:line="336" w:lineRule="auto" w:after="180"/>
+      </w:pPr>
+      <w:r>
+        <w:rPr>
+          <w:b w:val="0"/>
+        </w:rPr>
+        <w:t xml:space="preserve">Ask students to predict before running code. Preserve errors and actual </w:t>
+      </w:r>
+      <w:r>
+        <w:rPr>
+          <w:b/>
+        </w:rPr>
+        <w:t>output</w:t>
+      </w:r>
+      <w:r>
+        <w:rPr>
+          <w:b w:val="0"/>
+        </w:rPr>
+        <w:t>s; collect a changed test and an explanation. The branch-</w:t>
+      </w:r>
+      <w:r>
+        <w:rPr>
+          <w:b/>
+        </w:rPr>
+        <w:t>boundary</w:t>
+      </w:r>
+      <w:r>
+        <w:rPr>
+          <w:b w:val="0"/>
+        </w:rPr>
+        <w:t xml:space="preserve"> and indexing lessons deliberately include failure cases.</w:t>
+      </w:r>
+    </w:p>
+    <w:p>
+      <w:pPr>
+        <w:spacing w:line="336" w:lineRule="auto" w:after="180"/>
+      </w:pPr>
+      <w:r>
+        <w:rPr>
+          <w:b w:val="0"/>
+        </w:rPr>
+        <w:t>Use the earlier worked-explanation links to address a specific missing building block, then return to the current question. Adapt this suggestion after observing the learner; it is not an automatic diagnosis.</w:t>
+      </w:r>
+    </w:p>
+    <w:p>
+      <w:pPr>
+        <w:spacing w:line="336" w:lineRule="auto" w:after="180"/>
+      </w:pPr>
+      <w:r>
+        <w:rPr>
+          <w:b w:val="0"/>
+        </w:rPr>
+        <w:t xml:space="preserve">Collect the completed-work portfolio as </w:t>
+      </w:r>
+      <w:r>
+        <w:rPr>
+          <w:b/>
+        </w:rPr>
+        <w:t>evidence</w:t>
+      </w:r>
+      <w:r>
+        <w:rPr>
+          <w:b w:val="0"/>
+        </w:rPr>
+        <w:t>. Record support separately from correctness, and assess explanation, trace/test and limitations. Progress ticks and quiz selections alone do not establish mastery.</w:t>
+      </w:r>
+    </w:p>
+    <w:p>
+      <w:pPr>
+        <w:pStyle w:val="Heading1"/>
+      </w:pPr>
+      <w:r>
+        <w:t>09. Visual concept journey</w:t>
+      </w:r>
+    </w:p>
+    <w:p>
+      <w:r>
+        <w:t>Show one Testing and debugging functions graphic at a time, request a prediction and discuss its trace before the independent assessment.</w:t>
+      </w:r>
+    </w:p>
+    <w:p>
+      <w:pPr>
+        <w:spacing w:line="336" w:lineRule="auto" w:after="180"/>
+      </w:pPr>
+      <w:r>
+        <w:rPr>
+          <w:b w:val="0"/>
+        </w:rPr>
+        <w:t xml:space="preserve">Use one picture at a time. Hide a worked result before asking for a </w:t>
+      </w:r>
+      <w:r>
+        <w:rPr>
+          <w:b/>
+        </w:rPr>
+        <w:t>prediction</w:t>
+      </w:r>
+      <w:r>
+        <w:rPr>
+          <w:b w:val="0"/>
+        </w:rPr>
+        <w:t>, then reveal it for feedback. These are supported teaching cases; retain the separate independent assessment for a fresh first attempt.</w:t>
+      </w:r>
+    </w:p>
+    <w:p>
+      <w:pPr>
+        <w:pStyle w:val="Heading3"/>
+      </w:pPr>
+      <w:r>
+        <w:t>01. Testing and debugging functions: the case</w:t>
+      </w:r>
+    </w:p>
+    <w:p>
+      <w:r>
+        <w:drawing>
+          <wp:inline xmlns:a="http://schemas.openxmlformats.org/drawingml/2006/main" xmlns:pic="http://schemas.openxmlformats.org/drawingml/2006/picture">
+            <wp:extent cx="5486400" cy="2834640"/>
+            <wp:docPr id="2" name="Picture 2" descr="Use a test that catches the boundary bug. A function should classify an integer as tiny exactly when it is less than three. Supplied facts: Python 3 intended function: return x&lt;3. Test cases: (2,True),(3,False),(4,False). Candidate bug: return x&lt;=3."/>
+            <wp:cNvGraphicFramePr>
+              <a:graphicFrameLocks noChangeAspect="1"/>
+            </wp:cNvGraphicFramePr>
+            <a:graphic>
+              <a:graphicData uri="http://schemas.openxmlformats.org/drawingml/2006/picture">
+                <pic:pic>
+                  <pic:nvPicPr>
+                    <pic:cNvPr id="0" name="academy-story-python-bridge-12-01.png"/>
+                    <pic:cNvPicPr/>
+                  </pic:nvPicPr>
+                  <pic:blipFill>
+                    <a:blip r:embed="rId10"/>
+                    <a:stretch>
+                      <a:fillRect/>
+                    </a:stretch>
+                  </pic:blipFill>
+                  <pic:spPr>
+                    <a:xfrm>
+                      <a:off x="0" y="0"/>
+                      <a:ext cx="5486400" cy="2834640"/>
+                    </a:xfrm>
+                    <a:prstGeom prst="rect"/>
+                  </pic:spPr>
+                </pic:pic>
+              </a:graphicData>
+            </a:graphic>
+          </wp:inline>
+        </w:drawing>
+      </w:r>
+    </w:p>
+    <w:p>
+      <w:pPr>
+        <w:spacing w:line="336" w:lineRule="auto" w:after="180"/>
+      </w:pPr>
+      <w:r>
+        <w:rPr>
+          <w:b w:val="0"/>
+        </w:rPr>
+        <w:t xml:space="preserve">Use a test that catches the </w:t>
+      </w:r>
+      <w:r>
+        <w:rPr>
+          <w:b/>
+        </w:rPr>
+        <w:t>boundary</w:t>
+      </w:r>
+      <w:r>
+        <w:rPr>
+          <w:b w:val="0"/>
+        </w:rPr>
+        <w:t xml:space="preserve"> bug. A function should classify an integer as tiny exactly when it is less than three. Supplied facts: Python 3 intended function: return x&lt;3. </w:t>
+      </w:r>
+      <w:r>
+        <w:rPr>
+          <w:b/>
+        </w:rPr>
+        <w:t>Test case</w:t>
+      </w:r>
+      <w:r>
+        <w:rPr>
+          <w:b w:val="0"/>
+        </w:rPr>
+        <w:t>s: (2,True),(3,False),(4,False).</w:t>
+      </w:r>
+    </w:p>
+    <w:p>
+      <w:pPr>
+        <w:spacing w:line="336" w:lineRule="auto" w:after="180"/>
+      </w:pPr>
+      <w:r>
+        <w:rPr>
+          <w:b w:val="0"/>
+        </w:rPr>
+        <w:t>Candidate bug: return x&lt;=3.</w:t>
+      </w:r>
+    </w:p>
+    <w:p>
+      <w:pPr>
+        <w:spacing w:line="336" w:lineRule="auto" w:after="180"/>
+        <w:shd w:fill="F5F1FB"/>
+      </w:pPr>
+      <w:r>
+        <w:rPr>
+          <w:b w:val="0"/>
+        </w:rPr>
+        <w:t>Point to the given fact that matters most. Explain why it matters.</w:t>
+      </w:r>
+    </w:p>
+    <w:p>
+      <w:pPr>
+        <w:pStyle w:val="Heading3"/>
+      </w:pPr>
+      <w:r>
+        <w:t>Discuss while showing the picture</w:t>
+      </w:r>
+    </w:p>
+    <w:p>
+      <w:pPr>
+        <w:spacing w:line="336" w:lineRule="auto" w:after="180"/>
+        <w:shd w:fill="F1F6F8"/>
+      </w:pPr>
+      <w:r>
+        <w:rPr>
+          <w:b w:val="0"/>
+        </w:rPr>
+        <w:t>Teacher prompt: Point to the given fact that matters most. Explain why it matters. Ask learners to describe one label or arrow in ordinary words. Use the adjacent transcript if the image is difficult to see.</w:t>
+      </w:r>
+    </w:p>
+    <w:p>
+      <w:pPr>
+        <w:pStyle w:val="Heading3"/>
+      </w:pPr>
+      <w:r>
+        <w:t>02. Follow the deciding steps</w:t>
+      </w:r>
+    </w:p>
+    <w:p>
+      <w:r>
+        <w:drawing>
+          <wp:inline xmlns:a="http://schemas.openxmlformats.org/drawingml/2006/main" xmlns:pic="http://schemas.openxmlformats.org/drawingml/2006/picture">
+            <wp:extent cx="5486400" cy="3182112"/>
+            <wp:docPr id="3" name="Picture 3" descr="Record contract: Strict less-than excludes the value 3. → Run boundary cases: The intended outputs are True, False, False for 2,3,4. → Locate the bug: Using &lt;= passes 2 but fails the test at 3 before the later test."/>
+            <wp:cNvGraphicFramePr>
+              <a:graphicFrameLocks noChangeAspect="1"/>
+            </wp:cNvGraphicFramePr>
+            <a:graphic>
+              <a:graphicData uri="http://schemas.openxmlformats.org/drawingml/2006/picture">
+                <pic:pic>
+                  <pic:nvPicPr>
+                    <pic:cNvPr id="0" name="academy-story-python-bridge-12-02.png"/>
+                    <pic:cNvPicPr/>
+                  </pic:nvPicPr>
+                  <pic:blipFill>
+                    <a:blip r:embed="rId11"/>
+                    <a:stretch>
+                      <a:fillRect/>
+                    </a:stretch>
+                  </pic:blipFill>
+                  <pic:spPr>
+                    <a:xfrm>
+                      <a:off x="0" y="0"/>
+                      <a:ext cx="5486400" cy="3182112"/>
+                    </a:xfrm>
+                    <a:prstGeom prst="rect"/>
+                  </pic:spPr>
+                </pic:pic>
+              </a:graphicData>
+            </a:graphic>
+          </wp:inline>
+        </w:drawing>
+      </w:r>
+    </w:p>
+    <w:p>
+      <w:pPr>
+        <w:spacing w:line="336" w:lineRule="auto" w:after="180"/>
+      </w:pPr>
+      <w:r>
+        <w:rPr>
+          <w:b w:val="0"/>
+        </w:rPr>
+        <w:t xml:space="preserve">Record contract: Strict less-than excludes the value 3. → Run </w:t>
+      </w:r>
+      <w:r>
+        <w:rPr>
+          <w:b/>
+        </w:rPr>
+        <w:t>boundary</w:t>
+      </w:r>
+      <w:r>
+        <w:rPr>
+          <w:b w:val="0"/>
+        </w:rPr>
+        <w:t xml:space="preserve"> cases: The intended </w:t>
+      </w:r>
+      <w:r>
+        <w:rPr>
+          <w:b/>
+        </w:rPr>
+        <w:t>output</w:t>
+      </w:r>
+      <w:r>
+        <w:rPr>
+          <w:b w:val="0"/>
+        </w:rPr>
+        <w:t>s are True, False, False for 2,3,4. → Locate the bug: Using &lt;= passes 2 but fails the test at 3 before the later test.</w:t>
+      </w:r>
+    </w:p>
+    <w:p>
+      <w:pPr>
+        <w:spacing w:line="336" w:lineRule="auto" w:after="180"/>
+        <w:shd w:fill="F5F1FB"/>
+      </w:pPr>
+      <w:r>
+        <w:rPr>
+          <w:b w:val="0"/>
+        </w:rPr>
+        <w:t xml:space="preserve">Point to each numbered stage and explain which recorded </w:t>
+      </w:r>
+      <w:r>
+        <w:rPr>
+          <w:b/>
+        </w:rPr>
+        <w:t>input</w:t>
+      </w:r>
+      <w:r>
+        <w:rPr>
+          <w:b w:val="0"/>
+        </w:rPr>
+        <w:t xml:space="preserve"> it uses.</w:t>
+      </w:r>
+    </w:p>
+    <w:p>
+      <w:pPr>
+        <w:pStyle w:val="Heading3"/>
+      </w:pPr>
+      <w:r>
+        <w:t>Discuss while showing the picture</w:t>
+      </w:r>
+    </w:p>
+    <w:p>
+      <w:pPr>
+        <w:spacing w:line="336" w:lineRule="auto" w:after="180"/>
+        <w:shd w:fill="F1F6F8"/>
+      </w:pPr>
+      <w:r>
+        <w:rPr>
+          <w:b w:val="0"/>
+        </w:rPr>
+        <w:t xml:space="preserve">Teacher prompt: Point to each numbered stage and explain which recorded </w:t>
+      </w:r>
+      <w:r>
+        <w:rPr>
+          <w:b/>
+        </w:rPr>
+        <w:t>input</w:t>
+      </w:r>
+      <w:r>
+        <w:rPr>
+          <w:b w:val="0"/>
+        </w:rPr>
+        <w:t xml:space="preserve"> it uses. Ask learners to describe one label or arrow in ordinary words. Use the adjacent transcript if the image is difficult to see.</w:t>
+      </w:r>
+    </w:p>
+    <w:p>
+      <w:pPr>
+        <w:pStyle w:val="Heading3"/>
+      </w:pPr>
+      <w:r>
+        <w:t>03. Follow the evidence</w:t>
+      </w:r>
+    </w:p>
+    <w:p>
+      <w:r>
+        <w:drawing>
+          <wp:inline xmlns:a="http://schemas.openxmlformats.org/drawingml/2006/main" xmlns:pic="http://schemas.openxmlformats.org/drawingml/2006/picture">
+            <wp:extent cx="5486400" cy="2834640"/>
+            <wp:docPr id="4" name="Picture 4" descr="Follow the evidence. Ordinary case | 8 and 3 | Expect 5. Full case | 8 and 8 | Expect 0. Unused case | 8 and 0 | Expect 8"/>
+            <wp:cNvGraphicFramePr>
+              <a:graphicFrameLocks noChangeAspect="1"/>
+            </wp:cNvGraphicFramePr>
+            <a:graphic>
+              <a:graphicData uri="http://schemas.openxmlformats.org/drawingml/2006/picture">
+                <pic:pic>
+                  <pic:nvPicPr>
+                    <pic:cNvPr id="0" name="academy-story-python-bridge-12-03.png"/>
+                    <pic:cNvPicPr/>
+                  </pic:nvPicPr>
+                  <pic:blipFill>
+                    <a:blip r:embed="rId12"/>
+                    <a:stretch>
+                      <a:fillRect/>
+                    </a:stretch>
+                  </pic:blipFill>
+                  <pic:spPr>
+                    <a:xfrm>
+                      <a:off x="0" y="0"/>
+                      <a:ext cx="5486400" cy="2834640"/>
+                    </a:xfrm>
+                    <a:prstGeom prst="rect"/>
+                  </pic:spPr>
+                </pic:pic>
+              </a:graphicData>
+            </a:graphic>
+          </wp:inline>
+        </w:drawing>
+      </w:r>
+    </w:p>
+    <w:p>
+      <w:pPr>
+        <w:spacing w:line="336" w:lineRule="auto" w:after="180"/>
+      </w:pPr>
+      <w:r>
+        <w:rPr>
+          <w:b w:val="0"/>
+        </w:rPr>
+        <w:t xml:space="preserve">Follow the </w:t>
+      </w:r>
+      <w:r>
+        <w:rPr>
+          <w:b/>
+        </w:rPr>
+        <w:t>evidence</w:t>
+      </w:r>
+      <w:r>
+        <w:rPr>
+          <w:b w:val="0"/>
+        </w:rPr>
+        <w:t>. Ordinary case | 8 and 3 | Expect 5. Full case | 8 and 8 | Expect 0. Unused case | 8 and 0 | Expect 8</w:t>
+      </w:r>
+    </w:p>
+    <w:p>
+      <w:pPr>
+        <w:spacing w:line="336" w:lineRule="auto" w:after="180"/>
+        <w:shd w:fill="F5F1FB"/>
+      </w:pPr>
+      <w:r>
+        <w:rPr>
+          <w:b w:val="0"/>
+        </w:rPr>
+        <w:t>Read the labels and values. Explain the relationship the model shows.</w:t>
+      </w:r>
+    </w:p>
+    <w:p>
+      <w:pPr>
+        <w:pStyle w:val="Heading3"/>
+      </w:pPr>
+      <w:r>
+        <w:t>Discuss while showing the picture</w:t>
+      </w:r>
+    </w:p>
+    <w:p>
+      <w:pPr>
+        <w:spacing w:line="336" w:lineRule="auto" w:after="180"/>
+        <w:shd w:fill="F1F6F8"/>
+      </w:pPr>
+      <w:r>
+        <w:rPr>
+          <w:b w:val="0"/>
+        </w:rPr>
+        <w:t>Teacher prompt: Read the labels and values. Explain the relationship the model shows. Ask learners to describe one label or arrow in ordinary words. Use the adjacent transcript if the image is difficult to see.</w:t>
+      </w:r>
+    </w:p>
+    <w:p>
+      <w:pPr>
+        <w:pStyle w:val="Heading3"/>
+      </w:pPr>
+      <w:r>
+        <w:t>04. Change one thing. Trace what follows.</w:t>
+      </w:r>
+    </w:p>
+    <w:p>
+      <w:r>
+        <w:drawing>
+          <wp:inline xmlns:a="http://schemas.openxmlformats.org/drawingml/2006/main" xmlns:pic="http://schemas.openxmlformats.org/drawingml/2006/picture">
+            <wp:extent cx="5486400" cy="3026664"/>
+            <wp:docPr id="5" name="Picture 5" descr="Original case: Using &lt;= passes 2 but fails the test at 3 before the later test. Changed condition: Remove the test at 3 and keep only 2 and 4. Expected result: The buggy &lt;= function passes those remaining tests. Reason: Both procedures agree away from the equality boundary."/>
+            <wp:cNvGraphicFramePr>
+              <a:graphicFrameLocks noChangeAspect="1"/>
+            </wp:cNvGraphicFramePr>
+            <a:graphic>
+              <a:graphicData uri="http://schemas.openxmlformats.org/drawingml/2006/picture">
+                <pic:pic>
+                  <pic:nvPicPr>
+                    <pic:cNvPr id="0" name="academy-story-python-bridge-12-04.png"/>
+                    <pic:cNvPicPr/>
+                  </pic:nvPicPr>
+                  <pic:blipFill>
+                    <a:blip r:embed="rId13"/>
+                    <a:stretch>
+                      <a:fillRect/>
+                    </a:stretch>
+                  </pic:blipFill>
+                  <pic:spPr>
+                    <a:xfrm>
+                      <a:off x="0" y="0"/>
+                      <a:ext cx="5486400" cy="3026664"/>
+                    </a:xfrm>
+                    <a:prstGeom prst="rect"/>
+                  </pic:spPr>
+                </pic:pic>
+              </a:graphicData>
+            </a:graphic>
+          </wp:inline>
+        </w:drawing>
+      </w:r>
+    </w:p>
+    <w:p>
+      <w:pPr>
+        <w:spacing w:line="336" w:lineRule="auto" w:after="180"/>
+      </w:pPr>
+      <w:r>
+        <w:rPr>
+          <w:b w:val="0"/>
+        </w:rPr>
+        <w:t>Original case: Using &lt;= passes 2 but fails the test at 3 before the later test. Changed condition: Remove the test at 3 and keep only 2 and 4. Expected result: The buggy &lt;= function passes those remaining tests.</w:t>
+      </w:r>
+    </w:p>
+    <w:p>
+      <w:pPr>
+        <w:spacing w:line="336" w:lineRule="auto" w:after="180"/>
+      </w:pPr>
+      <w:r>
+        <w:rPr>
+          <w:b w:val="0"/>
+        </w:rPr>
+        <w:t xml:space="preserve">Reason: Both procedures agree away from the equality </w:t>
+      </w:r>
+      <w:r>
+        <w:rPr>
+          <w:b/>
+        </w:rPr>
+        <w:t>boundary</w:t>
+      </w:r>
+      <w:r>
+        <w:rPr>
+          <w:b w:val="0"/>
+        </w:rPr>
+        <w:t>.</w:t>
+      </w:r>
+    </w:p>
+    <w:p>
+      <w:pPr>
+        <w:spacing w:line="336" w:lineRule="auto" w:after="180"/>
+        <w:shd w:fill="F5F1FB"/>
+      </w:pPr>
+      <w:r>
+        <w:rPr>
+          <w:b w:val="0"/>
+        </w:rPr>
+        <w:t>Predict before checking the worked changed-case result. Name what changed and what the supplied facts allow you to conclude.</w:t>
+      </w:r>
+    </w:p>
+    <w:p>
+      <w:pPr>
+        <w:pStyle w:val="Heading3"/>
+      </w:pPr>
+      <w:r>
+        <w:t>Discuss while showing the picture</w:t>
+      </w:r>
+    </w:p>
+    <w:p>
+      <w:pPr>
+        <w:spacing w:line="336" w:lineRule="auto" w:after="180"/>
+        <w:shd w:fill="F1F6F8"/>
+      </w:pPr>
+      <w:r>
+        <w:rPr>
+          <w:b w:val="0"/>
+        </w:rPr>
+        <w:t>Teacher prompt: Predict before checking the worked changed-case result. Name what changed and what the supplied facts allow you to conclude. Ask learners to describe one label or arrow in ordinary words.</w:t>
+      </w:r>
+    </w:p>
+    <w:p>
+      <w:pPr>
+        <w:spacing w:line="336" w:lineRule="auto" w:after="180"/>
+        <w:shd w:fill="F1F6F8"/>
+      </w:pPr>
+      <w:r>
+        <w:rPr>
+          <w:b w:val="0"/>
+        </w:rPr>
+        <w:t xml:space="preserve">Use the adjacent transcript if the image is difficult to see. Changed-case reasoning: Both procedures agree away from the equality </w:t>
+      </w:r>
+      <w:r>
+        <w:rPr>
+          <w:b/>
+        </w:rPr>
+        <w:t>boundary</w:t>
+      </w:r>
+      <w:r>
+        <w:rPr>
+          <w:b w:val="0"/>
+        </w:rPr>
+        <w:t>.</w:t>
+      </w:r>
+    </w:p>
+    <w:p>
+      <w:pPr>
+        <w:pStyle w:val="Heading3"/>
+      </w:pPr>
+      <w:r>
+        <w:t>05. Connect the explanation to its limit</w:t>
+      </w:r>
+    </w:p>
+    <w:p>
+      <w:r>
+        <w:drawing>
+          <wp:inline xmlns:a="http://schemas.openxmlformats.org/drawingml/2006/main" xmlns:pic="http://schemas.openxmlformats.org/drawingml/2006/picture">
+            <wp:extent cx="5486400" cy="2834640"/>
+            <wp:docPr id="6" name="Picture 6" descr="A revealing test distinguishes a correct implementation from a plausible mistake. Checking only values far from the boundary would miss this inclusive-versus-strict bug. Limit: Passing these cases does not prove correctness for every type or input; the contract and coverage determine what was actually checked."/>
+            <wp:cNvGraphicFramePr>
+              <a:graphicFrameLocks noChangeAspect="1"/>
+            </wp:cNvGraphicFramePr>
+            <a:graphic>
+              <a:graphicData uri="http://schemas.openxmlformats.org/drawingml/2006/picture">
+                <pic:pic>
+                  <pic:nvPicPr>
+                    <pic:cNvPr id="0" name="academy-story-python-bridge-12-05.png"/>
+                    <pic:cNvPicPr/>
+                  </pic:nvPicPr>
+                  <pic:blipFill>
+                    <a:blip r:embed="rId14"/>
+                    <a:stretch>
+                      <a:fillRect/>
+                    </a:stretch>
+                  </pic:blipFill>
+                  <pic:spPr>
+                    <a:xfrm>
+                      <a:off x="0" y="0"/>
+                      <a:ext cx="5486400" cy="2834640"/>
+                    </a:xfrm>
+                    <a:prstGeom prst="rect"/>
+                  </pic:spPr>
+                </pic:pic>
+              </a:graphicData>
+            </a:graphic>
+          </wp:inline>
+        </w:drawing>
+      </w:r>
+    </w:p>
+    <w:p>
+      <w:pPr>
+        <w:spacing w:line="336" w:lineRule="auto" w:after="180"/>
+      </w:pPr>
+      <w:r>
+        <w:rPr>
+          <w:b w:val="0"/>
+        </w:rPr>
+        <w:t xml:space="preserve">A revealing test distinguishes a correct implementation from a plausible mistake. Checking only values far from the </w:t>
+      </w:r>
+      <w:r>
+        <w:rPr>
+          <w:b/>
+        </w:rPr>
+        <w:t>boundary</w:t>
+      </w:r>
+      <w:r>
+        <w:rPr>
+          <w:b w:val="0"/>
+        </w:rPr>
+        <w:t xml:space="preserve"> would miss this inclusive-versus-strict bug.</w:t>
+      </w:r>
+    </w:p>
+    <w:p>
+      <w:pPr>
+        <w:spacing w:line="336" w:lineRule="auto" w:after="180"/>
+      </w:pPr>
+      <w:r>
+        <w:rPr>
+          <w:b w:val="0"/>
+        </w:rPr>
+        <w:t xml:space="preserve">Limit: Passing these cases does not prove correctness for every type or </w:t>
+      </w:r>
+      <w:r>
+        <w:rPr>
+          <w:b/>
+        </w:rPr>
+        <w:t>input</w:t>
+      </w:r>
+      <w:r>
+        <w:rPr>
+          <w:b w:val="0"/>
+        </w:rPr>
+        <w:t>; the contract and coverage determine what was actually checked.</w:t>
+      </w:r>
+    </w:p>
+    <w:p>
+      <w:pPr>
+        <w:spacing w:line="336" w:lineRule="auto" w:after="180"/>
+        <w:shd w:fill="F5F1FB"/>
+      </w:pPr>
+      <w:r>
+        <w:rPr>
+          <w:b w:val="0"/>
+        </w:rPr>
+        <w:t>Explain the case, then point to a limit on the claim.</w:t>
+      </w:r>
+    </w:p>
+    <w:p>
+      <w:pPr>
+        <w:pStyle w:val="Heading3"/>
+      </w:pPr>
+      <w:r>
+        <w:t>Discuss while showing the picture</w:t>
+      </w:r>
+    </w:p>
+    <w:p>
+      <w:pPr>
+        <w:spacing w:line="336" w:lineRule="auto" w:after="180"/>
+        <w:shd w:fill="F1F6F8"/>
+      </w:pPr>
+      <w:r>
+        <w:rPr>
+          <w:b w:val="0"/>
+        </w:rPr>
+        <w:t>Teacher prompt: Explain the case, then point to a limit on the claim. Ask learners to describe one label or arrow in ordinary words. Use the adjacent transcript if the image is difficult to see.</w:t>
+      </w:r>
+    </w:p>
+    <w:p>
+      <w:pPr>
+        <w:spacing w:line="336" w:lineRule="auto" w:after="180"/>
+        <w:shd w:fill="F1F6F8"/>
+      </w:pPr>
+      <w:r>
+        <w:rPr>
+          <w:b w:val="0"/>
+        </w:rPr>
+        <w:t xml:space="preserve">Keep the stated scope: Passing these cases does not prove correctness for every type or </w:t>
+      </w:r>
+      <w:r>
+        <w:rPr>
+          <w:b/>
+        </w:rPr>
+        <w:t>input</w:t>
+      </w:r>
+      <w:r>
+        <w:rPr>
+          <w:b w:val="0"/>
+        </w:rPr>
+        <w:t>; the contract and coverage determine what was actually checked.</w:t>
+      </w:r>
+    </w:p>
+    <w:p>
+      <w:pPr>
+        <w:pStyle w:val="Heading3"/>
+      </w:pPr>
+      <w:r>
+        <w:t>06. Make the idea visible in your project</w:t>
+      </w:r>
+    </w:p>
+    <w:p>
+      <w:r>
+        <w:drawing>
+          <wp:inline xmlns:a="http://schemas.openxmlformats.org/drawingml/2006/main" xmlns:pic="http://schemas.openxmlformats.org/drawingml/2006/picture">
+            <wp:extent cx="5486400" cy="3681984"/>
+            <wp:docPr id="7" name="Picture 7" descr="For Python readiness before the Responsible Plant Classifier, retain a trace of the values, the predicted outputs and the changed-case explanation. Use actual Python 3 results to check the prediction after reasoning first. Draw your input, deciding step, result and limit. Supported question: Predict the three correct outputs. Which test first catches &lt;=, and why do tests at only two and four miss the bug?"/>
+            <wp:cNvGraphicFramePr>
+              <a:graphicFrameLocks noChangeAspect="1"/>
+            </wp:cNvGraphicFramePr>
+            <a:graphic>
+              <a:graphicData uri="http://schemas.openxmlformats.org/drawingml/2006/picture">
+                <pic:pic>
+                  <pic:nvPicPr>
+                    <pic:cNvPr id="0" name="academy-story-python-bridge-12-06.png"/>
+                    <pic:cNvPicPr/>
+                  </pic:nvPicPr>
+                  <pic:blipFill>
+                    <a:blip r:embed="rId15"/>
+                    <a:stretch>
+                      <a:fillRect/>
+                    </a:stretch>
+                  </pic:blipFill>
+                  <pic:spPr>
+                    <a:xfrm>
+                      <a:off x="0" y="0"/>
+                      <a:ext cx="5486400" cy="3681984"/>
+                    </a:xfrm>
+                    <a:prstGeom prst="rect"/>
+                  </pic:spPr>
+                </pic:pic>
+              </a:graphicData>
+            </a:graphic>
+          </wp:inline>
+        </w:drawing>
+      </w:r>
+    </w:p>
+    <w:p>
+      <w:pPr>
+        <w:spacing w:line="336" w:lineRule="auto" w:after="180"/>
+      </w:pPr>
+      <w:r>
+        <w:rPr>
+          <w:b w:val="0"/>
+        </w:rPr>
+        <w:t xml:space="preserve">For Python readiness before the Responsible Plant Classifier, retain a trace of the values, the predicted </w:t>
+      </w:r>
+      <w:r>
+        <w:rPr>
+          <w:b/>
+        </w:rPr>
+        <w:t>output</w:t>
+      </w:r>
+      <w:r>
+        <w:rPr>
+          <w:b w:val="0"/>
+        </w:rPr>
+        <w:t xml:space="preserve">s and the changed-case explanation. Use actual Python 3 results to check the </w:t>
+      </w:r>
+      <w:r>
+        <w:rPr>
+          <w:b/>
+        </w:rPr>
+        <w:t>prediction</w:t>
+      </w:r>
+      <w:r>
+        <w:rPr>
+          <w:b w:val="0"/>
+        </w:rPr>
+        <w:t xml:space="preserve"> after reasoning first.</w:t>
+      </w:r>
+    </w:p>
+    <w:p>
+      <w:pPr>
+        <w:spacing w:line="336" w:lineRule="auto" w:after="180"/>
+      </w:pPr>
+      <w:r>
+        <w:rPr>
+          <w:b w:val="0"/>
+        </w:rPr>
+        <w:t xml:space="preserve">Draw your </w:t>
+      </w:r>
+      <w:r>
+        <w:rPr>
+          <w:b/>
+        </w:rPr>
+        <w:t>input</w:t>
+      </w:r>
+      <w:r>
+        <w:rPr>
+          <w:b w:val="0"/>
+        </w:rPr>
+        <w:t xml:space="preserve">, deciding step, result and limit. Supported question: Predict the three correct </w:t>
+      </w:r>
+      <w:r>
+        <w:rPr>
+          <w:b/>
+        </w:rPr>
+        <w:t>output</w:t>
+      </w:r>
+      <w:r>
+        <w:rPr>
+          <w:b w:val="0"/>
+        </w:rPr>
+        <w:t>s. Which test first catches &lt;=, and why do tests at only two and four miss the bug?</w:t>
+      </w:r>
+    </w:p>
+    <w:p>
+      <w:pPr>
+        <w:spacing w:line="336" w:lineRule="auto" w:after="180"/>
+        <w:shd w:fill="F5F1FB"/>
+      </w:pPr>
+      <w:r>
+        <w:rPr>
+          <w:b w:val="0"/>
+        </w:rPr>
+        <w:t xml:space="preserve">Draw your project trace and justify the deciding step using </w:t>
+      </w:r>
+      <w:r>
+        <w:rPr>
+          <w:b/>
+        </w:rPr>
+        <w:t>evidence</w:t>
+      </w:r>
+      <w:r>
+        <w:rPr>
+          <w:b w:val="0"/>
+        </w:rPr>
+        <w:t>.</w:t>
+      </w:r>
+    </w:p>
+    <w:p>
+      <w:pPr>
+        <w:pStyle w:val="Heading3"/>
+      </w:pPr>
+      <w:r>
+        <w:t>Discuss while showing the picture</w:t>
+      </w:r>
+    </w:p>
+    <w:p>
+      <w:pPr>
+        <w:spacing w:line="336" w:lineRule="auto" w:after="180"/>
+        <w:shd w:fill="F1F6F8"/>
+      </w:pPr>
+      <w:r>
+        <w:rPr>
+          <w:b w:val="0"/>
+        </w:rPr>
+        <w:t xml:space="preserve">Teacher prompt: Draw your project trace and justify the deciding step using </w:t>
+      </w:r>
+      <w:r>
+        <w:rPr>
+          <w:b/>
+        </w:rPr>
+        <w:t>evidence</w:t>
+      </w:r>
+      <w:r>
+        <w:rPr>
+          <w:b w:val="0"/>
+        </w:rPr>
+        <w:t>. Ask learners to describe one label or arrow in ordinary words. Use the adjacent transcript if the image is difficult to see.</w:t>
+      </w:r>
+    </w:p>
+    <w:p>
+      <w:pPr>
+        <w:spacing w:line="336" w:lineRule="auto" w:after="180"/>
+        <w:shd w:fill="F1F6F8"/>
+      </w:pPr>
+      <w:r>
+        <w:rPr>
+          <w:b w:val="0"/>
+        </w:rPr>
+        <w:t xml:space="preserve">Supported practice key: Expected </w:t>
+      </w:r>
+      <w:r>
+        <w:rPr>
+          <w:b/>
+        </w:rPr>
+        <w:t>output</w:t>
+      </w:r>
+      <w:r>
+        <w:rPr>
+          <w:b w:val="0"/>
+        </w:rPr>
+        <w:t xml:space="preserve">s are True, False, False. The equality </w:t>
+      </w:r>
+      <w:r>
+        <w:rPr>
+          <w:b/>
+        </w:rPr>
+        <w:t>input</w:t>
+      </w:r>
+      <w:r>
+        <w:rPr>
+          <w:b w:val="0"/>
+        </w:rPr>
+        <w:t xml:space="preserve"> 3 is the first failure for &lt;=. At 2 and 4 the strict and inclusive comparisons agree.</w:t>
       </w:r>
     </w:p>
     <w:sectPr>

--- a/downloads/teacher/bridge-week-12.docx
+++ b/downloads/teacher/bridge-week-12.docx
@@ -189,7 +189,7 @@
           </w:tcPr>
           <w:p>
             <w:r>
-              <w:t>Sections 9 and 11–14. Give extra time to finish the full task set; use Section 15 when the week includes a coding lab.</w:t>
+              <w:t>Use “Run the investigation”, “Connect your project”, “Show what you know”, “Study a complete case” and “Try a new case independently”. Give extra time for the full task set. If this week has a coding lab, use its named section; section numbers can change when extra explanations are included.</w:t>
             </w:r>
           </w:p>
         </w:tc>
@@ -1641,6 +1641,26 @@
     <w:p>
       <w:r>
         <w:t>Demonstrate Testing and debugging functions, reduce support deliberately and check individual reasoning before discussing answers.</w:t>
+      </w:r>
+    </w:p>
+    <w:p>
+      <w:pPr>
+        <w:pStyle w:val="Heading3"/>
+      </w:pPr>
+      <w:r>
+        <w:t>Choose the pacing route</w:t>
+      </w:r>
+    </w:p>
+    <w:p>
+      <w:pPr>
+        <w:spacing w:line="336" w:lineRule="auto" w:after="180"/>
+        <w:shd w:fill="F1F6F8"/>
+      </w:pPr>
+      <w:r>
+        <w:rPr>
+          <w:b w:val="0"/>
+        </w:rPr>
+        <w:t>Compact alternative: this two-session sequence covers selected core tasks. Use the three-session weekly plan for the full lesson, independent transfer, feedback and project work; allow extra time for extensions.</w:t>
       </w:r>
     </w:p>
     <w:tbl>
@@ -3867,7 +3887,7 @@
           </w:tcPr>
           <w:p>
             <w:r>
-              <w:t>Sections 9 and 11–14. Give extra time to finish the full task set; use Section 15 when the week includes a coding lab.</w:t>
+              <w:t>Use “Run the investigation”, “Connect your project”, “Show what you know”, “Study a complete case” and “Try a new case independently”. Give extra time for the full task set. If this week has a coding lab, use its named section; section numbers can change when extra explanations are included.</w:t>
             </w:r>
           </w:p>
         </w:tc>

--- a/downloads/teacher/bridge-week-12.docx
+++ b/downloads/teacher/bridge-week-12.docx
@@ -25,20 +25,38 @@
         <w:pStyle w:val="Heading1"/>
       </w:pPr>
       <w:r>
-        <w:t>01. Prepare the purpose, prerequisites and materials</w:t>
+        <w:t>Teach revealing tests and honest regression evidence.</w:t>
       </w:r>
     </w:p>
     <w:p>
       <w:r>
-        <w:t>Prepare Testing and debugging functions: check the target, prerequisites, resources and adaptable teaching schedule.</w:t>
+        <w:t>Supply complete candidates/cases, distinguish comparison printing from assertion stopping and assess a separate threshold.</w:t>
       </w:r>
     </w:p>
     <w:p>
-      <w:pPr>
-        <w:pStyle w:val="Heading3"/>
-      </w:pPr>
-      <w:r>
-        <w:t>Teach the learning cycle</w:t>
+      <w:r>
+        <w:t>Ask why this input reveals the bug, which later checks were skipped and what earlier tests must rerun.</w:t>
+      </w:r>
+    </w:p>
+    <w:p>
+      <w:pPr>
+        <w:pStyle w:val="Heading1"/>
+      </w:pPr>
+      <w:r>
+        <w:t>01. Prepare the connected bridge lesson</w:t>
+      </w:r>
+    </w:p>
+    <w:p>
+      <w:r>
+        <w:t>Check prior exposure and keep execution practice distinct from paper reasoning.</w:t>
+      </w:r>
+    </w:p>
+    <w:p>
+      <w:pPr>
+        <w:pStyle w:val="Heading2"/>
+      </w:pPr>
+      <w:r>
+        <w:t>Goal and main plan</w:t>
       </w:r>
     </w:p>
     <w:p>
@@ -242,10 +260,10 @@
     </w:p>
     <w:p>
       <w:pPr>
-        <w:pStyle w:val="Heading3"/>
-      </w:pPr>
-      <w:r>
-        <w:t>Retrieval answer guidance</w:t>
+        <w:pStyle w:val="Heading2"/>
+      </w:pPr>
+      <w:r>
+        <w:t>Retrieval and prerequisite guidance</w:t>
       </w:r>
     </w:p>
     <w:p>
@@ -442,10 +460,10 @@
     </w:p>
     <w:p>
       <w:pPr>
-        <w:pStyle w:val="Heading3"/>
-      </w:pPr>
-      <w:r>
-        <w:t>Outcomes</w:t>
+        <w:pStyle w:val="Heading2"/>
+      </w:pPr>
+      <w:r>
+        <w:t>Materials and readiness</w:t>
       </w:r>
     </w:p>
     <w:p>
@@ -456,7 +474,7 @@
         <w:rPr>
           <w:b w:val="0"/>
         </w:rPr>
-        <w:t>Design revealing tests for a function</w:t>
+        <w:t>Python 3 editor with a fresh local practice file</w:t>
       </w:r>
     </w:p>
     <w:p>
@@ -467,7 +485,7 @@
         <w:rPr>
           <w:b w:val="0"/>
         </w:rPr>
-        <w:t>Compare expected and actual results</w:t>
+        <w:t>Paper trace table and the student workbook</w:t>
       </w:r>
     </w:p>
     <w:p>
@@ -478,26 +496,38 @@
         <w:rPr>
           <w:b w:val="0"/>
         </w:rPr>
-        <w:t>Repair a defect and rerun earlier cases</w:t>
+        <w:t xml:space="preserve">Fictional </w:t>
+      </w:r>
+      <w:r>
+        <w:rPr>
+          <w:b/>
+        </w:rPr>
+        <w:t>input</w:t>
+      </w:r>
+      <w:r>
+        <w:rPr>
+          <w:b w:val="0"/>
+        </w:rPr>
+        <w:t xml:space="preserve"> records from this lesson; no real student identifiers</w:t>
       </w:r>
     </w:p>
     <w:p>
       <w:pPr>
-        <w:pStyle w:val="Heading3"/>
-      </w:pPr>
-      <w:r>
-        <w:t>Preparation</w:t>
+        <w:spacing w:line="336" w:lineRule="auto" w:after="180"/>
+      </w:pPr>
+      <w:r>
+        <w:rPr>
+          <w:b w:val="0"/>
+        </w:rPr>
+        <w:t>7.</w:t>
       </w:r>
     </w:p>
     <w:p>
       <w:pPr>
-        <w:spacing w:line="336" w:lineRule="auto" w:after="180"/>
-      </w:pPr>
-      <w:r>
-        <w:rPr>
-          <w:b w:val="0"/>
-        </w:rPr>
-        <w:t>Python 3 editor with a fresh local practice file</w:t>
+        <w:pStyle w:val="Heading2"/>
+      </w:pPr>
+      <w:r>
+        <w:t>End goal</w:t>
       </w:r>
     </w:p>
     <w:p>
@@ -508,30 +538,15 @@
         <w:rPr>
           <w:b w:val="0"/>
         </w:rPr>
-        <w:t>Paper trace table and the student workbook</w:t>
+        <w:t>Trace testing and debugging functions and explain the changed program before running it.</w:t>
       </w:r>
     </w:p>
     <w:p>
       <w:pPr>
-        <w:spacing w:line="336" w:lineRule="auto" w:after="180"/>
-      </w:pPr>
-      <w:r>
-        <w:rPr>
-          <w:b w:val="0"/>
-        </w:rPr>
-        <w:t xml:space="preserve">Fictional </w:t>
-      </w:r>
-      <w:r>
-        <w:rPr>
-          <w:b/>
-        </w:rPr>
-        <w:t>input</w:t>
-      </w:r>
-      <w:r>
-        <w:rPr>
-          <w:b w:val="0"/>
-        </w:rPr>
-        <w:t xml:space="preserve"> records from this lesson; no real student identifiers</w:t>
+        <w:pStyle w:val="Heading2"/>
+      </w:pPr>
+      <w:r>
+        <w:t>Earlier wording, alternatives and picture transcripts · reference / check after trying</w:t>
       </w:r>
     </w:p>
     <w:p>
@@ -539,18 +554,15 @@
         <w:pStyle w:val="Heading3"/>
       </w:pPr>
       <w:r>
-        <w:t>Prerequisite answer</w:t>
+        <w:t>Teach the learning cycle</w:t>
       </w:r>
     </w:p>
     <w:p>
       <w:pPr>
-        <w:spacing w:line="336" w:lineRule="auto" w:after="180"/>
-      </w:pPr>
-      <w:r>
-        <w:rPr>
-          <w:b w:val="0"/>
-        </w:rPr>
-        <w:t>7.</w:t>
+        <w:pStyle w:val="Heading3"/>
+      </w:pPr>
+      <w:r>
+        <w:t>Retrieval answer guidance</w:t>
       </w:r>
     </w:p>
     <w:p>
@@ -558,7 +570,7 @@
         <w:pStyle w:val="Heading3"/>
       </w:pPr>
       <w:r>
-        <w:t>End goal for the pictorial case</w:t>
+        <w:t>Outcomes</w:t>
       </w:r>
     </w:p>
     <w:p>
@@ -569,7 +581,7 @@
         <w:rPr>
           <w:b w:val="0"/>
         </w:rPr>
-        <w:t>Trace testing and debugging functions and explain the changed program before running it.</w:t>
+        <w:t>Design revealing tests for a function</w:t>
       </w:r>
     </w:p>
     <w:p>
@@ -580,88 +592,77 @@
         <w:rPr>
           <w:b w:val="0"/>
         </w:rPr>
-        <w:t>This added worked case illustrates the week’s main idea. Retain all original and connected topics; schedule its practice within the teaching cycle.</w:t>
+        <w:t>Compare expected and actual results</w:t>
       </w:r>
     </w:p>
     <w:p>
       <w:pPr>
-        <w:pStyle w:val="Heading1"/>
-      </w:pPr>
-      <w:r>
-        <w:t>02. Explain and model the mechanism</w:t>
+        <w:spacing w:line="336" w:lineRule="auto" w:after="180"/>
+      </w:pPr>
+      <w:r>
+        <w:rPr>
+          <w:b w:val="0"/>
+        </w:rPr>
+        <w:t>Repair a defect and rerun earlier cases</w:t>
       </w:r>
     </w:p>
     <w:p>
-      <w:r>
-        <w:t>Model Testing and debugging functions using the supplied case, labelled mechanism and reasoning. Make the scope of each conclusion explicit.</w:t>
+      <w:pPr>
+        <w:pStyle w:val="Heading3"/>
+      </w:pPr>
+      <w:r>
+        <w:t>Preparation</w:t>
       </w:r>
     </w:p>
     <w:p>
       <w:pPr>
-        <w:spacing w:line="336" w:lineRule="auto" w:after="180"/>
-      </w:pPr>
-      <w:r>
-        <w:rPr>
-          <w:b w:val="0"/>
-        </w:rPr>
-        <w:t xml:space="preserve">A function can pass one example by coincidence. Start with a </w:t>
-      </w:r>
-      <w:r>
-        <w:rPr>
-          <w:b/>
-        </w:rPr>
-        <w:t>written rule</w:t>
-      </w:r>
-      <w:r>
-        <w:rPr>
-          <w:b w:val="0"/>
-        </w:rPr>
-        <w:t xml:space="preserve">, calculate expected results independently, and include ordinary, zero and </w:t>
-      </w:r>
-      <w:r>
-        <w:rPr>
-          <w:b/>
-        </w:rPr>
-        <w:t>boundary</w:t>
-      </w:r>
-      <w:r>
-        <w:rPr>
-          <w:b w:val="0"/>
-        </w:rPr>
-        <w:t xml:space="preserve"> cases.</w:t>
+        <w:pStyle w:val="Heading3"/>
+      </w:pPr>
+      <w:r>
+        <w:t>Prerequisite answer</w:t>
       </w:r>
     </w:p>
     <w:p>
       <w:pPr>
-        <w:spacing w:line="336" w:lineRule="auto" w:after="180"/>
-      </w:pPr>
-      <w:r>
-        <w:rPr>
-          <w:b w:val="0"/>
-        </w:rPr>
-        <w:t>We will test a subtraction function under the contract 0 &lt;= used &lt;= capacity.</w:t>
+        <w:pStyle w:val="Heading3"/>
+      </w:pPr>
+      <w:r>
+        <w:t>End goal for the pictorial case</w:t>
       </w:r>
     </w:p>
     <w:p>
       <w:pPr>
-        <w:pStyle w:val="Heading3"/>
-      </w:pPr>
-      <w:r>
-        <w:t>Explain Testing and debugging functions · 1</w:t>
+        <w:spacing w:line="336" w:lineRule="auto" w:after="180"/>
+      </w:pPr>
+      <w:r>
+        <w:rPr>
+          <w:b w:val="0"/>
+        </w:rPr>
+        <w:t>This added worked case illustrates the week’s main idea. Retain all original and connected topics; schedule its practice within the teaching cycle.</w:t>
       </w:r>
     </w:p>
     <w:p>
       <w:pPr>
-        <w:spacing w:line="336" w:lineRule="auto" w:after="180"/>
-      </w:pPr>
-      <w:r>
-        <w:rPr>
-          <w:b w:val="0"/>
-        </w:rPr>
-        <w:t>Each parenthesized group is a tuple, an ordered group of values. The loop unpacks each group into three names. Equality compares the actual result to the independently calculated expected result.</w:t>
+        <w:pStyle w:val="Heading1"/>
+      </w:pPr>
+      <w:r>
+        <w:t>02. Teach a test as a contract-to-result comparison</w:t>
       </w:r>
     </w:p>
     <w:p>
+      <w:r>
+        <w:t>Keep the 8 suite,6 suite, tiny 3 boundary and selected 10 boundary separately labelled.</w:t>
+      </w:r>
+    </w:p>
+    <w:p>
+      <w:pPr>
+        <w:pStyle w:val="Heading2"/>
+      </w:pPr>
+      <w:r>
+        <w:t>Read independent expectations and assertion semantics</w:t>
+      </w:r>
+    </w:p>
+    <w:p>
       <w:pPr>
         <w:spacing w:line="336" w:lineRule="auto" w:after="180"/>
       </w:pPr>
@@ -669,6 +670,63 @@
         <w:rPr>
           <w:b w:val="0"/>
         </w:rPr>
+        <w:t xml:space="preserve">A function can pass one example by coincidence. Start with a </w:t>
+      </w:r>
+      <w:r>
+        <w:rPr>
+          <w:b/>
+        </w:rPr>
+        <w:t>written rule</w:t>
+      </w:r>
+      <w:r>
+        <w:rPr>
+          <w:b w:val="0"/>
+        </w:rPr>
+        <w:t xml:space="preserve">, calculate expected results independently, and include ordinary, zero and </w:t>
+      </w:r>
+      <w:r>
+        <w:rPr>
+          <w:b/>
+        </w:rPr>
+        <w:t>boundary</w:t>
+      </w:r>
+      <w:r>
+        <w:rPr>
+          <w:b w:val="0"/>
+        </w:rPr>
+        <w:t xml:space="preserve"> cases.</w:t>
+      </w:r>
+    </w:p>
+    <w:p>
+      <w:pPr>
+        <w:spacing w:line="336" w:lineRule="auto" w:after="180"/>
+      </w:pPr>
+      <w:r>
+        <w:rPr>
+          <w:b w:val="0"/>
+        </w:rPr>
+        <w:t>We will test a subtraction function under the contract 0 &lt;= used &lt;= capacity.</w:t>
+      </w:r>
+    </w:p>
+    <w:p>
+      <w:pPr>
+        <w:spacing w:line="336" w:lineRule="auto" w:after="180"/>
+      </w:pPr>
+      <w:r>
+        <w:rPr>
+          <w:b w:val="0"/>
+        </w:rPr>
+        <w:t>Each parenthesized group is a tuple, an ordered group of values. The loop unpacks each group into three names. Equality compares the actual result to the independently calculated expected result.</w:t>
+      </w:r>
+    </w:p>
+    <w:p>
+      <w:pPr>
+        <w:spacing w:line="336" w:lineRule="auto" w:after="180"/>
+      </w:pPr>
+      <w:r>
+        <w:rPr>
+          <w:b w:val="0"/>
+        </w:rPr>
         <w:t xml:space="preserve">The worked script prints True three times. An assert actual == expected could instead stop at the first mismatch with </w:t>
       </w:r>
       <w:r>
@@ -682,6 +740,533 @@
           <w:b w:val="0"/>
         </w:rPr>
         <w:t>Error.</w:t>
+      </w:r>
+    </w:p>
+    <w:p>
+      <w:pPr>
+        <w:pStyle w:val="Heading2"/>
+      </w:pPr>
+      <w:r>
+        <w:t>Supply the complete W2 candidate and cases</w:t>
+      </w:r>
+    </w:p>
+    <w:p>
+      <w:r>
+        <w:rPr>
+          <w:rFonts w:ascii="Courier New" w:hAnsi="Courier New"/>
+          <w:sz w:val="18"/>
+        </w:rPr>
+        <w:t>def remaining(capacity, used):</w:t>
+        <w:br/>
+        <w:t xml:space="preserve">    return 4  # intentional candidate defect: ignores both arguments</w:t>
+        <w:br/>
+        <w:br/>
+        <w:t>cases = [(6, 2, 4), (6, 6, 0), (6, 0, 6)]</w:t>
+        <w:br/>
+        <w:t>for capacity, used, expected in cases:</w:t>
+        <w:br/>
+        <w:t xml:space="preserve">    actual = remaining(capacity, used)</w:t>
+        <w:br/>
+        <w:t xml:space="preserve">    print(actual, expected, actual == expected)</w:t>
+        <w:br/>
+      </w:r>
+    </w:p>
+    <w:p>
+      <w:pPr>
+        <w:pStyle w:val="Heading2"/>
+      </w:pPr>
+      <w:r>
+        <w:t>Read the pictured tiny contract</w:t>
+      </w:r>
+    </w:p>
+    <w:p>
+      <w:pPr>
+        <w:spacing w:line="336" w:lineRule="auto" w:after="180"/>
+      </w:pPr>
+      <w:r>
+        <w:rPr>
+          <w:b w:val="0"/>
+        </w:rPr>
+        <w:t xml:space="preserve">Use a test that catches the </w:t>
+      </w:r>
+      <w:r>
+        <w:rPr>
+          <w:b/>
+        </w:rPr>
+        <w:t>boundary</w:t>
+      </w:r>
+      <w:r>
+        <w:rPr>
+          <w:b w:val="0"/>
+        </w:rPr>
+        <w:t xml:space="preserve"> bug. A function should classify an integer as tiny exactly when it is less than three.</w:t>
+      </w:r>
+    </w:p>
+    <w:p>
+      <w:pPr>
+        <w:spacing w:line="336" w:lineRule="auto" w:after="180"/>
+      </w:pPr>
+      <w:r>
+        <w:rPr>
+          <w:b w:val="0"/>
+        </w:rPr>
+        <w:t xml:space="preserve">Python 3 intended function: return x&lt;3. </w:t>
+      </w:r>
+      <w:r>
+        <w:rPr>
+          <w:b/>
+        </w:rPr>
+        <w:t>Test case</w:t>
+      </w:r>
+      <w:r>
+        <w:rPr>
+          <w:b w:val="0"/>
+        </w:rPr>
+        <w:t>s: (2,True),(3,False),(4,False). Candidate bug: return x&lt;=3.</w:t>
+      </w:r>
+    </w:p>
+    <w:p>
+      <w:pPr>
+        <w:spacing w:line="336" w:lineRule="auto" w:after="180"/>
+      </w:pPr>
+      <w:r>
+        <w:rPr>
+          <w:b w:val="0"/>
+        </w:rPr>
+        <w:t>The complete tiny program below uses assertions in normal test execution. Correct &lt;3 passes 2,3,4 and prints the completion line. Changing only &lt; to &lt;= passes the first assertion, fails at 3 with AssertionError and never runs the assertion for 4 or final print. The graphic compares expression results one at a time; it is not a trace claiming later assertions executed after failure.</w:t>
+      </w:r>
+    </w:p>
+    <w:p>
+      <w:pPr>
+        <w:spacing w:line="336" w:lineRule="auto" w:after="180"/>
+      </w:pPr>
+      <w:r>
+        <w:rPr>
+          <w:b w:val="0"/>
+        </w:rPr>
+        <w:t>The completion message is a literal string, not an automatic count of executed checks. If removing a test, relabel it for the two retained checks. These are local test checks, not a production input-validation mechanism.</w:t>
+      </w:r>
+    </w:p>
+    <w:p>
+      <w:pPr>
+        <w:pStyle w:val="Heading2"/>
+      </w:pPr>
+      <w:r>
+        <w:t>Trace the strict-boundary defect</w:t>
+      </w:r>
+    </w:p>
+    <w:p>
+      <w:r>
+        <w:drawing>
+          <wp:inline xmlns:a="http://schemas.openxmlformats.org/drawingml/2006/main" xmlns:pic="http://schemas.openxmlformats.org/drawingml/2006/picture">
+            <wp:extent cx="5486400" cy="3182112"/>
+            <wp:docPr id="1" name="Picture 1" descr="Record contract: Strict less-than excludes the value 3. → Run boundary cases: The intended outputs are True, False, False for 2,3,4. → Locate the bug: Using &lt;= passes 2 but fails the test at 3 before the later test."/>
+            <wp:cNvGraphicFramePr>
+              <a:graphicFrameLocks noChangeAspect="1"/>
+            </wp:cNvGraphicFramePr>
+            <a:graphic>
+              <a:graphicData uri="http://schemas.openxmlformats.org/drawingml/2006/picture">
+                <pic:pic>
+                  <pic:nvPicPr>
+                    <pic:cNvPr id="0" name="academy-story-python-bridge-12-02.png"/>
+                    <pic:cNvPicPr/>
+                  </pic:nvPicPr>
+                  <pic:blipFill>
+                    <a:blip r:embed="rId9"/>
+                    <a:stretch>
+                      <a:fillRect/>
+                    </a:stretch>
+                  </pic:blipFill>
+                  <pic:spPr>
+                    <a:xfrm>
+                      <a:off x="0" y="0"/>
+                      <a:ext cx="5486400" cy="3182112"/>
+                    </a:xfrm>
+                    <a:prstGeom prst="rect"/>
+                  </pic:spPr>
+                </pic:pic>
+              </a:graphicData>
+            </a:graphic>
+          </wp:inline>
+        </w:drawing>
+      </w:r>
+    </w:p>
+    <w:p>
+      <w:pPr>
+        <w:pStyle w:val="Heading3"/>
+      </w:pPr>
+      <w:r>
+        <w:t>Read the picture one step at a time</w:t>
+      </w:r>
+    </w:p>
+    <w:tbl>
+      <w:tblPr>
+        <w:tblStyle w:val="LightShading-Accent1"/>
+        <w:tblW w:type="auto" w:w="0"/>
+        <w:tblLook w:firstColumn="1" w:firstRow="1" w:lastColumn="0" w:lastRow="0" w:noHBand="0" w:noVBand="1" w:val="04A0"/>
+      </w:tblPr>
+      <w:tblGrid>
+        <w:gridCol w:w="5112"/>
+        <w:gridCol w:w="5112"/>
+      </w:tblGrid>
+      <w:tr>
+        <w:trPr>
+          <w:tblHeader/>
+        </w:trPr>
+        <w:tc>
+          <w:tcPr>
+            <w:tcW w:type="dxa" w:w="5112"/>
+          </w:tcPr>
+          <w:p>
+            <w:r>
+              <w:t>Step</w:t>
+            </w:r>
+          </w:p>
+        </w:tc>
+        <w:tc>
+          <w:tcPr>
+            <w:tcW w:type="dxa" w:w="5112"/>
+          </w:tcPr>
+          <w:p>
+            <w:r>
+              <w:t>What happens and why</w:t>
+            </w:r>
+          </w:p>
+        </w:tc>
+      </w:tr>
+      <w:tr>
+        <w:tc>
+          <w:tcPr>
+            <w:tcW w:type="dxa" w:w="5112"/>
+          </w:tcPr>
+          <w:p>
+            <w:r>
+              <w:t>1. Record contract</w:t>
+            </w:r>
+          </w:p>
+        </w:tc>
+        <w:tc>
+          <w:tcPr>
+            <w:tcW w:type="dxa" w:w="5112"/>
+          </w:tcPr>
+          <w:p>
+            <w:r>
+              <w:t>Strict less-than excludes the value 3.</w:t>
+            </w:r>
+          </w:p>
+        </w:tc>
+      </w:tr>
+      <w:tr>
+        <w:tc>
+          <w:tcPr>
+            <w:tcW w:type="dxa" w:w="5112"/>
+          </w:tcPr>
+          <w:p>
+            <w:r>
+              <w:t>2. Run boundary cases</w:t>
+            </w:r>
+          </w:p>
+        </w:tc>
+        <w:tc>
+          <w:tcPr>
+            <w:tcW w:type="dxa" w:w="5112"/>
+          </w:tcPr>
+          <w:p>
+            <w:r>
+              <w:t>The intended outputs are True, False, False for 2,3,4.</w:t>
+            </w:r>
+          </w:p>
+        </w:tc>
+      </w:tr>
+      <w:tr>
+        <w:tc>
+          <w:tcPr>
+            <w:tcW w:type="dxa" w:w="5112"/>
+          </w:tcPr>
+          <w:p>
+            <w:r>
+              <w:t>3. Locate the bug</w:t>
+            </w:r>
+          </w:p>
+        </w:tc>
+        <w:tc>
+          <w:tcPr>
+            <w:tcW w:type="dxa" w:w="5112"/>
+          </w:tcPr>
+          <w:p>
+            <w:r>
+              <w:t>Using &lt;= passes 2 but fails the test at 3 before the later test.</w:t>
+            </w:r>
+          </w:p>
+        </w:tc>
+      </w:tr>
+    </w:tbl>
+    <w:p>
+      <w:r>
+        <w:t>Match each pictured step to the supplied facts. This is a worked teaching case, not an independent assessment.</w:t>
+      </w:r>
+    </w:p>
+    <w:p>
+      <w:pPr>
+        <w:spacing w:line="336" w:lineRule="auto" w:after="180"/>
+      </w:pPr>
+      <w:r>
+        <w:rPr>
+          <w:b w:val="0"/>
+        </w:rPr>
+        <w:t xml:space="preserve">A revealing test distinguishes a correct implementation from a plausible mistake. Checking only values far from the </w:t>
+      </w:r>
+      <w:r>
+        <w:rPr>
+          <w:b/>
+        </w:rPr>
+        <w:t>boundary</w:t>
+      </w:r>
+      <w:r>
+        <w:rPr>
+          <w:b w:val="0"/>
+        </w:rPr>
+        <w:t xml:space="preserve"> would miss this inclusive-versus-strict bug.</w:t>
+      </w:r>
+    </w:p>
+    <w:p>
+      <w:r>
+        <w:rPr>
+          <w:rFonts w:ascii="Courier New" w:hAnsi="Courier New"/>
+          <w:sz w:val="18"/>
+        </w:rPr>
+        <w:t>def tiny(x):</w:t>
+        <w:br/>
+        <w:t xml:space="preserve">    return x &lt; 3</w:t>
+        <w:br/>
+        <w:br/>
+        <w:t>assert tiny(2) is True</w:t>
+        <w:br/>
+        <w:t>assert tiny(3) is False</w:t>
+        <w:br/>
+        <w:t>assert tiny(4) is False</w:t>
+        <w:br/>
+        <w:t>print("three checks passed")</w:t>
+        <w:br/>
+      </w:r>
+    </w:p>
+    <w:p>
+      <w:pPr>
+        <w:pStyle w:val="Heading2"/>
+      </w:pPr>
+      <w:r>
+        <w:t>Inspect the expression comparison graphic</w:t>
+      </w:r>
+    </w:p>
+    <w:p>
+      <w:r>
+        <w:drawing>
+          <wp:inline xmlns:a="http://schemas.openxmlformats.org/drawingml/2006/main" xmlns:pic="http://schemas.openxmlformats.org/drawingml/2006/picture">
+            <wp:extent cx="5486400" cy="2743200"/>
+            <wp:docPr id="2" name="Picture 2" descr="Expression comparison for x2,3,4. Intended x less than3 gives True,False,False; buggy x at most3 gives True,True,False. Only the exact boundary 3 distinguishes them. The table compares expressions separately; in an assertion run the failure at 3 stops later tests."/>
+            <wp:cNvGraphicFramePr>
+              <a:graphicFrameLocks noChangeAspect="1"/>
+            </wp:cNvGraphicFramePr>
+            <a:graphic>
+              <a:graphicData uri="http://schemas.openxmlformats.org/drawingml/2006/picture">
+                <pic:pic>
+                  <pic:nvPicPr>
+                    <pic:cNvPr id="0" name="python-bridge-12-boundary-comparison.png"/>
+                    <pic:cNvPicPr/>
+                  </pic:nvPicPr>
+                  <pic:blipFill>
+                    <a:blip r:embed="rId10"/>
+                    <a:stretch>
+                      <a:fillRect/>
+                    </a:stretch>
+                  </pic:blipFill>
+                  <pic:spPr>
+                    <a:xfrm>
+                      <a:off x="0" y="0"/>
+                      <a:ext cx="5486400" cy="2743200"/>
+                    </a:xfrm>
+                    <a:prstGeom prst="rect"/>
+                  </pic:spPr>
+                </pic:pic>
+              </a:graphicData>
+            </a:graphic>
+          </wp:inline>
+        </w:drawing>
+      </w:r>
+    </w:p>
+    <w:p>
+      <w:pPr>
+        <w:pStyle w:val="Heading2"/>
+      </w:pPr>
+      <w:r>
+        <w:t>Predict removing only the revealing test</w:t>
+      </w:r>
+    </w:p>
+    <w:p>
+      <w:pPr>
+        <w:spacing w:line="336" w:lineRule="auto" w:after="180"/>
+      </w:pPr>
+      <w:r>
+        <w:rPr>
+          <w:b w:val="0"/>
+        </w:rPr>
+        <w:t>Change: Remove the test at 3 and keep only 2 and 4.</w:t>
+      </w:r>
+    </w:p>
+    <w:p>
+      <w:pPr>
+        <w:spacing w:line="336" w:lineRule="auto" w:after="180"/>
+      </w:pPr>
+      <w:r>
+        <w:rPr>
+          <w:b/>
+        </w:rPr>
+        <w:t>Prediction</w:t>
+      </w:r>
+      <w:r>
+        <w:rPr>
+          <w:b w:val="0"/>
+        </w:rPr>
+        <w:t>: The buggy &lt;= function passes those remaining tests.</w:t>
+      </w:r>
+    </w:p>
+    <w:p>
+      <w:pPr>
+        <w:spacing w:line="336" w:lineRule="auto" w:after="180"/>
+      </w:pPr>
+      <w:r>
+        <w:rPr>
+          <w:b w:val="0"/>
+        </w:rPr>
+        <w:t xml:space="preserve">Reason: Both procedures agree away from the equality </w:t>
+      </w:r>
+      <w:r>
+        <w:rPr>
+          <w:b/>
+        </w:rPr>
+        <w:t>boundary</w:t>
+      </w:r>
+      <w:r>
+        <w:rPr>
+          <w:b w:val="0"/>
+        </w:rPr>
+        <w:t>.</w:t>
+      </w:r>
+    </w:p>
+    <w:p>
+      <w:pPr>
+        <w:pStyle w:val="Heading2"/>
+      </w:pPr>
+      <w:r>
+        <w:t>State bounded-suite and input-type limits</w:t>
+      </w:r>
+    </w:p>
+    <w:p>
+      <w:pPr>
+        <w:spacing w:line="336" w:lineRule="auto" w:after="180"/>
+      </w:pPr>
+      <w:r>
+        <w:rPr>
+          <w:b w:val="0"/>
+        </w:rPr>
+        <w:t xml:space="preserve">Passing these cases does not prove correctness for every type or </w:t>
+      </w:r>
+      <w:r>
+        <w:rPr>
+          <w:b/>
+        </w:rPr>
+        <w:t>input</w:t>
+      </w:r>
+      <w:r>
+        <w:rPr>
+          <w:b w:val="0"/>
+        </w:rPr>
+        <w:t>; the contract and coverage determine what was actually checked.</w:t>
+      </w:r>
+    </w:p>
+    <w:p>
+      <w:pPr>
+        <w:spacing w:line="336" w:lineRule="auto" w:after="180"/>
+      </w:pPr>
+      <w:r>
+        <w:rPr>
+          <w:b w:val="0"/>
+        </w:rPr>
+        <w:t xml:space="preserve">Cover the result. Ask learners to name the </w:t>
+      </w:r>
+      <w:r>
+        <w:rPr>
+          <w:b/>
+        </w:rPr>
+        <w:t>input</w:t>
+      </w:r>
+      <w:r>
+        <w:rPr>
+          <w:b w:val="0"/>
+        </w:rPr>
+        <w:t xml:space="preserve">s and predict the next step. Uncover one step, connect the icon to the actual procedure, and explain its </w:t>
+      </w:r>
+      <w:r>
+        <w:rPr>
+          <w:b/>
+        </w:rPr>
+        <w:t>evidence</w:t>
+      </w:r>
+      <w:r>
+        <w:rPr>
+          <w:b w:val="0"/>
+        </w:rPr>
+        <w:t>. Then change the supplied condition and compare.</w:t>
+      </w:r>
+    </w:p>
+    <w:p>
+      <w:pPr>
+        <w:spacing w:line="336" w:lineRule="auto" w:after="180"/>
+      </w:pPr>
+      <w:r>
+        <w:rPr>
+          <w:b w:val="0"/>
+        </w:rPr>
+        <w:t>The picture is a representation; it does not document execution of a real AI model.</w:t>
+      </w:r>
+    </w:p>
+    <w:p>
+      <w:pPr>
+        <w:pStyle w:val="Heading2"/>
+      </w:pPr>
+      <w:r>
+        <w:t>Additional guided key · Constant 5 on capacity 8 · reference / check after trying</w:t>
+      </w:r>
+    </w:p>
+    <w:p>
+      <w:pPr>
+        <w:spacing w:line="336" w:lineRule="auto" w:after="180"/>
+      </w:pPr>
+      <w:r>
+        <w:rPr>
+          <w:b w:val="0"/>
+        </w:rPr>
+        <w:t>It passes (8, 3) but fails (8, 8), returning 5 instead of 0. Exit: No. Negative counts are outside our nonnegative-</w:t>
+      </w:r>
+      <w:r>
+        <w:rPr>
+          <w:b/>
+        </w:rPr>
+        <w:t>input</w:t>
+      </w:r>
+      <w:r>
+        <w:rPr>
+          <w:b w:val="0"/>
+        </w:rPr>
+        <w:t xml:space="preserve"> contract and were not tested; rejection behavior must first be defined.</w:t>
+      </w:r>
+    </w:p>
+    <w:p>
+      <w:pPr>
+        <w:pStyle w:val="Heading2"/>
+      </w:pPr>
+      <w:r>
+        <w:t>Earlier wording, alternatives and picture transcripts · reference / check after trying</w:t>
       </w:r>
     </w:p>
     <w:tbl>
@@ -966,29 +1551,6 @@
     </w:p>
     <w:p>
       <w:pPr>
-        <w:spacing w:line="336" w:lineRule="auto" w:after="180"/>
-      </w:pPr>
-      <w:r>
-        <w:rPr>
-          <w:b w:val="0"/>
-        </w:rPr>
-        <w:t>It passes (8, 3) but fails (8, 8), returning 5 instead of 0. Exit: No. Negative counts are outside our nonnegative-</w:t>
-      </w:r>
-      <w:r>
-        <w:rPr>
-          <w:b/>
-        </w:rPr>
-        <w:t>input</w:t>
-      </w:r>
-      <w:r>
-        <w:rPr>
-          <w:b w:val="0"/>
-        </w:rPr>
-        <w:t xml:space="preserve"> contract and were not tested; rejection behavior must first be defined.</w:t>
-      </w:r>
-    </w:p>
-    <w:p>
-      <w:pPr>
         <w:pStyle w:val="Heading3"/>
       </w:pPr>
       <w:r>
@@ -1190,65 +1752,10 @@
     </w:p>
     <w:p>
       <w:pPr>
-        <w:spacing w:line="336" w:lineRule="auto" w:after="180"/>
-      </w:pPr>
-      <w:r>
-        <w:rPr>
-          <w:b w:val="0"/>
-        </w:rPr>
-        <w:t xml:space="preserve">Use a test that catches the </w:t>
-      </w:r>
-      <w:r>
-        <w:rPr>
-          <w:b/>
-        </w:rPr>
-        <w:t>boundary</w:t>
-      </w:r>
-      <w:r>
-        <w:rPr>
-          <w:b w:val="0"/>
-        </w:rPr>
-        <w:t xml:space="preserve"> bug. A function should classify an integer as tiny exactly when it is less than three.</w:t>
-      </w:r>
-    </w:p>
-    <w:p>
-      <w:pPr>
         <w:pStyle w:val="Heading3"/>
       </w:pPr>
       <w:r>
         <w:t>The facts we will use</w:t>
-      </w:r>
-    </w:p>
-    <w:p>
-      <w:pPr>
-        <w:pStyle w:val="Heading3"/>
-      </w:pPr>
-      <w:r>
-        <w:t>Supplied facts</w:t>
-      </w:r>
-    </w:p>
-    <w:p>
-      <w:pPr>
-        <w:spacing w:line="336" w:lineRule="auto" w:after="180"/>
-        <w:shd w:fill="F1F6FC"/>
-      </w:pPr>
-      <w:r>
-        <w:rPr>
-          <w:b w:val="0"/>
-        </w:rPr>
-        <w:t xml:space="preserve">Python 3 intended function: return x&lt;3. </w:t>
-      </w:r>
-      <w:r>
-        <w:rPr>
-          <w:b/>
-        </w:rPr>
-        <w:t>Test case</w:t>
-      </w:r>
-      <w:r>
-        <w:rPr>
-          <w:b w:val="0"/>
-        </w:rPr>
-        <w:t>s: (2,True),(3,False),(4,False). Candidate bug: return x&lt;=3.</w:t>
       </w:r>
     </w:p>
     <w:p>
@@ -1256,7 +1763,7 @@
         <w:drawing>
           <wp:inline xmlns:a="http://schemas.openxmlformats.org/drawingml/2006/main" xmlns:pic="http://schemas.openxmlformats.org/drawingml/2006/picture">
             <wp:extent cx="5486400" cy="5185229"/>
-            <wp:docPr id="1" name="Picture 1" descr="Testing and debugging functions. Record contract: Strict less-than excludes the value 3.. Run boundary cases: The intended outputs are True, False, False for 2,3,4.. Locate the bug: Using &lt;= passes 2 but fails the test at 3 before the later test."/>
+            <wp:docPr id="3" name="Picture 3" descr="Testing and debugging functions. Record contract: Strict less-than excludes the value 3.. Run boundary cases: The intended outputs are True, False, False for 2,3,4.. Locate the bug: Using &lt;= passes 2 but fails the test at 3 before the later test."/>
             <wp:cNvGraphicFramePr>
               <a:graphicFrameLocks noChangeAspect="1"/>
             </wp:cNvGraphicFramePr>
@@ -1268,7 +1775,7 @@
                     <pic:cNvPicPr/>
                   </pic:nvPicPr>
                   <pic:blipFill>
-                    <a:blip r:embed="rId9"/>
+                    <a:blip r:embed="rId11"/>
                     <a:stretch>
                       <a:fillRect/>
                     </a:stretch>
@@ -1292,114 +1799,7 @@
         <w:pStyle w:val="Heading3"/>
       </w:pPr>
       <w:r>
-        <w:t>Read the picture one step at a time</w:t>
-      </w:r>
-    </w:p>
-    <w:tbl>
-      <w:tblPr>
-        <w:tblStyle w:val="LightShading-Accent1"/>
-        <w:tblW w:type="auto" w:w="0"/>
-        <w:tblLook w:firstColumn="1" w:firstRow="1" w:lastColumn="0" w:lastRow="0" w:noHBand="0" w:noVBand="1" w:val="04A0"/>
-      </w:tblPr>
-      <w:tblGrid>
-        <w:gridCol w:w="5112"/>
-        <w:gridCol w:w="5112"/>
-      </w:tblGrid>
-      <w:tr>
-        <w:trPr>
-          <w:tblHeader/>
-        </w:trPr>
-        <w:tc>
-          <w:tcPr>
-            <w:tcW w:type="dxa" w:w="5112"/>
-          </w:tcPr>
-          <w:p>
-            <w:r>
-              <w:t>Step</w:t>
-            </w:r>
-          </w:p>
-        </w:tc>
-        <w:tc>
-          <w:tcPr>
-            <w:tcW w:type="dxa" w:w="5112"/>
-          </w:tcPr>
-          <w:p>
-            <w:r>
-              <w:t>What happens and why</w:t>
-            </w:r>
-          </w:p>
-        </w:tc>
-      </w:tr>
-      <w:tr>
-        <w:tc>
-          <w:tcPr>
-            <w:tcW w:type="dxa" w:w="5112"/>
-          </w:tcPr>
-          <w:p>
-            <w:r>
-              <w:t>1. Record contract</w:t>
-            </w:r>
-          </w:p>
-        </w:tc>
-        <w:tc>
-          <w:tcPr>
-            <w:tcW w:type="dxa" w:w="5112"/>
-          </w:tcPr>
-          <w:p>
-            <w:r>
-              <w:t>Strict less-than excludes the value 3.</w:t>
-            </w:r>
-          </w:p>
-        </w:tc>
-      </w:tr>
-      <w:tr>
-        <w:tc>
-          <w:tcPr>
-            <w:tcW w:type="dxa" w:w="5112"/>
-          </w:tcPr>
-          <w:p>
-            <w:r>
-              <w:t>2. Run boundary cases</w:t>
-            </w:r>
-          </w:p>
-        </w:tc>
-        <w:tc>
-          <w:tcPr>
-            <w:tcW w:type="dxa" w:w="5112"/>
-          </w:tcPr>
-          <w:p>
-            <w:r>
-              <w:t>The intended outputs are True, False, False for 2,3,4.</w:t>
-            </w:r>
-          </w:p>
-        </w:tc>
-      </w:tr>
-      <w:tr>
-        <w:tc>
-          <w:tcPr>
-            <w:tcW w:type="dxa" w:w="5112"/>
-          </w:tcPr>
-          <w:p>
-            <w:r>
-              <w:t>3. Locate the bug</w:t>
-            </w:r>
-          </w:p>
-        </w:tc>
-        <w:tc>
-          <w:tcPr>
-            <w:tcW w:type="dxa" w:w="5112"/>
-          </w:tcPr>
-          <w:p>
-            <w:r>
-              <w:t>Using &lt;= passes 2 but fails the test at 3 before the later test.</w:t>
-            </w:r>
-          </w:p>
-        </w:tc>
-      </w:tr>
-    </w:tbl>
-    <w:p>
-      <w:r>
-        <w:t>Match each pictured step to the supplied facts. This is a worked teaching case, not an independent assessment.</w:t>
+        <w:t>Why this result follows</w:t>
       </w:r>
     </w:p>
     <w:p>
@@ -1407,7 +1807,7 @@
         <w:pStyle w:val="Heading3"/>
       </w:pPr>
       <w:r>
-        <w:t>Why this result follows</w:t>
+        <w:t>What this example does not establish</w:t>
       </w:r>
     </w:p>
     <w:p>
@@ -1415,173 +1815,168 @@
         <w:pStyle w:val="Heading3"/>
       </w:pPr>
       <w:r>
-        <w:t>Why the result follows</w:t>
+        <w:t>Change one thing in the pictured case</w:t>
       </w:r>
     </w:p>
     <w:p>
       <w:pPr>
-        <w:spacing w:line="336" w:lineRule="auto" w:after="180"/>
-        <w:shd w:fill="F1F6FC"/>
-      </w:pPr>
-      <w:r>
-        <w:rPr>
-          <w:b w:val="0"/>
-        </w:rPr>
-        <w:t xml:space="preserve">A revealing test distinguishes a correct implementation from a plausible mistake. Checking only values far from the </w:t>
-      </w:r>
-      <w:r>
-        <w:rPr>
-          <w:b/>
-        </w:rPr>
-        <w:t>boundary</w:t>
-      </w:r>
-      <w:r>
-        <w:rPr>
-          <w:b w:val="0"/>
-        </w:rPr>
-        <w:t xml:space="preserve"> would miss this inclusive-versus-strict bug.</w:t>
+        <w:pStyle w:val="Heading3"/>
+      </w:pPr>
+      <w:r>
+        <w:t>Ask while showing the picture</w:t>
       </w:r>
     </w:p>
     <w:p>
       <w:pPr>
-        <w:pStyle w:val="Heading3"/>
-      </w:pPr>
-      <w:r>
-        <w:t>What this example does not establish</w:t>
+        <w:pStyle w:val="Heading1"/>
+      </w:pPr>
+      <w:r>
+        <w:t>03. Guide the trace, then fade the help</w:t>
       </w:r>
     </w:p>
     <w:p>
-      <w:pPr>
-        <w:pStyle w:val="Heading3"/>
-      </w:pPr>
-      <w:r>
-        <w:t>Keep the stated limit</w:t>
+      <w:r>
+        <w:t>Collect predictions before execution or feedback.</w:t>
       </w:r>
     </w:p>
     <w:p>
       <w:pPr>
-        <w:spacing w:line="336" w:lineRule="auto" w:after="180"/>
-        <w:shd w:fill="FFF5E6"/>
-      </w:pPr>
-      <w:r>
-        <w:rPr>
-          <w:b w:val="0"/>
-        </w:rPr>
-        <w:t xml:space="preserve">Passing these cases does not prove correctness for every type or </w:t>
-      </w:r>
-      <w:r>
-        <w:rPr>
-          <w:b/>
-        </w:rPr>
-        <w:t>input</w:t>
-      </w:r>
-      <w:r>
-        <w:rPr>
-          <w:b w:val="0"/>
-        </w:rPr>
-        <w:t>; the contract and coverage determine what was actually checked.</w:t>
+        <w:pStyle w:val="Heading2"/>
+      </w:pPr>
+      <w:r>
+        <w:t>Main completion task and key</w:t>
       </w:r>
     </w:p>
     <w:p>
       <w:pPr>
-        <w:pStyle w:val="Heading3"/>
-      </w:pPr>
-      <w:r>
-        <w:t>Change one thing in the pictured case</w:t>
+        <w:spacing w:line="336" w:lineRule="auto" w:after="180"/>
+      </w:pPr>
+      <w:r>
+        <w:rPr>
+          <w:b w:val="0"/>
+        </w:rPr>
+        <w:t>Completion task: A faulty function always returns 4. Which of your three cases pass and fail?</w:t>
       </w:r>
     </w:p>
     <w:p>
       <w:pPr>
-        <w:pStyle w:val="Heading3"/>
-      </w:pPr>
-      <w:r>
-        <w:t>Change one thing</w:t>
+        <w:spacing w:line="336" w:lineRule="auto" w:after="180"/>
+      </w:pPr>
+      <w:r>
+        <w:rPr>
+          <w:b w:val="0"/>
+        </w:rPr>
+        <w:t>Teacher check: Only (6, 2) passes. The full and unused cases fail.</w:t>
       </w:r>
     </w:p>
     <w:p>
       <w:pPr>
         <w:spacing w:line="336" w:lineRule="auto" w:after="180"/>
-        <w:shd w:fill="F5F1FB"/>
       </w:pPr>
       <w:r>
         <w:rPr>
           <w:b w:val="0"/>
         </w:rPr>
-        <w:t>Change: Remove the test at 3 and keep only 2 and 4.</w:t>
+        <w:t xml:space="preserve">Start by identifying the given </w:t>
+      </w:r>
+      <w:r>
+        <w:rPr>
+          <w:b/>
+        </w:rPr>
+        <w:t>input</w:t>
+      </w:r>
+      <w:r>
+        <w:rPr>
+          <w:b w:val="0"/>
+        </w:rPr>
+        <w:t>s together. Leave the intermediate steps blank. If needed, model one step, then withdraw that help on the next step. Move to a full trace only when the partial trace is understood.</w:t>
       </w:r>
     </w:p>
     <w:p>
       <w:pPr>
-        <w:pStyle w:val="Heading3"/>
-      </w:pPr>
-      <w:r>
-        <w:t>Predicted result</w:t>
+        <w:spacing w:line="336" w:lineRule="auto" w:after="180"/>
+      </w:pPr>
+      <w:r>
+        <w:rPr>
+          <w:b w:val="0"/>
+        </w:rPr>
+        <w:t>For partners, alternate explainer and checker; collect a response from every learner before discussion.</w:t>
       </w:r>
     </w:p>
     <w:p>
       <w:pPr>
-        <w:spacing w:line="336" w:lineRule="auto" w:after="180"/>
-        <w:shd w:fill="F1F6FC"/>
-      </w:pPr>
-      <w:r>
-        <w:rPr>
-          <w:b/>
-        </w:rPr>
-        <w:t>Prediction</w:t>
-      </w:r>
-      <w:r>
-        <w:rPr>
-          <w:b w:val="0"/>
-        </w:rPr>
-        <w:t>: The buggy &lt;= function passes those remaining tests.</w:t>
+        <w:pStyle w:val="Heading2"/>
+      </w:pPr>
+      <w:r>
+        <w:t>Individual misconception check</w:t>
       </w:r>
     </w:p>
     <w:p>
       <w:pPr>
-        <w:pStyle w:val="Heading3"/>
-      </w:pPr>
-      <w:r>
-        <w:t>Why the result follows</w:t>
+        <w:spacing w:line="336" w:lineRule="auto" w:after="180"/>
+      </w:pPr>
+      <w:r>
+        <w:rPr>
+          <w:b w:val="0"/>
+        </w:rPr>
+        <w:t>Use the worked case for Testing and debugging functions. Proposed explanation: “A successful run proves the conclusion”. Decide whether this explanation is supported.</w:t>
       </w:r>
     </w:p>
     <w:p>
       <w:pPr>
         <w:spacing w:line="336" w:lineRule="auto" w:after="180"/>
-        <w:shd w:fill="F1F6FC"/>
       </w:pPr>
       <w:r>
         <w:rPr>
           <w:b w:val="0"/>
         </w:rPr>
-        <w:t xml:space="preserve">Reason: Both procedures agree away from the equality </w:t>
-      </w:r>
-      <w:r>
-        <w:rPr>
-          <w:b/>
-        </w:rPr>
-        <w:t>boundary</w:t>
-      </w:r>
-      <w:r>
-        <w:rPr>
-          <w:b w:val="0"/>
-        </w:rPr>
-        <w:t>.</w:t>
+        <w:t>Point to the step or supplied fact that decides; explain your repair if needed.</w:t>
       </w:r>
     </w:p>
     <w:p>
       <w:pPr>
-        <w:pStyle w:val="Heading3"/>
-      </w:pPr>
-      <w:r>
-        <w:t>Ask while showing the picture</w:t>
+        <w:spacing w:line="336" w:lineRule="auto" w:after="180"/>
+      </w:pPr>
+      <w:r>
+        <w:rPr>
+          <w:b w:val="0"/>
+        </w:rPr>
+        <w:t xml:space="preserve">Expected correction: Passing this small suite supports these particular cases. It neither proves every allowed </w:t>
+      </w:r>
+      <w:r>
+        <w:rPr>
+          <w:b/>
+        </w:rPr>
+        <w:t>input</w:t>
+      </w:r>
+      <w:r>
+        <w:rPr>
+          <w:b w:val="0"/>
+        </w:rPr>
+        <w:t xml:space="preserve"> correct nor checks invalid </w:t>
+      </w:r>
+      <w:r>
+        <w:rPr>
+          <w:b/>
+        </w:rPr>
+        <w:t>input</w:t>
+      </w:r>
+      <w:r>
+        <w:rPr>
+          <w:b w:val="0"/>
+        </w:rPr>
+        <w:t xml:space="preserve"> handling.</w:t>
       </w:r>
     </w:p>
     <w:p>
       <w:pPr>
-        <w:pStyle w:val="Heading3"/>
-      </w:pPr>
-      <w:r>
-        <w:t>Ask while showing the picture · 2</w:t>
+        <w:spacing w:line="336" w:lineRule="auto" w:after="180"/>
+      </w:pPr>
+      <w:r>
+        <w:rPr>
+          <w:b w:val="0"/>
+        </w:rPr>
+        <w:t>A test outside the contract needs a separately specified expected behavior.</w:t>
       </w:r>
     </w:p>
     <w:p>
@@ -1592,31 +1987,7 @@
         <w:rPr>
           <w:b w:val="0"/>
         </w:rPr>
-        <w:t xml:space="preserve">Cover the result. Ask learners to name the </w:t>
-      </w:r>
-      <w:r>
-        <w:rPr>
-          <w:b/>
-        </w:rPr>
-        <w:t>input</w:t>
-      </w:r>
-      <w:r>
-        <w:rPr>
-          <w:b w:val="0"/>
-        </w:rPr>
-        <w:t xml:space="preserve">s and predict the next step. Uncover one step, connect the icon to the actual procedure, and explain its </w:t>
-      </w:r>
-      <w:r>
-        <w:rPr>
-          <w:b/>
-        </w:rPr>
-        <w:t>evidence</w:t>
-      </w:r>
-      <w:r>
-        <w:rPr>
-          <w:b w:val="0"/>
-        </w:rPr>
-        <w:t>. Then change the supplied condition and compare.</w:t>
+        <w:t>Collect explanations, not only yes/no votes. If a misunderstanding is common, re-model the relevant step for the class.</w:t>
       </w:r>
     </w:p>
     <w:p>
@@ -1627,40 +1998,139 @@
         <w:rPr>
           <w:b w:val="0"/>
         </w:rPr>
-        <w:t>The picture is a representation; it does not document execution of a real AI model.</w:t>
+        <w:t>If it affects a few learners, give a short targeted group explanation while others solve a more demanding variation.</w:t>
       </w:r>
     </w:p>
     <w:p>
       <w:pPr>
-        <w:pStyle w:val="Heading1"/>
-      </w:pPr>
-      <w:r>
-        <w:t>03. Demonstrate and guide practice</w:t>
+        <w:pStyle w:val="Heading2"/>
+      </w:pPr>
+      <w:r>
+        <w:t>Pictorial question and changed-case key</w:t>
       </w:r>
     </w:p>
     <w:p>
-      <w:r>
-        <w:t>Demonstrate Testing and debugging functions, reduce support deliberately and check individual reasoning before discussing answers.</w:t>
+      <w:pPr>
+        <w:spacing w:line="336" w:lineRule="auto" w:after="180"/>
+      </w:pPr>
+      <w:r>
+        <w:rPr>
+          <w:b w:val="0"/>
+        </w:rPr>
+        <w:t xml:space="preserve">Predict the three correct </w:t>
+      </w:r>
+      <w:r>
+        <w:rPr>
+          <w:b/>
+        </w:rPr>
+        <w:t>output</w:t>
+      </w:r>
+      <w:r>
+        <w:rPr>
+          <w:b w:val="0"/>
+        </w:rPr>
+        <w:t>s. Which test first catches &lt;=, and why do tests at only two and four miss the bug?</w:t>
       </w:r>
     </w:p>
     <w:p>
       <w:pPr>
-        <w:pStyle w:val="Heading3"/>
-      </w:pPr>
-      <w:r>
-        <w:t>Choose the pacing route</w:t>
+        <w:spacing w:line="336" w:lineRule="auto" w:after="180"/>
+      </w:pPr>
+      <w:r>
+        <w:rPr>
+          <w:b w:val="0"/>
+        </w:rPr>
+        <w:t xml:space="preserve">Expected </w:t>
+      </w:r>
+      <w:r>
+        <w:rPr>
+          <w:b/>
+        </w:rPr>
+        <w:t>output</w:t>
+      </w:r>
+      <w:r>
+        <w:rPr>
+          <w:b w:val="0"/>
+        </w:rPr>
+        <w:t xml:space="preserve">s are True, False, False. The equality </w:t>
+      </w:r>
+      <w:r>
+        <w:rPr>
+          <w:b/>
+        </w:rPr>
+        <w:t>input</w:t>
+      </w:r>
+      <w:r>
+        <w:rPr>
+          <w:b w:val="0"/>
+        </w:rPr>
+        <w:t xml:space="preserve"> 3 is the first failure for &lt;=. At 2 and 4 the strict and inclusive comparisons agree.</w:t>
       </w:r>
     </w:p>
     <w:p>
       <w:pPr>
         <w:spacing w:line="336" w:lineRule="auto" w:after="180"/>
-        <w:shd w:fill="F1F6F8"/>
       </w:pPr>
       <w:r>
         <w:rPr>
           <w:b w:val="0"/>
         </w:rPr>
-        <w:t>Compact alternative: this two-session sequence covers selected core tasks. Use the three-session weekly plan for the full lesson, independent transfer, feedback and project work; allow extra time for extensions.</w:t>
+        <w:t xml:space="preserve">Changed-case reasoning: The buggy &lt;= function passes those remaining tests. Both procedures agree away from the equality </w:t>
+      </w:r>
+      <w:r>
+        <w:rPr>
+          <w:b/>
+        </w:rPr>
+        <w:t>boundary</w:t>
+      </w:r>
+      <w:r>
+        <w:rPr>
+          <w:b w:val="0"/>
+        </w:rPr>
+        <w:t>.</w:t>
+      </w:r>
+    </w:p>
+    <w:p>
+      <w:pPr>
+        <w:spacing w:line="336" w:lineRule="auto" w:after="180"/>
+      </w:pPr>
+      <w:r>
+        <w:rPr>
+          <w:b w:val="0"/>
+        </w:rPr>
+        <w:t xml:space="preserve">Collect each learner’s explanation before discussion. Use the first missing connection between </w:t>
+      </w:r>
+      <w:r>
+        <w:rPr>
+          <w:b/>
+        </w:rPr>
+        <w:t>input</w:t>
+      </w:r>
+      <w:r>
+        <w:rPr>
+          <w:b w:val="0"/>
+        </w:rPr>
+        <w:t xml:space="preserve">, deciding step and result to choose support. This question is worked-case practice, not fresh mastery </w:t>
+      </w:r>
+      <w:r>
+        <w:rPr>
+          <w:b/>
+        </w:rPr>
+        <w:t>evidence</w:t>
+      </w:r>
+      <w:r>
+        <w:rPr>
+          <w:b w:val="0"/>
+        </w:rPr>
+        <w:t>.</w:t>
+      </w:r>
+    </w:p>
+    <w:p>
+      <w:pPr>
+        <w:pStyle w:val="Heading2"/>
+      </w:pPr>
+      <w:r>
+        <w:t>Support and alternative plan · reference / check after trying</w:t>
       </w:r>
     </w:p>
     <w:tbl>
@@ -1923,30 +2393,29 @@
     </w:p>
     <w:p>
       <w:pPr>
-        <w:pStyle w:val="Heading3"/>
-      </w:pPr>
-      <w:r>
-        <w:t>Reduce help deliberately</w:t>
+        <w:pStyle w:val="Heading2"/>
+      </w:pPr>
+      <w:r>
+        <w:t>Earlier wording, alternatives and picture transcripts · reference / check after trying</w:t>
       </w:r>
     </w:p>
     <w:p>
       <w:pPr>
-        <w:pStyle w:val="Heading3"/>
-      </w:pPr>
-      <w:r>
-        <w:t>Completion practice</w:t>
+        <w:spacing w:line="336" w:lineRule="auto" w:after="180"/>
+      </w:pPr>
+      <w:r>
+        <w:rPr>
+          <w:b w:val="0"/>
+        </w:rPr>
+        <w:t>Compact alternative: this two-session sequence covers selected core tasks. Use the three-session weekly plan for the full lesson, independent transfer, feedback and project work; allow extra time for extensions.</w:t>
       </w:r>
     </w:p>
     <w:p>
       <w:pPr>
-        <w:spacing w:line="336" w:lineRule="auto" w:after="180"/>
-        <w:shd w:fill="F5F1FB"/>
-      </w:pPr>
-      <w:r>
-        <w:rPr>
-          <w:b w:val="0"/>
-        </w:rPr>
-        <w:t>Completion task: A faulty function always returns 4. Which of your three cases pass and fail?</w:t>
+        <w:pStyle w:val="Heading3"/>
+      </w:pPr>
+      <w:r>
+        <w:t>Reduce help deliberately</w:t>
       </w:r>
     </w:p>
     <w:p>
@@ -1954,72 +2423,44 @@
         <w:pStyle w:val="Heading3"/>
       </w:pPr>
       <w:r>
-        <w:t>Reasoning to listen for</w:t>
+        <w:t>Individual reasoning check</w:t>
       </w:r>
     </w:p>
     <w:p>
       <w:pPr>
-        <w:spacing w:line="336" w:lineRule="auto" w:after="180"/>
-        <w:shd w:fill="F1F6FC"/>
-      </w:pPr>
-      <w:r>
-        <w:rPr>
-          <w:b w:val="0"/>
-        </w:rPr>
-        <w:t>Teacher check: Only (6, 2) passes. The full and unused cases fail.</w:t>
+        <w:pStyle w:val="Heading3"/>
+      </w:pPr>
+      <w:r>
+        <w:t>Pictorial practice question</w:t>
       </w:r>
     </w:p>
     <w:p>
       <w:pPr>
-        <w:spacing w:line="336" w:lineRule="auto" w:after="180"/>
-      </w:pPr>
-      <w:r>
-        <w:rPr>
-          <w:b w:val="0"/>
-        </w:rPr>
-        <w:t xml:space="preserve">Start by identifying the given </w:t>
-      </w:r>
-      <w:r>
-        <w:rPr>
-          <w:b/>
-        </w:rPr>
-        <w:t>input</w:t>
-      </w:r>
-      <w:r>
-        <w:rPr>
-          <w:b w:val="0"/>
-        </w:rPr>
-        <w:t>s together. Leave the intermediate steps blank. If needed, model one step, then withdraw that help on the next step. Move to a full trace only when the partial trace is understood.</w:t>
+        <w:pStyle w:val="Heading3"/>
+      </w:pPr>
+      <w:r>
+        <w:t>Reasoned teacher answer</w:t>
       </w:r>
     </w:p>
     <w:p>
       <w:pPr>
-        <w:spacing w:line="336" w:lineRule="auto" w:after="180"/>
-      </w:pPr>
-      <w:r>
-        <w:rPr>
-          <w:b w:val="0"/>
-        </w:rPr>
-        <w:t>For partners, alternate explainer and checker; collect a response from every learner before discussion.</w:t>
+        <w:pStyle w:val="Heading1"/>
+      </w:pPr>
+      <w:r>
+        <w:t>04. Run the complete supplied investigation</w:t>
       </w:r>
     </w:p>
     <w:p>
-      <w:pPr>
-        <w:pStyle w:val="Heading3"/>
-      </w:pPr>
-      <w:r>
-        <w:t>Individual reasoning check</w:t>
+      <w:r>
+        <w:t>Preserve expected, observed and paper-trace records.</w:t>
       </w:r>
     </w:p>
     <w:p>
       <w:pPr>
-        <w:spacing w:line="336" w:lineRule="auto" w:after="180"/>
-      </w:pPr>
-      <w:r>
-        <w:rPr>
-          <w:b w:val="0"/>
-        </w:rPr>
-        <w:t>Use the worked case for Testing and debugging functions. Proposed explanation: “A successful run proves the conclusion”. Decide whether this explanation is supported.</w:t>
+        <w:pStyle w:val="Heading2"/>
+      </w:pPr>
+      <w:r>
+        <w:t>Supplied case materials and checked guidance</w:t>
       </w:r>
     </w:p>
     <w:p>
@@ -2030,63 +2471,61 @@
         <w:rPr>
           <w:b w:val="0"/>
         </w:rPr>
-        <w:t>Point to the step or supplied fact that decides; explain your repair if needed.</w:t>
+        <w:t>W2 constant 4 actuals 4,4,4 and expecteds 4,0,6; repair subtraction and rerun all. Main faulty addition 11,16,8 versus 5,0,8, so one accidental pass. Tiny &lt;= fails assertion 3, later 4 and print skipped; remove 3 and 2/4 both pass without repair. Selected below_limit prints completion with correct &lt;10; &lt;=10 fails assertion for 10 before final print. Rerun 9,10,11 after repair; no universal/type-safety claim.</w:t>
       </w:r>
     </w:p>
     <w:p>
       <w:pPr>
-        <w:pStyle w:val="Heading3"/>
-      </w:pPr>
-      <w:r>
-        <w:t>Expected repair</w:t>
+        <w:spacing w:line="336" w:lineRule="auto" w:after="180"/>
+      </w:pPr>
+      <w:r>
+        <w:rPr>
+          <w:b w:val="0"/>
+        </w:rPr>
+        <w:t>Earlier stock task retains its own inputs and expected outputs.</w:t>
       </w:r>
     </w:p>
     <w:p>
       <w:pPr>
-        <w:spacing w:line="336" w:lineRule="auto" w:after="180"/>
-        <w:shd w:fill="F1F6FC"/>
-      </w:pPr>
-      <w:r>
-        <w:rPr>
-          <w:b w:val="0"/>
-        </w:rPr>
-        <w:t xml:space="preserve">Expected correction: Passing this small suite supports these particular cases. It neither proves every allowed </w:t>
-      </w:r>
-      <w:r>
-        <w:rPr>
-          <w:b/>
-        </w:rPr>
-        <w:t>input</w:t>
-      </w:r>
-      <w:r>
-        <w:rPr>
-          <w:b w:val="0"/>
-        </w:rPr>
-        <w:t xml:space="preserve"> correct nor checks invalid </w:t>
-      </w:r>
-      <w:r>
-        <w:rPr>
-          <w:b/>
-        </w:rPr>
-        <w:t>input</w:t>
-      </w:r>
-      <w:r>
-        <w:rPr>
-          <w:b w:val="0"/>
-        </w:rPr>
-        <w:t xml:space="preserve"> handling.</w:t>
+        <w:pStyle w:val="Heading2"/>
+      </w:pPr>
+      <w:r>
+        <w:t>Diagnose misconceptions</w:t>
       </w:r>
     </w:p>
     <w:p>
       <w:pPr>
         <w:spacing w:line="336" w:lineRule="auto" w:after="180"/>
-        <w:shd w:fill="F1F6FC"/>
       </w:pPr>
       <w:r>
         <w:rPr>
           <w:b w:val="0"/>
         </w:rPr>
-        <w:t>A test outside the contract needs a separately specified expected behavior.</w:t>
+        <w:t xml:space="preserve">A successful run proves the conclusion: Passing this small suite supports these particular cases. It neither proves every allowed </w:t>
+      </w:r>
+      <w:r>
+        <w:rPr>
+          <w:b/>
+        </w:rPr>
+        <w:t>input</w:t>
+      </w:r>
+      <w:r>
+        <w:rPr>
+          <w:b w:val="0"/>
+        </w:rPr>
+        <w:t xml:space="preserve"> correct nor checks invalid </w:t>
+      </w:r>
+      <w:r>
+        <w:rPr>
+          <w:b/>
+        </w:rPr>
+        <w:t>input</w:t>
+      </w:r>
+      <w:r>
+        <w:rPr>
+          <w:b w:val="0"/>
+        </w:rPr>
+        <w:t xml:space="preserve"> handling.</w:t>
       </w:r>
     </w:p>
     <w:p>
@@ -2097,7 +2536,7 @@
         <w:rPr>
           <w:b w:val="0"/>
         </w:rPr>
-        <w:t>Collect explanations, not only yes/no votes. If a misunderstanding is common, re-model the relevant step for the class.</w:t>
+        <w:t>A test outside the contract needs a separately specified expected behavior.</w:t>
       </w:r>
     </w:p>
     <w:p>
@@ -2108,27 +2547,41 @@
         <w:rPr>
           <w:b w:val="0"/>
         </w:rPr>
-        <w:t>If it affects a few learners, give a short targeted group explanation while others solve a more demanding variation.</w:t>
+        <w:t xml:space="preserve">Matching the example is enough: Require the new W4 case, explicit </w:t>
+      </w:r>
+      <w:r>
+        <w:rPr>
+          <w:b/>
+        </w:rPr>
+        <w:t>prediction</w:t>
+      </w:r>
+      <w:r>
+        <w:rPr>
+          <w:b w:val="0"/>
+        </w:rPr>
+        <w:t>s and an explanation. Fresh retry: bundles * 3 + singles with (3, 1), (0, 1), (3, 0) expects 10, 1, 9. A constant return 10 passes only the first.</w:t>
       </w:r>
     </w:p>
     <w:p>
       <w:pPr>
-        <w:pStyle w:val="Heading3"/>
-      </w:pPr>
-      <w:r>
-        <w:t>Pictorial practice question</w:t>
+        <w:spacing w:line="336" w:lineRule="auto" w:after="180"/>
+      </w:pPr>
+      <w:r>
+        <w:rPr>
+          <w:b w:val="0"/>
+        </w:rPr>
+        <w:t>A convenient shortcut preserves meaning: A faulty return capacity + used gives 11, 16 and 8. The unused case passes even though the rule is wrong. Repair the operator to subtraction and rerun all three cases.</w:t>
       </w:r>
     </w:p>
     <w:p>
       <w:pPr>
         <w:spacing w:line="336" w:lineRule="auto" w:after="180"/>
-        <w:shd w:fill="F5F1FB"/>
       </w:pPr>
       <w:r>
         <w:rPr>
           <w:b w:val="0"/>
         </w:rPr>
-        <w:t xml:space="preserve">Predict the three correct </w:t>
+        <w:t xml:space="preserve">Never change an expected result merely to match faulty </w:t>
       </w:r>
       <w:r>
         <w:rPr>
@@ -2140,279 +2593,62 @@
         <w:rPr>
           <w:b w:val="0"/>
         </w:rPr>
-        <w:t>s. Which test first catches &lt;=, and why do tests at only two and four miss the bug?</w:t>
+        <w:t>.</w:t>
       </w:r>
     </w:p>
     <w:p>
       <w:pPr>
-        <w:pStyle w:val="Heading3"/>
-      </w:pPr>
-      <w:r>
-        <w:t>Reasoned teacher answer</w:t>
+        <w:spacing w:line="336" w:lineRule="auto" w:after="180"/>
+      </w:pPr>
+      <w:r>
+        <w:rPr>
+          <w:b w:val="0"/>
+        </w:rPr>
+        <w:t xml:space="preserve">Use Section 9 for the </w:t>
+      </w:r>
+      <w:r>
+        <w:rPr>
+          <w:b/>
+        </w:rPr>
+        <w:t>evidence</w:t>
+      </w:r>
+      <w:r>
+        <w:rPr>
+          <w:b w:val="0"/>
+        </w:rPr>
+        <w:t xml:space="preserve"> ledger. Add a </w:t>
+      </w:r>
+      <w:r>
+        <w:rPr>
+          <w:b/>
+        </w:rPr>
+        <w:t>boundary</w:t>
+      </w:r>
+      <w:r>
+        <w:rPr>
+          <w:b w:val="0"/>
+        </w:rPr>
+        <w:t xml:space="preserve"> or missing-</w:t>
+      </w:r>
+      <w:r>
+        <w:rPr>
+          <w:b/>
+        </w:rPr>
+        <w:t>input</w:t>
+      </w:r>
+      <w:r>
+        <w:rPr>
+          <w:b w:val="0"/>
+        </w:rPr>
+        <w:t xml:space="preserve"> case and record the expected response before checking. More successful repeats of one case do not establish wider coverage.</w:t>
       </w:r>
     </w:p>
     <w:p>
       <w:pPr>
-        <w:spacing w:line="336" w:lineRule="auto" w:after="180"/>
-      </w:pPr>
-      <w:r>
-        <w:rPr>
-          <w:b w:val="0"/>
-        </w:rPr>
-        <w:t xml:space="preserve">Expected </w:t>
-      </w:r>
-      <w:r>
-        <w:rPr>
-          <w:b/>
-        </w:rPr>
-        <w:t>output</w:t>
-      </w:r>
-      <w:r>
-        <w:rPr>
-          <w:b w:val="0"/>
-        </w:rPr>
-        <w:t xml:space="preserve">s are True, False, False. The equality </w:t>
-      </w:r>
-      <w:r>
-        <w:rPr>
-          <w:b/>
-        </w:rPr>
-        <w:t>input</w:t>
-      </w:r>
-      <w:r>
-        <w:rPr>
-          <w:b w:val="0"/>
-        </w:rPr>
-        <w:t xml:space="preserve"> 3 is the first failure for &lt;=. At 2 and 4 the strict and inclusive comparisons agree.</w:t>
-      </w:r>
-    </w:p>
-    <w:p>
-      <w:pPr>
-        <w:spacing w:line="336" w:lineRule="auto" w:after="180"/>
-      </w:pPr>
-      <w:r>
-        <w:rPr>
-          <w:b w:val="0"/>
-        </w:rPr>
-        <w:t xml:space="preserve">Changed-case reasoning: The buggy &lt;= function passes those remaining tests. Both procedures agree away from the equality </w:t>
-      </w:r>
-      <w:r>
-        <w:rPr>
-          <w:b/>
-        </w:rPr>
-        <w:t>boundary</w:t>
-      </w:r>
-      <w:r>
-        <w:rPr>
-          <w:b w:val="0"/>
-        </w:rPr>
-        <w:t>.</w:t>
-      </w:r>
-    </w:p>
-    <w:p>
-      <w:pPr>
-        <w:spacing w:line="336" w:lineRule="auto" w:after="180"/>
-      </w:pPr>
-      <w:r>
-        <w:rPr>
-          <w:b w:val="0"/>
-        </w:rPr>
-        <w:t xml:space="preserve">Collect each learner’s explanation before discussion. Use the first missing connection between </w:t>
-      </w:r>
-      <w:r>
-        <w:rPr>
-          <w:b/>
-        </w:rPr>
-        <w:t>input</w:t>
-      </w:r>
-      <w:r>
-        <w:rPr>
-          <w:b w:val="0"/>
-        </w:rPr>
-        <w:t xml:space="preserve">, deciding step and result to choose support. This question is worked-case practice, not fresh mastery </w:t>
-      </w:r>
-      <w:r>
-        <w:rPr>
-          <w:b/>
-        </w:rPr>
-        <w:t>evidence</w:t>
-      </w:r>
-      <w:r>
-        <w:rPr>
-          <w:b w:val="0"/>
-        </w:rPr>
-        <w:t>.</w:t>
-      </w:r>
-    </w:p>
-    <w:p>
-      <w:pPr>
-        <w:pStyle w:val="Heading1"/>
-      </w:pPr>
-      <w:r>
-        <w:t>04. Run the investigation and diagnose misconceptions</w:t>
-      </w:r>
-    </w:p>
-    <w:p>
-      <w:r>
-        <w:t>Run the Testing and debugging functions investigation and use the first unsupported step to choose a teaching response.</w:t>
-      </w:r>
-    </w:p>
-    <w:p>
-      <w:pPr>
-        <w:spacing w:line="336" w:lineRule="auto" w:after="180"/>
-      </w:pPr>
-      <w:r>
-        <w:rPr>
-          <w:b w:val="0"/>
-        </w:rPr>
-        <w:t xml:space="preserve">A successful run proves the conclusion: Passing this small suite supports these particular cases. It neither proves every allowed </w:t>
-      </w:r>
-      <w:r>
-        <w:rPr>
-          <w:b/>
-        </w:rPr>
-        <w:t>input</w:t>
-      </w:r>
-      <w:r>
-        <w:rPr>
-          <w:b w:val="0"/>
-        </w:rPr>
-        <w:t xml:space="preserve"> correct nor checks invalid </w:t>
-      </w:r>
-      <w:r>
-        <w:rPr>
-          <w:b/>
-        </w:rPr>
-        <w:t>input</w:t>
-      </w:r>
-      <w:r>
-        <w:rPr>
-          <w:b w:val="0"/>
-        </w:rPr>
-        <w:t xml:space="preserve"> handling.</w:t>
-      </w:r>
-    </w:p>
-    <w:p>
-      <w:pPr>
-        <w:spacing w:line="336" w:lineRule="auto" w:after="180"/>
-      </w:pPr>
-      <w:r>
-        <w:rPr>
-          <w:b w:val="0"/>
-        </w:rPr>
-        <w:t>A test outside the contract needs a separately specified expected behavior.</w:t>
-      </w:r>
-    </w:p>
-    <w:p>
-      <w:pPr>
-        <w:spacing w:line="336" w:lineRule="auto" w:after="180"/>
-      </w:pPr>
-      <w:r>
-        <w:rPr>
-          <w:b w:val="0"/>
-        </w:rPr>
-        <w:t xml:space="preserve">Matching the example is enough: Require the new W4 case, explicit </w:t>
-      </w:r>
-      <w:r>
-        <w:rPr>
-          <w:b/>
-        </w:rPr>
-        <w:t>prediction</w:t>
-      </w:r>
-      <w:r>
-        <w:rPr>
-          <w:b w:val="0"/>
-        </w:rPr>
-        <w:t>s and an explanation. Fresh retry: bundles * 3 + singles with (3, 1), (0, 1), (3, 0) expects 10, 1, 9. A constant return 10 passes only the first.</w:t>
-      </w:r>
-    </w:p>
-    <w:p>
-      <w:pPr>
-        <w:spacing w:line="336" w:lineRule="auto" w:after="180"/>
-      </w:pPr>
-      <w:r>
-        <w:rPr>
-          <w:b w:val="0"/>
-        </w:rPr>
-        <w:t>A convenient shortcut preserves meaning: A faulty return capacity + used gives 11, 16 and 8. The unused case passes even though the rule is wrong. Repair the operator to subtraction and rerun all three cases.</w:t>
-      </w:r>
-    </w:p>
-    <w:p>
-      <w:pPr>
-        <w:spacing w:line="336" w:lineRule="auto" w:after="180"/>
-      </w:pPr>
-      <w:r>
-        <w:rPr>
-          <w:b w:val="0"/>
-        </w:rPr>
-        <w:t xml:space="preserve">Never change an expected result merely to match faulty </w:t>
-      </w:r>
-      <w:r>
-        <w:rPr>
-          <w:b/>
-        </w:rPr>
-        <w:t>output</w:t>
-      </w:r>
-      <w:r>
-        <w:rPr>
-          <w:b w:val="0"/>
-        </w:rPr>
-        <w:t>.</w:t>
-      </w:r>
-    </w:p>
-    <w:p>
-      <w:pPr>
-        <w:spacing w:line="336" w:lineRule="auto" w:after="180"/>
-      </w:pPr>
-      <w:r>
-        <w:rPr>
-          <w:b w:val="0"/>
-        </w:rPr>
-        <w:t xml:space="preserve">Use Section 9 for the </w:t>
-      </w:r>
-      <w:r>
-        <w:rPr>
-          <w:b/>
-        </w:rPr>
-        <w:t>evidence</w:t>
-      </w:r>
-      <w:r>
-        <w:rPr>
-          <w:b w:val="0"/>
-        </w:rPr>
-        <w:t xml:space="preserve"> ledger. Add a </w:t>
-      </w:r>
-      <w:r>
-        <w:rPr>
-          <w:b/>
-        </w:rPr>
-        <w:t>boundary</w:t>
-      </w:r>
-      <w:r>
-        <w:rPr>
-          <w:b w:val="0"/>
-        </w:rPr>
-        <w:t xml:space="preserve"> or missing-</w:t>
-      </w:r>
-      <w:r>
-        <w:rPr>
-          <w:b/>
-        </w:rPr>
-        <w:t>input</w:t>
-      </w:r>
-      <w:r>
-        <w:rPr>
-          <w:b w:val="0"/>
-        </w:rPr>
-        <w:t xml:space="preserve"> case and record the expected response before checking. More successful repeats of one case do not establish wider coverage.</w:t>
-      </w:r>
-    </w:p>
-    <w:p>
-      <w:pPr>
-        <w:pStyle w:val="Heading3"/>
-      </w:pPr>
-      <w:r>
-        <w:t>Match the support to the first error</w:t>
+        <w:pStyle w:val="Heading2"/>
+      </w:pPr>
+      <w:r>
+        <w:t>Choose accessible support</w:t>
       </w:r>
     </w:p>
     <w:tbl>
@@ -2597,420 +2833,79 @@
     </w:p>
     <w:p>
       <w:pPr>
-        <w:pStyle w:val="Heading1"/>
-      </w:pPr>
-      <w:r>
-        <w:t>05. Assess and explain the answers</w:t>
+        <w:pStyle w:val="Heading2"/>
+      </w:pPr>
+      <w:r>
+        <w:t>Earlier wording, alternatives and picture transcripts · reference / check after trying</w:t>
       </w:r>
     </w:p>
     <w:p>
-      <w:r>
-        <w:t>Use the Testing and debugging functions questions, teacher keys and criteria after the relevant attempts. Previously discussed cases are practice; protect the separately selected independent task.</w:t>
+      <w:pPr>
+        <w:pStyle w:val="Heading3"/>
+      </w:pPr>
+      <w:r>
+        <w:t>Match the support to the first error</w:t>
       </w:r>
     </w:p>
     <w:p>
       <w:pPr>
-        <w:pStyle w:val="Heading3"/>
-      </w:pPr>
-      <w:r>
-        <w:t>Guided and exit questions</w:t>
+        <w:pStyle w:val="Heading1"/>
+      </w:pPr>
+      <w:r>
+        <w:t>05. Assess the selected bridge transfer task</w:t>
       </w:r>
     </w:p>
     <w:p>
-      <w:pPr>
-        <w:spacing w:line="336" w:lineRule="auto" w:after="180"/>
-      </w:pPr>
-      <w:r>
-        <w:rPr>
-          <w:b w:val="0"/>
-        </w:rPr>
-        <w:t>It passes (8, 3) but fails (8, 8), returning 5 instead of 0. Exit: No. Negative counts are outside our nonnegative-</w:t>
-      </w:r>
-      <w:r>
-        <w:rPr>
-          <w:b/>
-        </w:rPr>
-        <w:t>input</w:t>
-      </w:r>
-      <w:r>
-        <w:rPr>
-          <w:b w:val="0"/>
-        </w:rPr>
-        <w:t xml:space="preserve"> contract and were not tested; rejection behavior must first be defined.</w:t>
+      <w:r>
+        <w:t>If a learner has seen this exact case, use a fresh parallel input and record exposure/support.</w:t>
       </w:r>
     </w:p>
     <w:p>
       <w:pPr>
-        <w:pStyle w:val="Heading3"/>
-      </w:pPr>
-      <w:r>
-        <w:t>W1 Write expectations</w:t>
+        <w:pStyle w:val="Heading2"/>
+      </w:pPr>
+      <w:r>
+        <w:t>Selected independent task and checked key</w:t>
       </w:r>
     </w:p>
     <w:p>
       <w:pPr>
-        <w:pStyle w:val="Heading3"/>
-      </w:pPr>
-      <w:r>
-        <w:t>Workbook question · W1</w:t>
+        <w:spacing w:line="336" w:lineRule="auto" w:after="180"/>
+      </w:pPr>
+      <w:r>
+        <w:rPr>
+          <w:b w:val="0"/>
+        </w:rPr>
+        <w:t xml:space="preserve">Selected case: Predict the </w:t>
+      </w:r>
+      <w:r>
+        <w:rPr>
+          <w:b/>
+        </w:rPr>
+        <w:t>output</w:t>
+      </w:r>
+      <w:r>
+        <w:rPr>
+          <w:b w:val="0"/>
+        </w:rPr>
+        <w:t xml:space="preserve">. If the function mistakenly uses x&lt;=10, identify the first failing </w:t>
+      </w:r>
+      <w:r>
+        <w:rPr>
+          <w:b/>
+        </w:rPr>
+        <w:t>assertion</w:t>
+      </w:r>
+      <w:r>
+        <w:rPr>
+          <w:b w:val="0"/>
+        </w:rPr>
+        <w:t xml:space="preserve"> and whether the final print happens. State the repair and which earlier tests must be rerun.</w:t>
       </w:r>
     </w:p>
     <w:p>
       <w:pPr>
         <w:spacing w:line="336" w:lineRule="auto" w:after="180"/>
-        <w:shd w:fill="F5F1FB"/>
-      </w:pPr>
-      <w:r>
-        <w:rPr>
-          <w:b w:val="0"/>
-        </w:rPr>
-        <w:t>Give expected results for remaining(6, 2), remaining(6, 6) and remaining(6, 0).</w:t>
-      </w:r>
-    </w:p>
-    <w:p>
-      <w:pPr>
-        <w:pStyle w:val="Heading3"/>
-      </w:pPr>
-      <w:r>
-        <w:t>Teacher reasoning · W1</w:t>
-      </w:r>
-    </w:p>
-    <w:p>
-      <w:pPr>
-        <w:spacing w:line="336" w:lineRule="auto" w:after="180"/>
-        <w:shd w:fill="F1F6FC"/>
-      </w:pPr>
-      <w:r>
-        <w:rPr>
-          <w:b w:val="0"/>
-        </w:rPr>
-        <w:t>4, 0 and 6.</w:t>
-      </w:r>
-    </w:p>
-    <w:p>
-      <w:pPr>
-        <w:pStyle w:val="Heading3"/>
-      </w:pPr>
-      <w:r>
-        <w:t>W2 Find a revealing case</w:t>
-      </w:r>
-    </w:p>
-    <w:p>
-      <w:pPr>
-        <w:pStyle w:val="Heading3"/>
-      </w:pPr>
-      <w:r>
-        <w:t>Workbook question · W2</w:t>
-      </w:r>
-    </w:p>
-    <w:p>
-      <w:pPr>
-        <w:spacing w:line="336" w:lineRule="auto" w:after="180"/>
-        <w:shd w:fill="F5F1FB"/>
-      </w:pPr>
-      <w:r>
-        <w:rPr>
-          <w:b w:val="0"/>
-        </w:rPr>
-        <w:t>A faulty function always returns 4. Which of your three cases pass and fail?</w:t>
-      </w:r>
-    </w:p>
-    <w:p>
-      <w:pPr>
-        <w:pStyle w:val="Heading3"/>
-      </w:pPr>
-      <w:r>
-        <w:t>Teacher reasoning · W2</w:t>
-      </w:r>
-    </w:p>
-    <w:p>
-      <w:pPr>
-        <w:spacing w:line="336" w:lineRule="auto" w:after="180"/>
-        <w:shd w:fill="F1F6FC"/>
-      </w:pPr>
-      <w:r>
-        <w:rPr>
-          <w:b w:val="0"/>
-        </w:rPr>
-        <w:t>Only (6, 2) passes. The full and unused cases fail.</w:t>
-      </w:r>
-    </w:p>
-    <w:p>
-      <w:pPr>
-        <w:pStyle w:val="Heading3"/>
-      </w:pPr>
-      <w:r>
-        <w:t>W3 Repair and retest</w:t>
-      </w:r>
-    </w:p>
-    <w:p>
-      <w:pPr>
-        <w:pStyle w:val="Heading3"/>
-      </w:pPr>
-      <w:r>
-        <w:t>Workbook question · W3</w:t>
-      </w:r>
-    </w:p>
-    <w:p>
-      <w:pPr>
-        <w:spacing w:line="336" w:lineRule="auto" w:after="180"/>
-        <w:shd w:fill="F5F1FB"/>
-      </w:pPr>
-      <w:r>
-        <w:rPr>
-          <w:b w:val="0"/>
-        </w:rPr>
-        <w:t xml:space="preserve">A faulty function adds capacity and used. For (6, 2), state actual and expected. Repair it and name a </w:t>
-      </w:r>
-      <w:r>
-        <w:rPr>
-          <w:b/>
-        </w:rPr>
-        <w:t>regression</w:t>
-      </w:r>
-      <w:r>
-        <w:rPr>
-          <w:b w:val="0"/>
-        </w:rPr>
-        <w:t xml:space="preserve"> case.</w:t>
-      </w:r>
-    </w:p>
-    <w:p>
-      <w:pPr>
-        <w:pStyle w:val="Heading3"/>
-      </w:pPr>
-      <w:r>
-        <w:t>Teacher reasoning · W3</w:t>
-      </w:r>
-    </w:p>
-    <w:p>
-      <w:pPr>
-        <w:spacing w:line="336" w:lineRule="auto" w:after="180"/>
-        <w:shd w:fill="F1F6FC"/>
-      </w:pPr>
-      <w:r>
-        <w:rPr>
-          <w:b w:val="0"/>
-        </w:rPr>
-        <w:t>Actual 8, expected 4. Subtract used; rerun a prior case such as (6, 0), expecting 6.</w:t>
-      </w:r>
-    </w:p>
-    <w:p>
-      <w:pPr>
-        <w:pStyle w:val="Heading3"/>
-      </w:pPr>
-      <w:r>
-        <w:t>W4 Test a new function independently</w:t>
-      </w:r>
-    </w:p>
-    <w:p>
-      <w:pPr>
-        <w:pStyle w:val="Heading3"/>
-      </w:pPr>
-      <w:r>
-        <w:t>Workbook question · W4</w:t>
-      </w:r>
-    </w:p>
-    <w:p>
-      <w:pPr>
-        <w:spacing w:line="336" w:lineRule="auto" w:after="180"/>
-        <w:shd w:fill="F5F1FB"/>
-      </w:pPr>
-      <w:r>
-        <w:rPr>
-          <w:b w:val="0"/>
-        </w:rPr>
-        <w:t>Define stock(packs, loose) to return packs * 4 + loose. Create expected tests for (2, 3), (0, 3), (2, 0), then show which detects a faulty packs + loose body.</w:t>
-      </w:r>
-    </w:p>
-    <w:p>
-      <w:pPr>
-        <w:pStyle w:val="Heading3"/>
-      </w:pPr>
-      <w:r>
-        <w:t>Teacher reasoning · W4</w:t>
-      </w:r>
-    </w:p>
-    <w:p>
-      <w:pPr>
-        <w:spacing w:line="336" w:lineRule="auto" w:after="180"/>
-        <w:shd w:fill="F1F6FC"/>
-      </w:pPr>
-      <w:r>
-        <w:rPr>
-          <w:b w:val="0"/>
-        </w:rPr>
-        <w:t>Expected 11, 3, 8. Faulty results 5, 3, 2; first and third reveal it. Use independent expectations in the test loop.</w:t>
-      </w:r>
-    </w:p>
-    <w:p>
-      <w:pPr>
-        <w:pStyle w:val="Heading3"/>
-      </w:pPr>
-      <w:r>
-        <w:t>W5 Limit the conclusion</w:t>
-      </w:r>
-    </w:p>
-    <w:p>
-      <w:pPr>
-        <w:pStyle w:val="Heading3"/>
-      </w:pPr>
-      <w:r>
-        <w:t>Workbook question · W5</w:t>
-      </w:r>
-    </w:p>
-    <w:p>
-      <w:pPr>
-        <w:spacing w:line="336" w:lineRule="auto" w:after="180"/>
-        <w:shd w:fill="F5F1FB"/>
-      </w:pPr>
-      <w:r>
-        <w:rPr>
-          <w:b w:val="0"/>
-        </w:rPr>
-        <w:t>All three stock tests pass. Does that prove correct handling of negative counts?</w:t>
-      </w:r>
-    </w:p>
-    <w:p>
-      <w:pPr>
-        <w:pStyle w:val="Heading3"/>
-      </w:pPr>
-      <w:r>
-        <w:t>Teacher reasoning · W5</w:t>
-      </w:r>
-    </w:p>
-    <w:p>
-      <w:pPr>
-        <w:spacing w:line="336" w:lineRule="auto" w:after="180"/>
-        <w:shd w:fill="F1F6FC"/>
-      </w:pPr>
-      <w:r>
-        <w:rPr>
-          <w:b w:val="0"/>
-        </w:rPr>
-        <w:t>No. Negative counts are outside our nonnegative-</w:t>
-      </w:r>
-      <w:r>
-        <w:rPr>
-          <w:b/>
-        </w:rPr>
-        <w:t>input</w:t>
-      </w:r>
-      <w:r>
-        <w:rPr>
-          <w:b w:val="0"/>
-        </w:rPr>
-        <w:t xml:space="preserve"> contract and were not tested; rejection behavior must first be defined.</w:t>
-      </w:r>
-    </w:p>
-    <w:p>
-      <w:pPr>
-        <w:pStyle w:val="Heading3"/>
-      </w:pPr>
-      <w:r>
-        <w:t>Independent assessment and fresh retry</w:t>
-      </w:r>
-    </w:p>
-    <w:p>
-      <w:pPr>
-        <w:pStyle w:val="Heading3"/>
-      </w:pPr>
-      <w:r>
-        <w:t>Teacher key · Independent assessment and fresh retry</w:t>
-      </w:r>
-    </w:p>
-    <w:p>
-      <w:pPr>
-        <w:spacing w:line="336" w:lineRule="auto" w:after="180"/>
-        <w:shd w:fill="F1F6FC"/>
-      </w:pPr>
-      <w:r>
-        <w:rPr>
-          <w:b w:val="0"/>
-        </w:rPr>
-        <w:t xml:space="preserve">Independent W4 </w:t>
-      </w:r>
-      <w:r>
-        <w:rPr>
-          <w:b/>
-        </w:rPr>
-        <w:t>evidence</w:t>
-      </w:r>
-      <w:r>
-        <w:rPr>
-          <w:b w:val="0"/>
-        </w:rPr>
-        <w:t>: Expected 11, 3, 8. Faulty results 5, 3, 2; first and third reveal it. Use independent expectations in the test loop. Record whether the learner needed no help, a hint or explanation.</w:t>
-      </w:r>
-    </w:p>
-    <w:p>
-      <w:pPr>
-        <w:spacing w:line="336" w:lineRule="auto" w:after="180"/>
-        <w:shd w:fill="F1F6FC"/>
-      </w:pPr>
-      <w:r>
-        <w:rPr>
-          <w:b w:val="0"/>
-        </w:rPr>
-        <w:t>Fresh retry: bundles * 3 + singles with (3, 1), (0, 1), (3, 0) expects 10, 1, 9. A constant return 10 passes only the first.</w:t>
-      </w:r>
-    </w:p>
-    <w:p>
-      <w:pPr>
-        <w:pStyle w:val="Heading3"/>
-      </w:pPr>
-      <w:r>
-        <w:t>Assess independent transfer</w:t>
-      </w:r>
-    </w:p>
-    <w:p>
-      <w:pPr>
-        <w:pStyle w:val="Heading3"/>
-      </w:pPr>
-      <w:r>
-        <w:t>Independent question · withhold the key</w:t>
-      </w:r>
-    </w:p>
-    <w:p>
-      <w:pPr>
-        <w:spacing w:line="336" w:lineRule="auto" w:after="180"/>
-        <w:shd w:fill="F5F1FB"/>
-      </w:pPr>
-      <w:r>
-        <w:rPr>
-          <w:b w:val="0"/>
-        </w:rPr>
-        <w:t xml:space="preserve">Selected case: Predict the </w:t>
-      </w:r>
-      <w:r>
-        <w:rPr>
-          <w:b/>
-        </w:rPr>
-        <w:t>output</w:t>
-      </w:r>
-      <w:r>
-        <w:rPr>
-          <w:b w:val="0"/>
-        </w:rPr>
-        <w:t xml:space="preserve">. If the function mistakenly uses x&lt;=10, identify the first failing </w:t>
-      </w:r>
-      <w:r>
-        <w:rPr>
-          <w:b/>
-        </w:rPr>
-        <w:t>assertion</w:t>
-      </w:r>
-      <w:r>
-        <w:rPr>
-          <w:b w:val="0"/>
-        </w:rPr>
-        <w:t xml:space="preserve"> and whether the final print happens. State the repair and which earlier tests must be rerun.</w:t>
-      </w:r>
-    </w:p>
-    <w:p>
-      <w:pPr>
-        <w:spacing w:line="336" w:lineRule="auto" w:after="180"/>
-        <w:shd w:fill="F5F1FB"/>
       </w:pPr>
       <w:r>
         <w:rPr>
@@ -3053,78 +2948,68 @@
     </w:p>
     <w:p>
       <w:pPr>
-        <w:pStyle w:val="Heading3"/>
-      </w:pPr>
-      <w:r>
-        <w:t>Selected case answer</w:t>
+        <w:spacing w:line="336" w:lineRule="auto" w:after="180"/>
+      </w:pPr>
+      <w:r>
+        <w:rPr>
+          <w:b w:val="0"/>
+        </w:rPr>
+        <w:t xml:space="preserve">The supplied function prints three checks passed. With &lt;=10, the </w:t>
+      </w:r>
+      <w:r>
+        <w:rPr>
+          <w:b/>
+        </w:rPr>
+        <w:t>assertion</w:t>
+      </w:r>
+      <w:r>
+        <w:rPr>
+          <w:b w:val="0"/>
+        </w:rPr>
+        <w:t xml:space="preserve"> for10 fails first and the final print does not run.</w:t>
       </w:r>
     </w:p>
     <w:p>
       <w:pPr>
-        <w:pStyle w:val="Heading3"/>
-      </w:pPr>
-      <w:r>
-        <w:t>Teacher key · Selected case answer</w:t>
+        <w:spacing w:line="336" w:lineRule="auto" w:after="180"/>
+      </w:pPr>
+      <w:r>
+        <w:rPr>
+          <w:b w:val="0"/>
+        </w:rPr>
+        <w:t xml:space="preserve">Repair the comparison to&lt;10 and rerun all three cases to check the fix and preserve neighbouring results. These numerical </w:t>
+      </w:r>
+      <w:r>
+        <w:rPr>
+          <w:b/>
+        </w:rPr>
+        <w:t>boundary</w:t>
+      </w:r>
+      <w:r>
+        <w:rPr>
+          <w:b w:val="0"/>
+        </w:rPr>
+        <w:t xml:space="preserve"> tests do not establish every value or </w:t>
+      </w:r>
+      <w:r>
+        <w:rPr>
+          <w:b/>
+        </w:rPr>
+        <w:t>input</w:t>
+      </w:r>
+      <w:r>
+        <w:rPr>
+          <w:b w:val="0"/>
+        </w:rPr>
+        <w:t xml:space="preserve"> type is safe.</w:t>
       </w:r>
     </w:p>
     <w:p>
       <w:pPr>
-        <w:spacing w:line="336" w:lineRule="auto" w:after="180"/>
-        <w:shd w:fill="F1F6FC"/>
-      </w:pPr>
-      <w:r>
-        <w:rPr>
-          <w:b w:val="0"/>
-        </w:rPr>
-        <w:t xml:space="preserve">The supplied function prints three checks passed. With &lt;=10, the </w:t>
-      </w:r>
-      <w:r>
-        <w:rPr>
-          <w:b/>
-        </w:rPr>
-        <w:t>assertion</w:t>
-      </w:r>
-      <w:r>
-        <w:rPr>
-          <w:b w:val="0"/>
-        </w:rPr>
-        <w:t xml:space="preserve"> for10 fails first and the final print does not run.</w:t>
-      </w:r>
-    </w:p>
-    <w:p>
-      <w:pPr>
-        <w:spacing w:line="336" w:lineRule="auto" w:after="180"/>
-        <w:shd w:fill="F1F6FC"/>
-      </w:pPr>
-      <w:r>
-        <w:rPr>
-          <w:b w:val="0"/>
-        </w:rPr>
-        <w:t xml:space="preserve">Repair the comparison to&lt;10 and rerun all three cases to check the fix and preserve neighbouring results. These numerical </w:t>
-      </w:r>
-      <w:r>
-        <w:rPr>
-          <w:b/>
-        </w:rPr>
-        <w:t>boundary</w:t>
-      </w:r>
-      <w:r>
-        <w:rPr>
-          <w:b w:val="0"/>
-        </w:rPr>
-        <w:t xml:space="preserve"> tests do not establish every value or </w:t>
-      </w:r>
-      <w:r>
-        <w:rPr>
-          <w:b/>
-        </w:rPr>
-        <w:t>input</w:t>
-      </w:r>
-      <w:r>
-        <w:rPr>
-          <w:b w:val="0"/>
-        </w:rPr>
-        <w:t xml:space="preserve"> type is safe.</w:t>
+        <w:pStyle w:val="Heading2"/>
+      </w:pPr>
+      <w:r>
+        <w:t>Judge trace and support</w:t>
       </w:r>
     </w:p>
     <w:tbl>
@@ -3231,54 +3116,55 @@
     </w:tbl>
     <w:p>
       <w:pPr>
-        <w:pStyle w:val="Heading3"/>
-      </w:pPr>
-      <w:r>
-        <w:t>Teacher key · Selected case answer</w:t>
+        <w:spacing w:line="336" w:lineRule="auto" w:after="180"/>
+      </w:pPr>
+      <w:r>
+        <w:rPr>
+          <w:b w:val="0"/>
+        </w:rPr>
+        <w:t>Record each dimension as not yet, with support, or independent. Accept a valid alternative procedure with a defensible trace.</w:t>
       </w:r>
     </w:p>
     <w:p>
       <w:pPr>
         <w:spacing w:line="336" w:lineRule="auto" w:after="180"/>
-        <w:shd w:fill="F1F6FC"/>
       </w:pPr>
       <w:r>
         <w:rPr>
           <w:b w:val="0"/>
         </w:rPr>
-        <w:t>Record each dimension as not yet, with support, or independent. Accept a valid alternative procedure with a defensible trace.</w:t>
+        <w:t xml:space="preserve">Do not penalise an honestly recorded model failure if the learner correctly explains its </w:t>
+      </w:r>
+      <w:r>
+        <w:rPr>
+          <w:b/>
+        </w:rPr>
+        <w:t>evidence</w:t>
+      </w:r>
+      <w:r>
+        <w:rPr>
+          <w:b w:val="0"/>
+        </w:rPr>
+        <w:t xml:space="preserve"> and limits.</w:t>
       </w:r>
     </w:p>
     <w:p>
       <w:pPr>
-        <w:spacing w:line="336" w:lineRule="auto" w:after="180"/>
-        <w:shd w:fill="F1F6FC"/>
-      </w:pPr>
-      <w:r>
-        <w:rPr>
-          <w:b w:val="0"/>
-        </w:rPr>
-        <w:t xml:space="preserve">Do not penalise an honestly recorded model failure if the learner correctly explains its </w:t>
-      </w:r>
-      <w:r>
-        <w:rPr>
-          <w:b/>
-        </w:rPr>
-        <w:t>evidence</w:t>
-      </w:r>
-      <w:r>
-        <w:rPr>
-          <w:b w:val="0"/>
-        </w:rPr>
-        <w:t xml:space="preserve"> and limits.</w:t>
+        <w:pStyle w:val="Heading2"/>
+      </w:pPr>
+      <w:r>
+        <w:t>Give one repair action</w:t>
       </w:r>
     </w:p>
     <w:p>
       <w:pPr>
-        <w:pStyle w:val="Heading3"/>
-      </w:pPr>
-      <w:r>
-        <w:t>Feedback that the learner uses</w:t>
+        <w:spacing w:line="336" w:lineRule="auto" w:after="180"/>
+      </w:pPr>
+      <w:r>
+        <w:rPr>
+          <w:b w:val="0"/>
+        </w:rPr>
+        <w:t>Name the earliest unsupported step and give one action to repair it. Have the learner make that repair now and explain why. Then assess the relevant skill on a fresh, fully specified case.</w:t>
       </w:r>
     </w:p>
     <w:p>
@@ -3289,54 +3175,45 @@
         <w:rPr>
           <w:b w:val="0"/>
         </w:rPr>
-        <w:t>Name the earliest unsupported step and give one action to repair it. Have the learner make that repair now and explain why. Then assess the relevant skill on a fresh, fully specified case.</w:t>
+        <w:t>Confirm it was not previously practised with feedback; solve and check the new case before assigning it. A follow-up design prompt is a starting brief, not automatically an equivalent test.</w:t>
       </w:r>
     </w:p>
     <w:p>
       <w:pPr>
-        <w:spacing w:line="336" w:lineRule="auto" w:after="180"/>
-      </w:pPr>
-      <w:r>
-        <w:rPr>
-          <w:b w:val="0"/>
-        </w:rPr>
-        <w:t>Confirm it was not previously practised with feedback; solve and check the new case before assigning it. A follow-up design prompt is a starting brief, not automatically an equivalent test.</w:t>
+        <w:pStyle w:val="Heading2"/>
+      </w:pPr>
+      <w:r>
+        <w:t>W1 Write expectations</w:t>
       </w:r>
     </w:p>
     <w:p>
       <w:pPr>
-        <w:pStyle w:val="Heading1"/>
-      </w:pPr>
-      <w:r>
-        <w:t>06. Connect the project, support and next lesson</w:t>
+        <w:spacing w:line="336" w:lineRule="auto" w:after="180"/>
+      </w:pPr>
+      <w:r>
+        <w:rPr>
+          <w:b w:val="0"/>
+        </w:rPr>
+        <w:t>Give expected results for remaining(6, 2), remaining(6, 6) and remaining(6, 0).</w:t>
       </w:r>
     </w:p>
     <w:p>
-      <w:r>
-        <w:t>Connect Testing and debugging functions to Python readiness portfolio, adapt support and plan a later changed-case check.</w:t>
+      <w:pPr>
+        <w:spacing w:line="336" w:lineRule="auto" w:after="180"/>
+      </w:pPr>
+      <w:r>
+        <w:rPr>
+          <w:b w:val="0"/>
+        </w:rPr>
+        <w:t>4, 0 and 6.</w:t>
       </w:r>
     </w:p>
     <w:p>
       <w:pPr>
-        <w:spacing w:line="336" w:lineRule="auto" w:after="180"/>
-      </w:pPr>
-      <w:r>
-        <w:rPr>
-          <w:b w:val="0"/>
-        </w:rPr>
-        <w:t xml:space="preserve">Add a labelled testing and debugging functions </w:t>
-      </w:r>
-      <w:r>
-        <w:rPr>
-          <w:b/>
-        </w:rPr>
-        <w:t>evidence</w:t>
-      </w:r>
-      <w:r>
-        <w:rPr>
-          <w:b w:val="0"/>
-        </w:rPr>
-        <w:t xml:space="preserve"> sheet to Python readiness portfolio. Show how you can design revealing tests for a function.</w:t>
+        <w:pStyle w:val="Heading2"/>
+      </w:pPr>
+      <w:r>
+        <w:t>W2 Find a revealing case</w:t>
       </w:r>
     </w:p>
     <w:p>
@@ -3347,31 +3224,7 @@
         <w:rPr>
           <w:b w:val="0"/>
         </w:rPr>
-        <w:t xml:space="preserve">Use the supplied fictional case and keep its </w:t>
-      </w:r>
-      <w:r>
-        <w:rPr>
-          <w:b/>
-        </w:rPr>
-        <w:t>input</w:t>
-      </w:r>
-      <w:r>
-        <w:rPr>
-          <w:b w:val="0"/>
-        </w:rPr>
-        <w:t xml:space="preserve">s, intermediate steps, calculation or </w:t>
-      </w:r>
-      <w:r>
-        <w:rPr>
-          <w:b/>
-        </w:rPr>
-        <w:t>prediction</w:t>
-      </w:r>
-      <w:r>
-        <w:rPr>
-          <w:b w:val="0"/>
-        </w:rPr>
-        <w:t>, and limitation. Connect this record to last week’s record; a matching answer without a trace is insufficient.</w:t>
+        <w:t>A faulty function always returns 4. Which of your three cases pass and fail?</w:t>
       </w:r>
     </w:p>
     <w:p>
@@ -3382,42 +3235,15 @@
         <w:rPr>
           <w:b w:val="0"/>
         </w:rPr>
-        <w:t xml:space="preserve">Provide a blank </w:t>
-      </w:r>
-      <w:r>
-        <w:rPr>
-          <w:b/>
-        </w:rPr>
-        <w:t>input</w:t>
-      </w:r>
-      <w:r>
-        <w:rPr>
-          <w:b w:val="0"/>
-        </w:rPr>
-        <w:t>s expected actual table. Extension: use assert for the same cases and explain why only the first failure is reported.</w:t>
+        <w:t>Only (6, 2) passes. The full and unused cases fail.</w:t>
       </w:r>
     </w:p>
     <w:p>
       <w:pPr>
-        <w:spacing w:line="336" w:lineRule="auto" w:after="180"/>
-      </w:pPr>
-      <w:r>
-        <w:rPr>
-          <w:b w:val="0"/>
-        </w:rPr>
-        <w:t xml:space="preserve">Next week: Rows columns and schemas. Reuse this week's explicit contracts and </w:t>
-      </w:r>
-      <w:r>
-        <w:rPr>
-          <w:b/>
-        </w:rPr>
-        <w:t>evidence</w:t>
-      </w:r>
-      <w:r>
-        <w:rPr>
-          <w:b w:val="0"/>
-        </w:rPr>
-        <w:t>.</w:t>
+        <w:pStyle w:val="Heading2"/>
+      </w:pPr>
+      <w:r>
+        <w:t>W3 Repair and retest</w:t>
       </w:r>
     </w:p>
     <w:p>
@@ -3428,15 +3254,414 @@
         <w:rPr>
           <w:b w:val="0"/>
         </w:rPr>
-        <w:t>Retain the project ledger and assess a changed case after support. Check the relevant prerequisite before carrying this component forward.</w:t>
+        <w:t xml:space="preserve">A faulty function adds capacity and used. For (6, 2), state actual and expected. Repair it and name a </w:t>
+      </w:r>
+      <w:r>
+        <w:rPr>
+          <w:b/>
+        </w:rPr>
+        <w:t>regression</w:t>
+      </w:r>
+      <w:r>
+        <w:rPr>
+          <w:b w:val="0"/>
+        </w:rPr>
+        <w:t xml:space="preserve"> case.</w:t>
       </w:r>
     </w:p>
     <w:p>
       <w:pPr>
+        <w:spacing w:line="336" w:lineRule="auto" w:after="180"/>
+      </w:pPr>
+      <w:r>
+        <w:rPr>
+          <w:b w:val="0"/>
+        </w:rPr>
+        <w:t>Actual 8, expected 4. Subtract used; rerun a prior case such as (6, 0), expecting 6.</w:t>
+      </w:r>
+    </w:p>
+    <w:p>
+      <w:pPr>
+        <w:pStyle w:val="Heading2"/>
+      </w:pPr>
+      <w:r>
+        <w:t>W5 Limit the conclusion</w:t>
+      </w:r>
+    </w:p>
+    <w:p>
+      <w:pPr>
+        <w:spacing w:line="336" w:lineRule="auto" w:after="180"/>
+      </w:pPr>
+      <w:r>
+        <w:rPr>
+          <w:b w:val="0"/>
+        </w:rPr>
+        <w:t>All three stock tests pass. Does that prove correct handling of negative counts?</w:t>
+      </w:r>
+    </w:p>
+    <w:p>
+      <w:pPr>
+        <w:spacing w:line="336" w:lineRule="auto" w:after="180"/>
+      </w:pPr>
+      <w:r>
+        <w:rPr>
+          <w:b w:val="0"/>
+        </w:rPr>
+        <w:t>No. Negative counts are outside our nonnegative-</w:t>
+      </w:r>
+      <w:r>
+        <w:rPr>
+          <w:b/>
+        </w:rPr>
+        <w:t>input</w:t>
+      </w:r>
+      <w:r>
+        <w:rPr>
+          <w:b w:val="0"/>
+        </w:rPr>
+        <w:t xml:space="preserve"> contract and were not tested; rejection behavior must first be defined.</w:t>
+      </w:r>
+    </w:p>
+    <w:p>
+      <w:pPr>
+        <w:pStyle w:val="Heading2"/>
+      </w:pPr>
+      <w:r>
+        <w:t>Earlier wording, alternatives and picture transcripts · reference / check after trying</w:t>
+      </w:r>
+    </w:p>
+    <w:p>
+      <w:pPr>
         <w:pStyle w:val="Heading3"/>
       </w:pPr>
       <w:r>
-        <w:t>Plan the delayed return</w:t>
+        <w:t>Guided and exit questions</w:t>
+      </w:r>
+    </w:p>
+    <w:p>
+      <w:pPr>
+        <w:spacing w:line="336" w:lineRule="auto" w:after="180"/>
+      </w:pPr>
+      <w:r>
+        <w:rPr>
+          <w:b w:val="0"/>
+        </w:rPr>
+        <w:t>It passes (8, 3) but fails (8, 8), returning 5 instead of 0. Exit: No. Negative counts are outside our nonnegative-</w:t>
+      </w:r>
+      <w:r>
+        <w:rPr>
+          <w:b/>
+        </w:rPr>
+        <w:t>input</w:t>
+      </w:r>
+      <w:r>
+        <w:rPr>
+          <w:b w:val="0"/>
+        </w:rPr>
+        <w:t xml:space="preserve"> contract and were not tested; rejection behavior must first be defined.</w:t>
+      </w:r>
+    </w:p>
+    <w:p>
+      <w:pPr>
+        <w:pStyle w:val="Heading3"/>
+      </w:pPr>
+      <w:r>
+        <w:t>W1 Write expectations</w:t>
+      </w:r>
+    </w:p>
+    <w:p>
+      <w:pPr>
+        <w:pStyle w:val="Heading3"/>
+      </w:pPr>
+      <w:r>
+        <w:t>W2 Find a revealing case</w:t>
+      </w:r>
+    </w:p>
+    <w:p>
+      <w:pPr>
+        <w:pStyle w:val="Heading3"/>
+      </w:pPr>
+      <w:r>
+        <w:t>W3 Repair and retest</w:t>
+      </w:r>
+    </w:p>
+    <w:p>
+      <w:pPr>
+        <w:pStyle w:val="Heading3"/>
+      </w:pPr>
+      <w:r>
+        <w:t>W4 Test a new function independently</w:t>
+      </w:r>
+    </w:p>
+    <w:p>
+      <w:pPr>
+        <w:spacing w:line="336" w:lineRule="auto" w:after="180"/>
+      </w:pPr>
+      <w:r>
+        <w:rPr>
+          <w:b w:val="0"/>
+        </w:rPr>
+        <w:t>Define stock(packs, loose) to return packs * 4 + loose. Create expected tests for (2, 3), (0, 3), (2, 0), then show which detects a faulty packs + loose body.</w:t>
+      </w:r>
+    </w:p>
+    <w:p>
+      <w:pPr>
+        <w:spacing w:line="336" w:lineRule="auto" w:after="180"/>
+      </w:pPr>
+      <w:r>
+        <w:rPr>
+          <w:b w:val="0"/>
+        </w:rPr>
+        <w:t>Expected 11, 3, 8. Faulty results 5, 3, 2; first and third reveal it. Use independent expectations in the test loop.</w:t>
+      </w:r>
+    </w:p>
+    <w:p>
+      <w:pPr>
+        <w:pStyle w:val="Heading3"/>
+      </w:pPr>
+      <w:r>
+        <w:t>W5 Limit the conclusion</w:t>
+      </w:r>
+    </w:p>
+    <w:p>
+      <w:pPr>
+        <w:pStyle w:val="Heading3"/>
+      </w:pPr>
+      <w:r>
+        <w:t>Independent assessment and fresh retry</w:t>
+      </w:r>
+    </w:p>
+    <w:p>
+      <w:pPr>
+        <w:spacing w:line="336" w:lineRule="auto" w:after="180"/>
+      </w:pPr>
+      <w:r>
+        <w:rPr>
+          <w:b w:val="0"/>
+        </w:rPr>
+        <w:t xml:space="preserve">Independent W4 </w:t>
+      </w:r>
+      <w:r>
+        <w:rPr>
+          <w:b/>
+        </w:rPr>
+        <w:t>evidence</w:t>
+      </w:r>
+      <w:r>
+        <w:rPr>
+          <w:b w:val="0"/>
+        </w:rPr>
+        <w:t>: Expected 11, 3, 8. Faulty results 5, 3, 2; first and third reveal it. Use independent expectations in the test loop. Record whether the learner needed no help, a hint or explanation.</w:t>
+      </w:r>
+    </w:p>
+    <w:p>
+      <w:pPr>
+        <w:spacing w:line="336" w:lineRule="auto" w:after="180"/>
+      </w:pPr>
+      <w:r>
+        <w:rPr>
+          <w:b w:val="0"/>
+        </w:rPr>
+        <w:t>Fresh retry: bundles * 3 + singles with (3, 1), (0, 1), (3, 0) expects 10, 1, 9. A constant return 10 passes only the first.</w:t>
+      </w:r>
+    </w:p>
+    <w:p>
+      <w:pPr>
+        <w:pStyle w:val="Heading3"/>
+      </w:pPr>
+      <w:r>
+        <w:t>Assess independent transfer</w:t>
+      </w:r>
+    </w:p>
+    <w:p>
+      <w:pPr>
+        <w:pStyle w:val="Heading3"/>
+      </w:pPr>
+      <w:r>
+        <w:t>Selected case answer</w:t>
+      </w:r>
+    </w:p>
+    <w:p>
+      <w:pPr>
+        <w:pStyle w:val="Heading3"/>
+      </w:pPr>
+      <w:r>
+        <w:t>Feedback that the learner uses</w:t>
+      </w:r>
+    </w:p>
+    <w:p>
+      <w:pPr>
+        <w:pStyle w:val="Heading1"/>
+      </w:pPr>
+      <w:r>
+        <w:t>06. Keep the portfolio, support and delayed check</w:t>
+      </w:r>
+    </w:p>
+    <w:p>
+      <w:r>
+        <w:t>Track code execution separately from a correct paper trace.</w:t>
+      </w:r>
+    </w:p>
+    <w:p>
+      <w:pPr>
+        <w:pStyle w:val="Heading2"/>
+      </w:pPr>
+      <w:r>
+        <w:t>Project evidence</w:t>
+      </w:r>
+    </w:p>
+    <w:p>
+      <w:pPr>
+        <w:spacing w:line="336" w:lineRule="auto" w:after="180"/>
+      </w:pPr>
+      <w:r>
+        <w:rPr>
+          <w:b w:val="0"/>
+        </w:rPr>
+        <w:t xml:space="preserve">Add a labelled testing and debugging functions </w:t>
+      </w:r>
+      <w:r>
+        <w:rPr>
+          <w:b/>
+        </w:rPr>
+        <w:t>evidence</w:t>
+      </w:r>
+      <w:r>
+        <w:rPr>
+          <w:b w:val="0"/>
+        </w:rPr>
+        <w:t xml:space="preserve"> sheet to Python readiness portfolio. Show how you can design revealing tests for a function.</w:t>
+      </w:r>
+    </w:p>
+    <w:p>
+      <w:pPr>
+        <w:spacing w:line="336" w:lineRule="auto" w:after="180"/>
+      </w:pPr>
+      <w:r>
+        <w:rPr>
+          <w:b w:val="0"/>
+        </w:rPr>
+        <w:t xml:space="preserve">Use the supplied fictional case and keep its </w:t>
+      </w:r>
+      <w:r>
+        <w:rPr>
+          <w:b/>
+        </w:rPr>
+        <w:t>input</w:t>
+      </w:r>
+      <w:r>
+        <w:rPr>
+          <w:b w:val="0"/>
+        </w:rPr>
+        <w:t xml:space="preserve">s, intermediate steps, calculation or </w:t>
+      </w:r>
+      <w:r>
+        <w:rPr>
+          <w:b/>
+        </w:rPr>
+        <w:t>prediction</w:t>
+      </w:r>
+      <w:r>
+        <w:rPr>
+          <w:b w:val="0"/>
+        </w:rPr>
+        <w:t>, and limitation. Connect this record to last week’s record; a matching answer without a trace is insufficient.</w:t>
+      </w:r>
+    </w:p>
+    <w:p>
+      <w:pPr>
+        <w:spacing w:line="336" w:lineRule="auto" w:after="180"/>
+      </w:pPr>
+      <w:r>
+        <w:rPr>
+          <w:b w:val="0"/>
+        </w:rPr>
+        <w:t xml:space="preserve">For Python readiness before the Responsible Plant Classifier, retain a trace of the values, the predicted </w:t>
+      </w:r>
+      <w:r>
+        <w:rPr>
+          <w:b/>
+        </w:rPr>
+        <w:t>output</w:t>
+      </w:r>
+      <w:r>
+        <w:rPr>
+          <w:b w:val="0"/>
+        </w:rPr>
+        <w:t xml:space="preserve">s and the changed-case explanation. Use actual Python 3 results to check the </w:t>
+      </w:r>
+      <w:r>
+        <w:rPr>
+          <w:b/>
+        </w:rPr>
+        <w:t>prediction</w:t>
+      </w:r>
+      <w:r>
+        <w:rPr>
+          <w:b w:val="0"/>
+        </w:rPr>
+        <w:t xml:space="preserve"> after reasoning first.</w:t>
+      </w:r>
+    </w:p>
+    <w:p>
+      <w:pPr>
+        <w:pStyle w:val="Heading2"/>
+      </w:pPr>
+      <w:r>
+        <w:t>Support and selected assessment guidance</w:t>
+      </w:r>
+    </w:p>
+    <w:p>
+      <w:pPr>
+        <w:spacing w:line="336" w:lineRule="auto" w:after="180"/>
+      </w:pPr>
+      <w:r>
+        <w:rPr>
+          <w:b w:val="0"/>
+        </w:rPr>
+        <w:t xml:space="preserve">Provide a blank </w:t>
+      </w:r>
+      <w:r>
+        <w:rPr>
+          <w:b/>
+        </w:rPr>
+        <w:t>input</w:t>
+      </w:r>
+      <w:r>
+        <w:rPr>
+          <w:b w:val="0"/>
+        </w:rPr>
+        <w:t>s expected actual table. Extension: use assert for the same cases and explain why only the first failure is reported.</w:t>
+      </w:r>
+    </w:p>
+    <w:p>
+      <w:pPr>
+        <w:spacing w:line="336" w:lineRule="auto" w:after="180"/>
+      </w:pPr>
+      <w:r>
+        <w:rPr>
+          <w:b w:val="0"/>
+        </w:rPr>
+        <w:t>Selected independent answer: The supplied function prints three checks passed. With &lt;=10, the assertion for10 fails first and the final print does not run. Repair the comparison to&lt;10 and rerun all three cases to check the fix and preserve neighbouring results. These numerical boundary tests do not establish every value or input type is safe.</w:t>
+      </w:r>
+    </w:p>
+    <w:p>
+      <w:pPr>
+        <w:spacing w:line="336" w:lineRule="auto" w:after="180"/>
+      </w:pPr>
+      <w:r>
+        <w:rPr>
+          <w:b w:val="0"/>
+        </w:rPr>
+        <w:t>Keep earlier W4 transfer as additional practice; do not substitute its numbers or key for this selected task. Record prior exposure and use a fresh parallel case after support.</w:t>
+      </w:r>
+    </w:p>
+    <w:p>
+      <w:pPr>
+        <w:pStyle w:val="Heading2"/>
+      </w:pPr>
+      <w:r>
+        <w:t>Delayed return</w:t>
       </w:r>
     </w:p>
     <w:p>
@@ -3653,10 +3878,10 @@
     </w:p>
     <w:p>
       <w:pPr>
-        <w:pStyle w:val="Heading3"/>
-      </w:pPr>
-      <w:r>
-        <w:t>Project evidence from this case</w:t>
+        <w:pStyle w:val="Heading2"/>
+      </w:pPr>
+      <w:r>
+        <w:t>Bridge to the next topic</w:t>
       </w:r>
     </w:p>
     <w:p>
@@ -3667,44 +3892,38 @@
         <w:rPr>
           <w:b w:val="0"/>
         </w:rPr>
-        <w:t xml:space="preserve">For Python readiness before the Responsible Plant Classifier, retain a trace of the values, the predicted </w:t>
+        <w:t xml:space="preserve">Next week: Rows columns and schemas. Reuse this week's explicit contracts and </w:t>
       </w:r>
       <w:r>
         <w:rPr>
           <w:b/>
         </w:rPr>
-        <w:t>output</w:t>
+        <w:t>evidence</w:t>
       </w:r>
       <w:r>
         <w:rPr>
           <w:b w:val="0"/>
         </w:rPr>
-        <w:t xml:space="preserve">s and the changed-case explanation. Use actual Python 3 results to check the </w:t>
-      </w:r>
-      <w:r>
-        <w:rPr>
-          <w:b/>
-        </w:rPr>
-        <w:t>prediction</w:t>
-      </w:r>
-      <w:r>
-        <w:rPr>
-          <w:b w:val="0"/>
-        </w:rPr>
-        <w:t xml:space="preserve"> after reasoning first.</w:t>
+        <w:t>.</w:t>
       </w:r>
     </w:p>
     <w:p>
       <w:pPr>
-        <w:pStyle w:val="Heading1"/>
-      </w:pPr>
-      <w:r>
-        <w:t>07. Prepare, teach and assess</w:t>
+        <w:spacing w:line="336" w:lineRule="auto" w:after="180"/>
+      </w:pPr>
+      <w:r>
+        <w:rPr>
+          <w:b w:val="0"/>
+        </w:rPr>
+        <w:t>Retain the project ledger and assess a changed case after support. Check the relevant prerequisite before carrying this component forward.</w:t>
       </w:r>
     </w:p>
     <w:p>
-      <w:r>
-        <w:t>Use this preparation summary alongside the detailed Testing and debugging functions lesson; it is a checklist rather than a replacement for the full sequence.</w:t>
+      <w:pPr>
+        <w:pStyle w:val="Heading2"/>
+      </w:pPr>
+      <w:r>
+        <w:t>Earlier wording, alternatives and picture transcripts · reference / check after trying</w:t>
       </w:r>
     </w:p>
     <w:p>
@@ -3712,13 +3931,49 @@
         <w:pStyle w:val="Heading3"/>
       </w:pPr>
       <w:r>
-        <w:t>Teaching target</w:t>
+        <w:t>Plan the delayed return</w:t>
       </w:r>
     </w:p>
     <w:p>
       <w:pPr>
+        <w:pStyle w:val="Heading3"/>
+      </w:pPr>
+      <w:r>
+        <w:t>Project evidence from this case</w:t>
+      </w:r>
+    </w:p>
+    <w:p>
+      <w:pPr>
+        <w:pStyle w:val="Heading1"/>
+      </w:pPr>
+      <w:r>
+        <w:t>Reference bank and extra practice</w:t>
+      </w:r>
+    </w:p>
+    <w:p>
+      <w:pPr>
+        <w:pStyle w:val="Heading1"/>
+      </w:pPr>
+      <w:r>
+        <w:t>07. Reference · Alternative planning checklist</w:t>
+      </w:r>
+    </w:p>
+    <w:p>
+      <w:r>
+        <w:t>Use alongside the main route without repeating the teaching cycle.</w:t>
+      </w:r>
+    </w:p>
+    <w:p>
+      <w:pPr>
+        <w:pStyle w:val="Heading2"/>
+      </w:pPr>
+      <w:r>
+        <w:t>Planning and assessment reference</w:t>
+      </w:r>
+    </w:p>
+    <w:p>
+      <w:pPr>
         <w:spacing w:line="336" w:lineRule="auto" w:after="180"/>
-        <w:shd w:fill="EDF7F3"/>
       </w:pPr>
       <w:r>
         <w:rPr>
@@ -3896,7 +4151,6 @@
     <w:p>
       <w:pPr>
         <w:spacing w:line="336" w:lineRule="auto" w:after="180"/>
-        <w:shd w:fill="F5F1FB"/>
       </w:pPr>
       <w:r>
         <w:rPr>
@@ -3907,22 +4161,24 @@
     </w:p>
     <w:p>
       <w:pPr>
-        <w:pStyle w:val="Heading3"/>
-      </w:pPr>
-      <w:r>
-        <w:t>Supported practice answer</w:t>
+        <w:spacing w:line="336" w:lineRule="auto" w:after="180"/>
+      </w:pPr>
+      <w:r>
+        <w:rPr>
+          <w:b w:val="0"/>
+        </w:rPr>
+        <w:t>Reasoned practice answer: Only (6, 2) passes. The full and unused cases fail.</w:t>
       </w:r>
     </w:p>
     <w:p>
       <w:pPr>
         <w:spacing w:line="336" w:lineRule="auto" w:after="180"/>
-        <w:shd w:fill="F1F6FC"/>
       </w:pPr>
       <w:r>
         <w:rPr>
           <w:b w:val="0"/>
         </w:rPr>
-        <w:t>Reasoned practice answer: Only (6, 2) passes. The full and unused cases fail.</w:t>
+        <w:t>Check every learner before discussion: Use the worked case for Testing and debugging functions. Proposed explanation: “A successful run proves the conclusion”. Decide whether this explanation is supported.</w:t>
       </w:r>
     </w:p>
     <w:p>
@@ -3933,7 +4189,7 @@
         <w:rPr>
           <w:b w:val="0"/>
         </w:rPr>
-        <w:t>Check every learner before discussion: Use the worked case for Testing and debugging functions. Proposed explanation: “A successful run proves the conclusion”. Decide whether this explanation is supported.</w:t>
+        <w:t>Point to the step or supplied fact that decides; explain your repair if needed.</w:t>
       </w:r>
     </w:p>
     <w:p>
@@ -3944,27 +4200,53 @@
         <w:rPr>
           <w:b w:val="0"/>
         </w:rPr>
-        <w:t>Point to the step or supplied fact that decides; explain your repair if needed.</w:t>
+        <w:t xml:space="preserve">Misconception repair: Passing this small suite supports these particular cases. It neither proves every allowed </w:t>
+      </w:r>
+      <w:r>
+        <w:rPr>
+          <w:b/>
+        </w:rPr>
+        <w:t>input</w:t>
+      </w:r>
+      <w:r>
+        <w:rPr>
+          <w:b w:val="0"/>
+        </w:rPr>
+        <w:t xml:space="preserve"> correct nor checks invalid </w:t>
+      </w:r>
+      <w:r>
+        <w:rPr>
+          <w:b/>
+        </w:rPr>
+        <w:t>input</w:t>
+      </w:r>
+      <w:r>
+        <w:rPr>
+          <w:b w:val="0"/>
+        </w:rPr>
+        <w:t xml:space="preserve"> handling.</w:t>
       </w:r>
     </w:p>
     <w:p>
       <w:pPr>
-        <w:pStyle w:val="Heading3"/>
-      </w:pPr>
-      <w:r>
-        <w:t>Repair the misconception</w:t>
+        <w:spacing w:line="336" w:lineRule="auto" w:after="180"/>
+      </w:pPr>
+      <w:r>
+        <w:rPr>
+          <w:b w:val="0"/>
+        </w:rPr>
+        <w:t>A test outside the contract needs a separately specified expected behavior.</w:t>
       </w:r>
     </w:p>
     <w:p>
       <w:pPr>
         <w:spacing w:line="336" w:lineRule="auto" w:after="180"/>
-        <w:shd w:fill="FFF5E6"/>
       </w:pPr>
       <w:r>
         <w:rPr>
           <w:b w:val="0"/>
         </w:rPr>
-        <w:t xml:space="preserve">Misconception repair: Passing this small suite supports these particular cases. It neither proves every allowed </w:t>
+        <w:t xml:space="preserve">Support: read the exact case aloud, enlarge the labelled picture, supply </w:t>
       </w:r>
       <w:r>
         <w:rPr>
@@ -3976,133 +4258,58 @@
         <w:rPr>
           <w:b w:val="0"/>
         </w:rPr>
-        <w:t xml:space="preserve"> correct nor checks invalid </w:t>
-      </w:r>
-      <w:r>
-        <w:rPr>
-          <w:b/>
-        </w:rPr>
-        <w:t>input</w:t>
-      </w:r>
-      <w:r>
-        <w:rPr>
-          <w:b w:val="0"/>
-        </w:rPr>
-        <w:t xml:space="preserve"> handling.</w:t>
+        <w:t xml:space="preserve"> cards and model only the first deciding step. Accept a spoken explanation or drawing; retain the reasoning goal.</w:t>
       </w:r>
     </w:p>
     <w:p>
       <w:pPr>
         <w:spacing w:line="336" w:lineRule="auto" w:after="180"/>
-        <w:shd w:fill="FFF5E6"/>
       </w:pPr>
       <w:r>
         <w:rPr>
           <w:b w:val="0"/>
         </w:rPr>
-        <w:t>A test outside the contract needs a separately specified expected behavior.</w:t>
+        <w:t xml:space="preserve">Extension: Remove the test at 3 and keep only 2 and 4. Require a </w:t>
+      </w:r>
+      <w:r>
+        <w:rPr>
+          <w:b/>
+        </w:rPr>
+        <w:t>prediction</w:t>
+      </w:r>
+      <w:r>
+        <w:rPr>
+          <w:b w:val="0"/>
+        </w:rPr>
+        <w:t xml:space="preserve"> and a reason before comparing. Expected result: The buggy &lt;= function passes those remaining tests.</w:t>
       </w:r>
     </w:p>
     <w:p>
       <w:pPr>
-        <w:pStyle w:val="Heading3"/>
-      </w:pPr>
-      <w:r>
-        <w:t>Support without giving away the answer</w:t>
+        <w:spacing w:line="336" w:lineRule="auto" w:after="180"/>
+      </w:pPr>
+      <w:r>
+        <w:rPr>
+          <w:b w:val="0"/>
+        </w:rPr>
+        <w:t xml:space="preserve">Reason: Both procedures agree away from the equality </w:t>
+      </w:r>
+      <w:r>
+        <w:rPr>
+          <w:b/>
+        </w:rPr>
+        <w:t>boundary</w:t>
+      </w:r>
+      <w:r>
+        <w:rPr>
+          <w:b w:val="0"/>
+        </w:rPr>
+        <w:t>.</w:t>
       </w:r>
     </w:p>
     <w:p>
       <w:pPr>
         <w:spacing w:line="336" w:lineRule="auto" w:after="180"/>
-        <w:shd w:fill="F1F6F8"/>
-      </w:pPr>
-      <w:r>
-        <w:rPr>
-          <w:b w:val="0"/>
-        </w:rPr>
-        <w:t xml:space="preserve">Support: read the exact case aloud, enlarge the labelled picture, supply </w:t>
-      </w:r>
-      <w:r>
-        <w:rPr>
-          <w:b/>
-        </w:rPr>
-        <w:t>input</w:t>
-      </w:r>
-      <w:r>
-        <w:rPr>
-          <w:b w:val="0"/>
-        </w:rPr>
-        <w:t xml:space="preserve"> cards and model only the first deciding step. Accept a spoken explanation or drawing; retain the reasoning goal.</w:t>
-      </w:r>
-    </w:p>
-    <w:p>
-      <w:pPr>
-        <w:pStyle w:val="Heading3"/>
-      </w:pPr>
-      <w:r>
-        <w:t>Extend the reasoning</w:t>
-      </w:r>
-    </w:p>
-    <w:p>
-      <w:pPr>
-        <w:spacing w:line="336" w:lineRule="auto" w:after="180"/>
-        <w:shd w:fill="F5F1FB"/>
-      </w:pPr>
-      <w:r>
-        <w:rPr>
-          <w:b w:val="0"/>
-        </w:rPr>
-        <w:t xml:space="preserve">Extension: Remove the test at 3 and keep only 2 and 4. Require a </w:t>
-      </w:r>
-      <w:r>
-        <w:rPr>
-          <w:b/>
-        </w:rPr>
-        <w:t>prediction</w:t>
-      </w:r>
-      <w:r>
-        <w:rPr>
-          <w:b w:val="0"/>
-        </w:rPr>
-        <w:t xml:space="preserve"> and a reason before comparing. Expected result: The buggy &lt;= function passes those remaining tests.</w:t>
-      </w:r>
-    </w:p>
-    <w:p>
-      <w:pPr>
-        <w:spacing w:line="336" w:lineRule="auto" w:after="180"/>
-        <w:shd w:fill="F5F1FB"/>
-      </w:pPr>
-      <w:r>
-        <w:rPr>
-          <w:b w:val="0"/>
-        </w:rPr>
-        <w:t xml:space="preserve">Reason: Both procedures agree away from the equality </w:t>
-      </w:r>
-      <w:r>
-        <w:rPr>
-          <w:b/>
-        </w:rPr>
-        <w:t>boundary</w:t>
-      </w:r>
-      <w:r>
-        <w:rPr>
-          <w:b w:val="0"/>
-        </w:rPr>
-        <w:t>.</w:t>
-      </w:r>
-    </w:p>
-    <w:p>
-      <w:pPr>
-        <w:pStyle w:val="Heading3"/>
-      </w:pPr>
-      <w:r>
-        <w:t>Protect the independent attempt</w:t>
-      </w:r>
-    </w:p>
-    <w:p>
-      <w:pPr>
-        <w:spacing w:line="336" w:lineRule="auto" w:after="180"/>
-        <w:shd w:fill="FFF5E6"/>
       </w:pPr>
       <w:r>
         <w:rPr>
@@ -4297,94 +4504,93 @@
     </w:tbl>
     <w:p>
       <w:pPr>
-        <w:pStyle w:val="Heading3"/>
-      </w:pPr>
-      <w:r>
-        <w:t>Project checkpoint</w:t>
+        <w:spacing w:line="336" w:lineRule="auto" w:after="180"/>
+      </w:pPr>
+      <w:r>
+        <w:rPr>
+          <w:b w:val="0"/>
+        </w:rPr>
+        <w:t xml:space="preserve">Project checkpoint: Python readiness portfolio. Keep runnable code, </w:t>
+      </w:r>
+      <w:r>
+        <w:rPr>
+          <w:b/>
+        </w:rPr>
+        <w:t>prediction</w:t>
+      </w:r>
+      <w:r>
+        <w:rPr>
+          <w:b w:val="0"/>
+        </w:rPr>
+        <w:t xml:space="preserve">s, actual </w:t>
+      </w:r>
+      <w:r>
+        <w:rPr>
+          <w:b/>
+        </w:rPr>
+        <w:t>output</w:t>
+      </w:r>
+      <w:r>
+        <w:rPr>
+          <w:b w:val="0"/>
+        </w:rPr>
+        <w:t xml:space="preserve">s, one repaired error and an explanation of a function on changed </w:t>
+      </w:r>
+      <w:r>
+        <w:rPr>
+          <w:b/>
+        </w:rPr>
+        <w:t>input</w:t>
+      </w:r>
+      <w:r>
+        <w:rPr>
+          <w:b w:val="0"/>
+        </w:rPr>
+        <w:t>s.</w:t>
       </w:r>
     </w:p>
     <w:p>
       <w:pPr>
         <w:spacing w:line="336" w:lineRule="auto" w:after="180"/>
-        <w:shd w:fill="EDF7F3"/>
       </w:pPr>
       <w:r>
         <w:rPr>
           <w:b w:val="0"/>
         </w:rPr>
-        <w:t xml:space="preserve">Project checkpoint: Python readiness portfolio. Keep runnable code, </w:t>
+        <w:t xml:space="preserve">Use the weekly teacher answer for topic-specific reasoning. A saved progress tick is an activity record; judge mastery from the learner’s explanation and </w:t>
       </w:r>
       <w:r>
         <w:rPr>
           <w:b/>
         </w:rPr>
-        <w:t>prediction</w:t>
+        <w:t>evidence</w:t>
       </w:r>
       <w:r>
         <w:rPr>
           <w:b w:val="0"/>
         </w:rPr>
-        <w:t xml:space="preserve">s, actual </w:t>
-      </w:r>
-      <w:r>
-        <w:rPr>
-          <w:b/>
-        </w:rPr>
-        <w:t>output</w:t>
-      </w:r>
-      <w:r>
-        <w:rPr>
-          <w:b w:val="0"/>
-        </w:rPr>
-        <w:t xml:space="preserve">s, one repaired error and an explanation of a function on changed </w:t>
-      </w:r>
-      <w:r>
-        <w:rPr>
-          <w:b/>
-        </w:rPr>
-        <w:t>input</w:t>
-      </w:r>
-      <w:r>
-        <w:rPr>
-          <w:b w:val="0"/>
-        </w:rPr>
-        <w:t>s.</w:t>
+        <w:t>.</w:t>
       </w:r>
     </w:p>
     <w:p>
       <w:pPr>
-        <w:spacing w:line="336" w:lineRule="auto" w:after="180"/>
-      </w:pPr>
-      <w:r>
-        <w:rPr>
-          <w:b w:val="0"/>
-        </w:rPr>
-        <w:t xml:space="preserve">Use the weekly teacher answer for topic-specific reasoning. A saved progress tick is an activity record; judge mastery from the learner’s explanation and </w:t>
-      </w:r>
-      <w:r>
-        <w:rPr>
-          <w:b/>
-        </w:rPr>
-        <w:t>evidence</w:t>
-      </w:r>
-      <w:r>
-        <w:rPr>
-          <w:b w:val="0"/>
-        </w:rPr>
-        <w:t>.</w:t>
+        <w:pStyle w:val="Heading1"/>
+      </w:pPr>
+      <w:r>
+        <w:t>08. Reference · Feedback and evidence records</w:t>
       </w:r>
     </w:p>
     <w:p>
-      <w:pPr>
-        <w:pStyle w:val="Heading1"/>
-      </w:pPr>
-      <w:r>
-        <w:t>08. Use feedback, labs and repair paths</w:t>
+      <w:r>
+        <w:t>Keep individual first attempts separate from supported rehearsal.</w:t>
       </w:r>
     </w:p>
     <w:p>
-      <w:r>
-        <w:t>Use feedback, earlier review and portfolios purposefully. Apply the coding routine only when this lesson has an executable lab.</w:t>
+      <w:pPr>
+        <w:pStyle w:val="Heading2"/>
+      </w:pPr>
+      <w:r>
+        <w:t>Feedback and repair</w:t>
       </w:r>
     </w:p>
     <w:p>
@@ -4495,40 +4701,17 @@
         <w:pStyle w:val="Heading1"/>
       </w:pPr>
       <w:r>
-        <w:t>09. Visual concept journey</w:t>
+        <w:t>09. Reference · Teach with the six pictures</w:t>
       </w:r>
     </w:p>
     <w:p>
       <w:r>
-        <w:t>Show one Testing and debugging functions graphic at a time, request a prediction and discuss its trace before the independent assessment.</w:t>
+        <w:t>Use the relevant picture for a specific reasoning move.</w:t>
       </w:r>
     </w:p>
     <w:p>
       <w:pPr>
-        <w:spacing w:line="336" w:lineRule="auto" w:after="180"/>
-      </w:pPr>
-      <w:r>
-        <w:rPr>
-          <w:b w:val="0"/>
-        </w:rPr>
-        <w:t xml:space="preserve">Use one picture at a time. Hide a worked result before asking for a </w:t>
-      </w:r>
-      <w:r>
-        <w:rPr>
-          <w:b/>
-        </w:rPr>
-        <w:t>prediction</w:t>
-      </w:r>
-      <w:r>
-        <w:rPr>
-          <w:b w:val="0"/>
-        </w:rPr>
-        <w:t>, then reveal it for feedback. These are supported teaching cases; retain the separate independent assessment for a fresh first attempt.</w:t>
-      </w:r>
-    </w:p>
-    <w:p>
-      <w:pPr>
-        <w:pStyle w:val="Heading3"/>
+        <w:pStyle w:val="Heading2"/>
       </w:pPr>
       <w:r>
         <w:t>01. Testing and debugging functions: the case</w:t>
@@ -4539,7 +4722,7 @@
         <w:drawing>
           <wp:inline xmlns:a="http://schemas.openxmlformats.org/drawingml/2006/main" xmlns:pic="http://schemas.openxmlformats.org/drawingml/2006/picture">
             <wp:extent cx="5486400" cy="2834640"/>
-            <wp:docPr id="2" name="Picture 2" descr="Use a test that catches the boundary bug. A function should classify an integer as tiny exactly when it is less than three. Supplied facts: Python 3 intended function: return x&lt;3. Test cases: (2,True),(3,False),(4,False). Candidate bug: return x&lt;=3."/>
+            <wp:docPr id="4" name="Picture 4" descr="Use a test that catches the boundary bug. A function should classify an integer as tiny exactly when it is less than three. Supplied facts: Python 3 intended function: return x&lt;3. Test cases: (2,True),(3,False),(4,False). Candidate bug: return x&lt;=3."/>
             <wp:cNvGraphicFramePr>
               <a:graphicFrameLocks noChangeAspect="1"/>
             </wp:cNvGraphicFramePr>
@@ -4548,263 +4731,6 @@
                 <pic:pic>
                   <pic:nvPicPr>
                     <pic:cNvPr id="0" name="academy-story-python-bridge-12-01.png"/>
-                    <pic:cNvPicPr/>
-                  </pic:nvPicPr>
-                  <pic:blipFill>
-                    <a:blip r:embed="rId10"/>
-                    <a:stretch>
-                      <a:fillRect/>
-                    </a:stretch>
-                  </pic:blipFill>
-                  <pic:spPr>
-                    <a:xfrm>
-                      <a:off x="0" y="0"/>
-                      <a:ext cx="5486400" cy="2834640"/>
-                    </a:xfrm>
-                    <a:prstGeom prst="rect"/>
-                  </pic:spPr>
-                </pic:pic>
-              </a:graphicData>
-            </a:graphic>
-          </wp:inline>
-        </w:drawing>
-      </w:r>
-    </w:p>
-    <w:p>
-      <w:pPr>
-        <w:spacing w:line="336" w:lineRule="auto" w:after="180"/>
-      </w:pPr>
-      <w:r>
-        <w:rPr>
-          <w:b w:val="0"/>
-        </w:rPr>
-        <w:t xml:space="preserve">Use a test that catches the </w:t>
-      </w:r>
-      <w:r>
-        <w:rPr>
-          <w:b/>
-        </w:rPr>
-        <w:t>boundary</w:t>
-      </w:r>
-      <w:r>
-        <w:rPr>
-          <w:b w:val="0"/>
-        </w:rPr>
-        <w:t xml:space="preserve"> bug. A function should classify an integer as tiny exactly when it is less than three. Supplied facts: Python 3 intended function: return x&lt;3. </w:t>
-      </w:r>
-      <w:r>
-        <w:rPr>
-          <w:b/>
-        </w:rPr>
-        <w:t>Test case</w:t>
-      </w:r>
-      <w:r>
-        <w:rPr>
-          <w:b w:val="0"/>
-        </w:rPr>
-        <w:t>s: (2,True),(3,False),(4,False).</w:t>
-      </w:r>
-    </w:p>
-    <w:p>
-      <w:pPr>
-        <w:spacing w:line="336" w:lineRule="auto" w:after="180"/>
-      </w:pPr>
-      <w:r>
-        <w:rPr>
-          <w:b w:val="0"/>
-        </w:rPr>
-        <w:t>Candidate bug: return x&lt;=3.</w:t>
-      </w:r>
-    </w:p>
-    <w:p>
-      <w:pPr>
-        <w:spacing w:line="336" w:lineRule="auto" w:after="180"/>
-        <w:shd w:fill="F5F1FB"/>
-      </w:pPr>
-      <w:r>
-        <w:rPr>
-          <w:b w:val="0"/>
-        </w:rPr>
-        <w:t>Point to the given fact that matters most. Explain why it matters.</w:t>
-      </w:r>
-    </w:p>
-    <w:p>
-      <w:pPr>
-        <w:pStyle w:val="Heading3"/>
-      </w:pPr>
-      <w:r>
-        <w:t>Discuss while showing the picture</w:t>
-      </w:r>
-    </w:p>
-    <w:p>
-      <w:pPr>
-        <w:spacing w:line="336" w:lineRule="auto" w:after="180"/>
-        <w:shd w:fill="F1F6F8"/>
-      </w:pPr>
-      <w:r>
-        <w:rPr>
-          <w:b w:val="0"/>
-        </w:rPr>
-        <w:t>Teacher prompt: Point to the given fact that matters most. Explain why it matters. Ask learners to describe one label or arrow in ordinary words. Use the adjacent transcript if the image is difficult to see.</w:t>
-      </w:r>
-    </w:p>
-    <w:p>
-      <w:pPr>
-        <w:pStyle w:val="Heading3"/>
-      </w:pPr>
-      <w:r>
-        <w:t>02. Follow the deciding steps</w:t>
-      </w:r>
-    </w:p>
-    <w:p>
-      <w:r>
-        <w:drawing>
-          <wp:inline xmlns:a="http://schemas.openxmlformats.org/drawingml/2006/main" xmlns:pic="http://schemas.openxmlformats.org/drawingml/2006/picture">
-            <wp:extent cx="5486400" cy="3182112"/>
-            <wp:docPr id="3" name="Picture 3" descr="Record contract: Strict less-than excludes the value 3. → Run boundary cases: The intended outputs are True, False, False for 2,3,4. → Locate the bug: Using &lt;= passes 2 but fails the test at 3 before the later test."/>
-            <wp:cNvGraphicFramePr>
-              <a:graphicFrameLocks noChangeAspect="1"/>
-            </wp:cNvGraphicFramePr>
-            <a:graphic>
-              <a:graphicData uri="http://schemas.openxmlformats.org/drawingml/2006/picture">
-                <pic:pic>
-                  <pic:nvPicPr>
-                    <pic:cNvPr id="0" name="academy-story-python-bridge-12-02.png"/>
-                    <pic:cNvPicPr/>
-                  </pic:nvPicPr>
-                  <pic:blipFill>
-                    <a:blip r:embed="rId11"/>
-                    <a:stretch>
-                      <a:fillRect/>
-                    </a:stretch>
-                  </pic:blipFill>
-                  <pic:spPr>
-                    <a:xfrm>
-                      <a:off x="0" y="0"/>
-                      <a:ext cx="5486400" cy="3182112"/>
-                    </a:xfrm>
-                    <a:prstGeom prst="rect"/>
-                  </pic:spPr>
-                </pic:pic>
-              </a:graphicData>
-            </a:graphic>
-          </wp:inline>
-        </w:drawing>
-      </w:r>
-    </w:p>
-    <w:p>
-      <w:pPr>
-        <w:spacing w:line="336" w:lineRule="auto" w:after="180"/>
-      </w:pPr>
-      <w:r>
-        <w:rPr>
-          <w:b w:val="0"/>
-        </w:rPr>
-        <w:t xml:space="preserve">Record contract: Strict less-than excludes the value 3. → Run </w:t>
-      </w:r>
-      <w:r>
-        <w:rPr>
-          <w:b/>
-        </w:rPr>
-        <w:t>boundary</w:t>
-      </w:r>
-      <w:r>
-        <w:rPr>
-          <w:b w:val="0"/>
-        </w:rPr>
-        <w:t xml:space="preserve"> cases: The intended </w:t>
-      </w:r>
-      <w:r>
-        <w:rPr>
-          <w:b/>
-        </w:rPr>
-        <w:t>output</w:t>
-      </w:r>
-      <w:r>
-        <w:rPr>
-          <w:b w:val="0"/>
-        </w:rPr>
-        <w:t>s are True, False, False for 2,3,4. → Locate the bug: Using &lt;= passes 2 but fails the test at 3 before the later test.</w:t>
-      </w:r>
-    </w:p>
-    <w:p>
-      <w:pPr>
-        <w:spacing w:line="336" w:lineRule="auto" w:after="180"/>
-        <w:shd w:fill="F5F1FB"/>
-      </w:pPr>
-      <w:r>
-        <w:rPr>
-          <w:b w:val="0"/>
-        </w:rPr>
-        <w:t xml:space="preserve">Point to each numbered stage and explain which recorded </w:t>
-      </w:r>
-      <w:r>
-        <w:rPr>
-          <w:b/>
-        </w:rPr>
-        <w:t>input</w:t>
-      </w:r>
-      <w:r>
-        <w:rPr>
-          <w:b w:val="0"/>
-        </w:rPr>
-        <w:t xml:space="preserve"> it uses.</w:t>
-      </w:r>
-    </w:p>
-    <w:p>
-      <w:pPr>
-        <w:pStyle w:val="Heading3"/>
-      </w:pPr>
-      <w:r>
-        <w:t>Discuss while showing the picture</w:t>
-      </w:r>
-    </w:p>
-    <w:p>
-      <w:pPr>
-        <w:spacing w:line="336" w:lineRule="auto" w:after="180"/>
-        <w:shd w:fill="F1F6F8"/>
-      </w:pPr>
-      <w:r>
-        <w:rPr>
-          <w:b w:val="0"/>
-        </w:rPr>
-        <w:t xml:space="preserve">Teacher prompt: Point to each numbered stage and explain which recorded </w:t>
-      </w:r>
-      <w:r>
-        <w:rPr>
-          <w:b/>
-        </w:rPr>
-        <w:t>input</w:t>
-      </w:r>
-      <w:r>
-        <w:rPr>
-          <w:b w:val="0"/>
-        </w:rPr>
-        <w:t xml:space="preserve"> it uses. Ask learners to describe one label or arrow in ordinary words. Use the adjacent transcript if the image is difficult to see.</w:t>
-      </w:r>
-    </w:p>
-    <w:p>
-      <w:pPr>
-        <w:pStyle w:val="Heading3"/>
-      </w:pPr>
-      <w:r>
-        <w:t>03. Follow the evidence</w:t>
-      </w:r>
-    </w:p>
-    <w:p>
-      <w:r>
-        <w:drawing>
-          <wp:inline xmlns:a="http://schemas.openxmlformats.org/drawingml/2006/main" xmlns:pic="http://schemas.openxmlformats.org/drawingml/2006/picture">
-            <wp:extent cx="5486400" cy="2834640"/>
-            <wp:docPr id="4" name="Picture 4" descr="Follow the evidence. Ordinary case | 8 and 3 | Expect 5. Full case | 8 and 8 | Expect 0. Unused case | 8 and 0 | Expect 8"/>
-            <wp:cNvGraphicFramePr>
-              <a:graphicFrameLocks noChangeAspect="1"/>
-            </wp:cNvGraphicFramePr>
-            <a:graphic>
-              <a:graphicData uri="http://schemas.openxmlformats.org/drawingml/2006/picture">
-                <pic:pic>
-                  <pic:nvPicPr>
-                    <pic:cNvPr id="0" name="academy-story-python-bridge-12-03.png"/>
                     <pic:cNvPicPr/>
                   </pic:nvPicPr>
                   <pic:blipFill>
@@ -4835,56 +4761,283 @@
         <w:rPr>
           <w:b w:val="0"/>
         </w:rPr>
-        <w:t xml:space="preserve">Follow the </w:t>
+        <w:t xml:space="preserve">Use a test that catches the </w:t>
       </w:r>
       <w:r>
         <w:rPr>
           <w:b/>
         </w:rPr>
-        <w:t>evidence</w:t>
+        <w:t>boundary</w:t>
       </w:r>
       <w:r>
         <w:rPr>
           <w:b w:val="0"/>
         </w:rPr>
-        <w:t>. Ordinary case | 8 and 3 | Expect 5. Full case | 8 and 8 | Expect 0. Unused case | 8 and 0 | Expect 8</w:t>
+        <w:t xml:space="preserve"> bug. A function should classify an integer as tiny exactly when it is less than three. Supplied facts: Python 3 intended function: return x&lt;3. </w:t>
+      </w:r>
+      <w:r>
+        <w:rPr>
+          <w:b/>
+        </w:rPr>
+        <w:t>Test case</w:t>
+      </w:r>
+      <w:r>
+        <w:rPr>
+          <w:b w:val="0"/>
+        </w:rPr>
+        <w:t>s: (2,True),(3,False),(4,False).</w:t>
       </w:r>
     </w:p>
     <w:p>
       <w:pPr>
         <w:spacing w:line="336" w:lineRule="auto" w:after="180"/>
-        <w:shd w:fill="F5F1FB"/>
       </w:pPr>
       <w:r>
         <w:rPr>
           <w:b w:val="0"/>
         </w:rPr>
-        <w:t>Read the labels and values. Explain the relationship the model shows.</w:t>
+        <w:t>Candidate bug: return x&lt;=3.</w:t>
       </w:r>
     </w:p>
     <w:p>
       <w:pPr>
-        <w:pStyle w:val="Heading3"/>
-      </w:pPr>
-      <w:r>
-        <w:t>Discuss while showing the picture</w:t>
+        <w:spacing w:line="336" w:lineRule="auto" w:after="180"/>
+      </w:pPr>
+      <w:r>
+        <w:rPr>
+          <w:b w:val="0"/>
+        </w:rPr>
+        <w:t>Point to the given fact that matters most. Explain why it matters.</w:t>
       </w:r>
     </w:p>
     <w:p>
       <w:pPr>
         <w:spacing w:line="336" w:lineRule="auto" w:after="180"/>
-        <w:shd w:fill="F1F6F8"/>
       </w:pPr>
       <w:r>
         <w:rPr>
           <w:b w:val="0"/>
         </w:rPr>
-        <w:t>Teacher prompt: Read the labels and values. Explain the relationship the model shows. Ask learners to describe one label or arrow in ordinary words. Use the adjacent transcript if the image is difficult to see.</w:t>
+        <w:t>Teacher prompt: Point to the given fact that matters most. Explain why it matters. Ask learners to describe one label or arrow in ordinary words. Use the adjacent transcript if the image is difficult to see.</w:t>
       </w:r>
     </w:p>
     <w:p>
       <w:pPr>
-        <w:pStyle w:val="Heading3"/>
+        <w:pStyle w:val="Heading2"/>
+      </w:pPr>
+      <w:r>
+        <w:t>02. Follow the deciding steps</w:t>
+      </w:r>
+    </w:p>
+    <w:p>
+      <w:r>
+        <w:drawing>
+          <wp:inline xmlns:a="http://schemas.openxmlformats.org/drawingml/2006/main" xmlns:pic="http://schemas.openxmlformats.org/drawingml/2006/picture">
+            <wp:extent cx="5486400" cy="3182112"/>
+            <wp:docPr id="5" name="Picture 5" descr="Record contract: Strict less-than excludes the value 3. → Run boundary cases: The intended outputs are True, False, False for 2,3,4. → Locate the bug: Using &lt;= passes 2 but fails the test at 3 before the later test."/>
+            <wp:cNvGraphicFramePr>
+              <a:graphicFrameLocks noChangeAspect="1"/>
+            </wp:cNvGraphicFramePr>
+            <a:graphic>
+              <a:graphicData uri="http://schemas.openxmlformats.org/drawingml/2006/picture">
+                <pic:pic>
+                  <pic:nvPicPr>
+                    <pic:cNvPr id="0" name="academy-story-python-bridge-12-02.png"/>
+                    <pic:cNvPicPr/>
+                  </pic:nvPicPr>
+                  <pic:blipFill>
+                    <a:blip r:embed="rId9"/>
+                    <a:stretch>
+                      <a:fillRect/>
+                    </a:stretch>
+                  </pic:blipFill>
+                  <pic:spPr>
+                    <a:xfrm>
+                      <a:off x="0" y="0"/>
+                      <a:ext cx="5486400" cy="3182112"/>
+                    </a:xfrm>
+                    <a:prstGeom prst="rect"/>
+                  </pic:spPr>
+                </pic:pic>
+              </a:graphicData>
+            </a:graphic>
+          </wp:inline>
+        </w:drawing>
+      </w:r>
+    </w:p>
+    <w:p>
+      <w:pPr>
+        <w:spacing w:line="336" w:lineRule="auto" w:after="180"/>
+      </w:pPr>
+      <w:r>
+        <w:rPr>
+          <w:b w:val="0"/>
+        </w:rPr>
+        <w:t xml:space="preserve">Record contract: Strict less-than excludes the value 3. → Run </w:t>
+      </w:r>
+      <w:r>
+        <w:rPr>
+          <w:b/>
+        </w:rPr>
+        <w:t>boundary</w:t>
+      </w:r>
+      <w:r>
+        <w:rPr>
+          <w:b w:val="0"/>
+        </w:rPr>
+        <w:t xml:space="preserve"> cases: The intended </w:t>
+      </w:r>
+      <w:r>
+        <w:rPr>
+          <w:b/>
+        </w:rPr>
+        <w:t>output</w:t>
+      </w:r>
+      <w:r>
+        <w:rPr>
+          <w:b w:val="0"/>
+        </w:rPr>
+        <w:t>s are True, False, False for 2,3,4. → Locate the bug: Using &lt;= passes 2 but fails the test at 3 before the later test.</w:t>
+      </w:r>
+    </w:p>
+    <w:p>
+      <w:pPr>
+        <w:spacing w:line="336" w:lineRule="auto" w:after="180"/>
+      </w:pPr>
+      <w:r>
+        <w:rPr>
+          <w:b w:val="0"/>
+        </w:rPr>
+        <w:t xml:space="preserve">Point to each numbered stage and explain which recorded </w:t>
+      </w:r>
+      <w:r>
+        <w:rPr>
+          <w:b/>
+        </w:rPr>
+        <w:t>input</w:t>
+      </w:r>
+      <w:r>
+        <w:rPr>
+          <w:b w:val="0"/>
+        </w:rPr>
+        <w:t xml:space="preserve"> it uses.</w:t>
+      </w:r>
+    </w:p>
+    <w:p>
+      <w:pPr>
+        <w:spacing w:line="336" w:lineRule="auto" w:after="180"/>
+      </w:pPr>
+      <w:r>
+        <w:rPr>
+          <w:b w:val="0"/>
+        </w:rPr>
+        <w:t xml:space="preserve">Teacher prompt: Point to each numbered stage and explain which recorded </w:t>
+      </w:r>
+      <w:r>
+        <w:rPr>
+          <w:b/>
+        </w:rPr>
+        <w:t>input</w:t>
+      </w:r>
+      <w:r>
+        <w:rPr>
+          <w:b w:val="0"/>
+        </w:rPr>
+        <w:t xml:space="preserve"> it uses. Ask learners to describe one label or arrow in ordinary words. Use the adjacent transcript if the image is difficult to see.</w:t>
+      </w:r>
+    </w:p>
+    <w:p>
+      <w:pPr>
+        <w:pStyle w:val="Heading2"/>
+      </w:pPr>
+      <w:r>
+        <w:t>03. Follow the evidence</w:t>
+      </w:r>
+    </w:p>
+    <w:p>
+      <w:r>
+        <w:drawing>
+          <wp:inline xmlns:a="http://schemas.openxmlformats.org/drawingml/2006/main" xmlns:pic="http://schemas.openxmlformats.org/drawingml/2006/picture">
+            <wp:extent cx="5486400" cy="2834640"/>
+            <wp:docPr id="6" name="Picture 6" descr="Follow the evidence. Ordinary case | 8 and 3 | Expect 5. Full case | 8 and 8 | Expect 0. Unused case | 8 and 0 | Expect 8"/>
+            <wp:cNvGraphicFramePr>
+              <a:graphicFrameLocks noChangeAspect="1"/>
+            </wp:cNvGraphicFramePr>
+            <a:graphic>
+              <a:graphicData uri="http://schemas.openxmlformats.org/drawingml/2006/picture">
+                <pic:pic>
+                  <pic:nvPicPr>
+                    <pic:cNvPr id="0" name="academy-story-python-bridge-12-03.png"/>
+                    <pic:cNvPicPr/>
+                  </pic:nvPicPr>
+                  <pic:blipFill>
+                    <a:blip r:embed="rId13"/>
+                    <a:stretch>
+                      <a:fillRect/>
+                    </a:stretch>
+                  </pic:blipFill>
+                  <pic:spPr>
+                    <a:xfrm>
+                      <a:off x="0" y="0"/>
+                      <a:ext cx="5486400" cy="2834640"/>
+                    </a:xfrm>
+                    <a:prstGeom prst="rect"/>
+                  </pic:spPr>
+                </pic:pic>
+              </a:graphicData>
+            </a:graphic>
+          </wp:inline>
+        </w:drawing>
+      </w:r>
+    </w:p>
+    <w:p>
+      <w:pPr>
+        <w:spacing w:line="336" w:lineRule="auto" w:after="180"/>
+      </w:pPr>
+      <w:r>
+        <w:rPr>
+          <w:b w:val="0"/>
+        </w:rPr>
+        <w:t xml:space="preserve">Follow the </w:t>
+      </w:r>
+      <w:r>
+        <w:rPr>
+          <w:b/>
+        </w:rPr>
+        <w:t>evidence</w:t>
+      </w:r>
+      <w:r>
+        <w:rPr>
+          <w:b w:val="0"/>
+        </w:rPr>
+        <w:t>. Ordinary case | 8 and 3 | Expect 5. Full case | 8 and 8 | Expect 0. Unused case | 8 and 0 | Expect 8</w:t>
+      </w:r>
+    </w:p>
+    <w:p>
+      <w:pPr>
+        <w:spacing w:line="336" w:lineRule="auto" w:after="180"/>
+      </w:pPr>
+      <w:r>
+        <w:rPr>
+          <w:b w:val="0"/>
+        </w:rPr>
+        <w:t>Read the labels and values. Explain the relationship the model shows.</w:t>
+      </w:r>
+    </w:p>
+    <w:p>
+      <w:pPr>
+        <w:spacing w:line="336" w:lineRule="auto" w:after="180"/>
+      </w:pPr>
+      <w:r>
+        <w:rPr>
+          <w:b w:val="0"/>
+        </w:rPr>
+        <w:t>Teacher prompt: Read the labels and values. Explain the relationship the model shows. Ask learners to describe one label or arrow in ordinary words. Use the adjacent transcript if the image is difficult to see.</w:t>
+      </w:r>
+    </w:p>
+    <w:p>
+      <w:pPr>
+        <w:pStyle w:val="Heading2"/>
       </w:pPr>
       <w:r>
         <w:t>04. Change one thing. Trace what follows.</w:t>
@@ -4895,7 +5048,7 @@
         <w:drawing>
           <wp:inline xmlns:a="http://schemas.openxmlformats.org/drawingml/2006/main" xmlns:pic="http://schemas.openxmlformats.org/drawingml/2006/picture">
             <wp:extent cx="5486400" cy="3026664"/>
-            <wp:docPr id="5" name="Picture 5" descr="Original case: Using &lt;= passes 2 but fails the test at 3 before the later test. Changed condition: Remove the test at 3 and keep only 2 and 4. Expected result: The buggy &lt;= function passes those remaining tests. Reason: Both procedures agree away from the equality boundary."/>
+            <wp:docPr id="7" name="Picture 7" descr="Original case: Using &lt;= passes 2 but fails the test at 3 before the later test. Changed condition: Remove the test at 3 and keep only 2 and 4. Expected result: The buggy &lt;= function passes those remaining tests. Reason: Both procedures agree away from the equality boundary."/>
             <wp:cNvGraphicFramePr>
               <a:graphicFrameLocks noChangeAspect="1"/>
             </wp:cNvGraphicFramePr>
@@ -4907,7 +5060,7 @@
                     <pic:cNvPicPr/>
                   </pic:nvPicPr>
                   <pic:blipFill>
-                    <a:blip r:embed="rId13"/>
+                    <a:blip r:embed="rId14"/>
                     <a:stretch>
                       <a:fillRect/>
                     </a:stretch>
@@ -4963,7 +5116,6 @@
     <w:p>
       <w:pPr>
         <w:spacing w:line="336" w:lineRule="auto" w:after="180"/>
-        <w:shd w:fill="F5F1FB"/>
       </w:pPr>
       <w:r>
         <w:rPr>
@@ -4974,51 +5126,41 @@
     </w:p>
     <w:p>
       <w:pPr>
-        <w:pStyle w:val="Heading3"/>
-      </w:pPr>
-      <w:r>
-        <w:t>Discuss while showing the picture</w:t>
+        <w:spacing w:line="336" w:lineRule="auto" w:after="180"/>
+      </w:pPr>
+      <w:r>
+        <w:rPr>
+          <w:b w:val="0"/>
+        </w:rPr>
+        <w:t>Teacher prompt: Predict before checking the worked changed-case result. Name what changed and what the supplied facts allow you to conclude. Ask learners to describe one label or arrow in ordinary words.</w:t>
       </w:r>
     </w:p>
     <w:p>
       <w:pPr>
         <w:spacing w:line="336" w:lineRule="auto" w:after="180"/>
-        <w:shd w:fill="F1F6F8"/>
       </w:pPr>
       <w:r>
         <w:rPr>
           <w:b w:val="0"/>
         </w:rPr>
-        <w:t>Teacher prompt: Predict before checking the worked changed-case result. Name what changed and what the supplied facts allow you to conclude. Ask learners to describe one label or arrow in ordinary words.</w:t>
+        <w:t xml:space="preserve">Use the adjacent transcript if the image is difficult to see. Changed-case reasoning: Both procedures agree away from the equality </w:t>
+      </w:r>
+      <w:r>
+        <w:rPr>
+          <w:b/>
+        </w:rPr>
+        <w:t>boundary</w:t>
+      </w:r>
+      <w:r>
+        <w:rPr>
+          <w:b w:val="0"/>
+        </w:rPr>
+        <w:t>.</w:t>
       </w:r>
     </w:p>
     <w:p>
       <w:pPr>
-        <w:spacing w:line="336" w:lineRule="auto" w:after="180"/>
-        <w:shd w:fill="F1F6F8"/>
-      </w:pPr>
-      <w:r>
-        <w:rPr>
-          <w:b w:val="0"/>
-        </w:rPr>
-        <w:t xml:space="preserve">Use the adjacent transcript if the image is difficult to see. Changed-case reasoning: Both procedures agree away from the equality </w:t>
-      </w:r>
-      <w:r>
-        <w:rPr>
-          <w:b/>
-        </w:rPr>
-        <w:t>boundary</w:t>
-      </w:r>
-      <w:r>
-        <w:rPr>
-          <w:b w:val="0"/>
-        </w:rPr>
-        <w:t>.</w:t>
-      </w:r>
-    </w:p>
-    <w:p>
-      <w:pPr>
-        <w:pStyle w:val="Heading3"/>
+        <w:pStyle w:val="Heading2"/>
       </w:pPr>
       <w:r>
         <w:t>05. Connect the explanation to its limit</w:t>
@@ -5029,7 +5171,7 @@
         <w:drawing>
           <wp:inline xmlns:a="http://schemas.openxmlformats.org/drawingml/2006/main" xmlns:pic="http://schemas.openxmlformats.org/drawingml/2006/picture">
             <wp:extent cx="5486400" cy="2834640"/>
-            <wp:docPr id="6" name="Picture 6" descr="A revealing test distinguishes a correct implementation from a plausible mistake. Checking only values far from the boundary would miss this inclusive-versus-strict bug. Limit: Passing these cases does not prove correctness for every type or input; the contract and coverage determine what was actually checked."/>
+            <wp:docPr id="8" name="Picture 8" descr="A revealing test distinguishes a correct implementation from a plausible mistake. Checking only values far from the boundary would miss this inclusive-versus-strict bug. Limit: Passing these cases does not prove correctness for every type or input; the contract and coverage determine what was actually checked."/>
             <wp:cNvGraphicFramePr>
               <a:graphicFrameLocks noChangeAspect="1"/>
             </wp:cNvGraphicFramePr>
@@ -5041,7 +5183,7 @@
                     <pic:cNvPicPr/>
                   </pic:nvPicPr>
                   <pic:blipFill>
-                    <a:blip r:embed="rId14"/>
+                    <a:blip r:embed="rId15"/>
                     <a:stretch>
                       <a:fillRect/>
                     </a:stretch>
@@ -5109,7 +5251,6 @@
     <w:p>
       <w:pPr>
         <w:spacing w:line="336" w:lineRule="auto" w:after="180"/>
-        <w:shd w:fill="F5F1FB"/>
       </w:pPr>
       <w:r>
         <w:rPr>
@@ -5120,51 +5261,41 @@
     </w:p>
     <w:p>
       <w:pPr>
-        <w:pStyle w:val="Heading3"/>
-      </w:pPr>
-      <w:r>
-        <w:t>Discuss while showing the picture</w:t>
+        <w:spacing w:line="336" w:lineRule="auto" w:after="180"/>
+      </w:pPr>
+      <w:r>
+        <w:rPr>
+          <w:b w:val="0"/>
+        </w:rPr>
+        <w:t>Teacher prompt: Explain the case, then point to a limit on the claim. Ask learners to describe one label or arrow in ordinary words. Use the adjacent transcript if the image is difficult to see.</w:t>
       </w:r>
     </w:p>
     <w:p>
       <w:pPr>
         <w:spacing w:line="336" w:lineRule="auto" w:after="180"/>
-        <w:shd w:fill="F1F6F8"/>
       </w:pPr>
       <w:r>
         <w:rPr>
           <w:b w:val="0"/>
         </w:rPr>
-        <w:t>Teacher prompt: Explain the case, then point to a limit on the claim. Ask learners to describe one label or arrow in ordinary words. Use the adjacent transcript if the image is difficult to see.</w:t>
+        <w:t xml:space="preserve">Keep the stated scope: Passing these cases does not prove correctness for every type or </w:t>
+      </w:r>
+      <w:r>
+        <w:rPr>
+          <w:b/>
+        </w:rPr>
+        <w:t>input</w:t>
+      </w:r>
+      <w:r>
+        <w:rPr>
+          <w:b w:val="0"/>
+        </w:rPr>
+        <w:t>; the contract and coverage determine what was actually checked.</w:t>
       </w:r>
     </w:p>
     <w:p>
       <w:pPr>
-        <w:spacing w:line="336" w:lineRule="auto" w:after="180"/>
-        <w:shd w:fill="F1F6F8"/>
-      </w:pPr>
-      <w:r>
-        <w:rPr>
-          <w:b w:val="0"/>
-        </w:rPr>
-        <w:t xml:space="preserve">Keep the stated scope: Passing these cases does not prove correctness for every type or </w:t>
-      </w:r>
-      <w:r>
-        <w:rPr>
-          <w:b/>
-        </w:rPr>
-        <w:t>input</w:t>
-      </w:r>
-      <w:r>
-        <w:rPr>
-          <w:b w:val="0"/>
-        </w:rPr>
-        <w:t>; the contract and coverage determine what was actually checked.</w:t>
-      </w:r>
-    </w:p>
-    <w:p>
-      <w:pPr>
-        <w:pStyle w:val="Heading3"/>
+        <w:pStyle w:val="Heading2"/>
       </w:pPr>
       <w:r>
         <w:t>06. Make the idea visible in your project</w:t>
@@ -5175,7 +5306,7 @@
         <w:drawing>
           <wp:inline xmlns:a="http://schemas.openxmlformats.org/drawingml/2006/main" xmlns:pic="http://schemas.openxmlformats.org/drawingml/2006/picture">
             <wp:extent cx="5486400" cy="3681984"/>
-            <wp:docPr id="7" name="Picture 7" descr="For Python readiness before the Responsible Plant Classifier, retain a trace of the values, the predicted outputs and the changed-case explanation. Use actual Python 3 results to check the prediction after reasoning first. Draw your input, deciding step, result and limit. Supported question: Predict the three correct outputs. Which test first catches &lt;=, and why do tests at only two and four miss the bug?"/>
+            <wp:docPr id="9" name="Picture 9" descr="For Python readiness before the Responsible Plant Classifier, retain a trace of the values, the predicted outputs and the changed-case explanation. Use actual Python 3 results to check the prediction after reasoning first. Draw your input, deciding step, result and limit. Supported question: Predict the three correct outputs. Which test first catches &lt;=, and why do tests at only two and four miss the bug?"/>
             <wp:cNvGraphicFramePr>
               <a:graphicFrameLocks noChangeAspect="1"/>
             </wp:cNvGraphicFramePr>
@@ -5187,7 +5318,7 @@
                     <pic:cNvPicPr/>
                   </pic:nvPicPr>
                   <pic:blipFill>
-                    <a:blip r:embed="rId15"/>
+                    <a:blip r:embed="rId16"/>
                     <a:stretch>
                       <a:fillRect/>
                     </a:stretch>
@@ -5279,7 +5410,6 @@
     <w:p>
       <w:pPr>
         <w:spacing w:line="336" w:lineRule="auto" w:after="180"/>
-        <w:shd w:fill="F5F1FB"/>
       </w:pPr>
       <w:r>
         <w:rPr>
@@ -5302,70 +5432,139 @@
     </w:p>
     <w:p>
       <w:pPr>
-        <w:pStyle w:val="Heading3"/>
-      </w:pPr>
-      <w:r>
-        <w:t>Discuss while showing the picture</w:t>
+        <w:spacing w:line="336" w:lineRule="auto" w:after="180"/>
+      </w:pPr>
+      <w:r>
+        <w:rPr>
+          <w:b w:val="0"/>
+        </w:rPr>
+        <w:t xml:space="preserve">Teacher prompt: Draw your project trace and justify the deciding step using </w:t>
+      </w:r>
+      <w:r>
+        <w:rPr>
+          <w:b/>
+        </w:rPr>
+        <w:t>evidence</w:t>
+      </w:r>
+      <w:r>
+        <w:rPr>
+          <w:b w:val="0"/>
+        </w:rPr>
+        <w:t>. Ask learners to describe one label or arrow in ordinary words. Use the adjacent transcript if the image is difficult to see.</w:t>
       </w:r>
     </w:p>
     <w:p>
       <w:pPr>
         <w:spacing w:line="336" w:lineRule="auto" w:after="180"/>
-        <w:shd w:fill="F1F6F8"/>
       </w:pPr>
       <w:r>
         <w:rPr>
           <w:b w:val="0"/>
         </w:rPr>
-        <w:t xml:space="preserve">Teacher prompt: Draw your project trace and justify the deciding step using </w:t>
+        <w:t xml:space="preserve">Supported practice key: Expected </w:t>
       </w:r>
       <w:r>
         <w:rPr>
           <w:b/>
         </w:rPr>
-        <w:t>evidence</w:t>
+        <w:t>output</w:t>
       </w:r>
       <w:r>
         <w:rPr>
           <w:b w:val="0"/>
         </w:rPr>
-        <w:t>. Ask learners to describe one label or arrow in ordinary words. Use the adjacent transcript if the image is difficult to see.</w:t>
+        <w:t xml:space="preserve">s are True, False, False. The equality </w:t>
+      </w:r>
+      <w:r>
+        <w:rPr>
+          <w:b/>
+        </w:rPr>
+        <w:t>input</w:t>
+      </w:r>
+      <w:r>
+        <w:rPr>
+          <w:b w:val="0"/>
+        </w:rPr>
+        <w:t xml:space="preserve"> 3 is the first failure for &lt;=. At 2 and 4 the strict and inclusive comparisons agree.</w:t>
       </w:r>
     </w:p>
     <w:p>
       <w:pPr>
+        <w:pStyle w:val="Heading2"/>
+      </w:pPr>
+      <w:r>
+        <w:t>Earlier wording, alternatives and picture transcripts · reference / check after trying</w:t>
+      </w:r>
+    </w:p>
+    <w:p>
+      <w:pPr>
         <w:spacing w:line="336" w:lineRule="auto" w:after="180"/>
-        <w:shd w:fill="F1F6F8"/>
       </w:pPr>
       <w:r>
         <w:rPr>
           <w:b w:val="0"/>
         </w:rPr>
-        <w:t xml:space="preserve">Supported practice key: Expected </w:t>
+        <w:t xml:space="preserve">Use one picture at a time. Hide a worked result before asking for a </w:t>
       </w:r>
       <w:r>
         <w:rPr>
           <w:b/>
         </w:rPr>
-        <w:t>output</w:t>
+        <w:t>prediction</w:t>
       </w:r>
       <w:r>
         <w:rPr>
           <w:b w:val="0"/>
         </w:rPr>
-        <w:t xml:space="preserve">s are True, False, False. The equality </w:t>
-      </w:r>
-      <w:r>
-        <w:rPr>
-          <w:b/>
-        </w:rPr>
-        <w:t>input</w:t>
-      </w:r>
-      <w:r>
-        <w:rPr>
-          <w:b w:val="0"/>
-        </w:rPr>
-        <w:t xml:space="preserve"> 3 is the first failure for &lt;=. At 2 and 4 the strict and inclusive comparisons agree.</w:t>
+        <w:t>, then reveal it for feedback. These are supported teaching cases; retain the separate independent assessment for a fresh first attempt.</w:t>
+      </w:r>
+    </w:p>
+    <w:p>
+      <w:pPr>
+        <w:pStyle w:val="Heading3"/>
+      </w:pPr>
+      <w:r>
+        <w:t>01. Testing and debugging functions: the case</w:t>
+      </w:r>
+    </w:p>
+    <w:p>
+      <w:pPr>
+        <w:pStyle w:val="Heading3"/>
+      </w:pPr>
+      <w:r>
+        <w:t>02. Follow the deciding steps</w:t>
+      </w:r>
+    </w:p>
+    <w:p>
+      <w:pPr>
+        <w:pStyle w:val="Heading3"/>
+      </w:pPr>
+      <w:r>
+        <w:t>03. Follow the evidence</w:t>
+      </w:r>
+    </w:p>
+    <w:p>
+      <w:pPr>
+        <w:pStyle w:val="Heading3"/>
+      </w:pPr>
+      <w:r>
+        <w:t>04. Change one thing. Trace what follows.</w:t>
+      </w:r>
+    </w:p>
+    <w:p>
+      <w:pPr>
+        <w:pStyle w:val="Heading3"/>
+      </w:pPr>
+      <w:r>
+        <w:t>05. Connect the explanation to its limit</w:t>
+      </w:r>
+    </w:p>
+    <w:p>
+      <w:pPr>
+        <w:pStyle w:val="Heading3"/>
+      </w:pPr>
+      <w:r>
+        <w:t>06. Make the idea visible in your project</w:t>
       </w:r>
     </w:p>
     <w:sectPr>
